--- a/UV- und Neueinstellungsoptimierung.docx
+++ b/UV- und Neueinstellungsoptimierung.docx
@@ -59,7 +59,34 @@
         <w:spacing w:after="120"/>
       </w:pPr>
       <w:r>
-        <w:t xml:space="preserve">Ausgangspunkt sind die aus Untis übernommenen Daten: je Klasse das Fach mit seinen Wochenstunden (Blatt „Klassen“) und je Lehrkraft die unterrichtbaren Fächer (Tabelle Lehrerliste), das Soll-Deputat(Tabelle Lehrerliste), die Klassenleitung (Tabelle Lehrerliste) sowie Wünsche und bereits fixierte Zuweisungen (Tabelle KlassenUV und Klassen). Bei der Verteilung gelten harte Regeln, die nie verletzt werden: nur passende Fächer, kein Verstoß gegen einen Pflicht-Anti-Wunsch, höchstens zwei UV-Stunden je Lehrkraft, und fixierte Lehrkräfte bleiben fest. Innerhalb dieser Regeln wird eine möglichst ausgewogene Lösung gesucht: die Ist-Stunden nahe am Soll, Über- und Unterlast begrenzt, und Wünsche, Klassenleitung sowie die Kontinuität einer Klasse-Fach-Zuordnung fließen als Bewertung ein. (Siehe auch Parameter)</w:t>
+        <w:t xml:space="preserve">Ausgangspunkt sind die aus </w:t>
+      </w:r>
+      <w:proofErr w:type="spellStart"/>
+      <w:r>
+        <w:t>Untis</w:t>
+      </w:r>
+      <w:proofErr w:type="spellEnd"/>
+      <w:r>
+        <w:t xml:space="preserve"> übernommenen Daten: je Klasse das Fach mit seinen Wochenstunden (Blatt „Klassen“) und je Lehrkraft die unterrichtbaren Fächer (Tabelle Lehrerliste), das Soll-</w:t>
+      </w:r>
+      <w:proofErr w:type="gramStart"/>
+      <w:r>
+        <w:t>Deputat(</w:t>
+      </w:r>
+      <w:proofErr w:type="gramEnd"/>
+      <w:r>
+        <w:t xml:space="preserve">Tabelle Lehrerliste), die Klassenleitung (Tabelle Lehrerliste) sowie Wünsche und bereits fixierte Zuweisungen (Tabelle </w:t>
+      </w:r>
+      <w:proofErr w:type="spellStart"/>
+      <w:r>
+        <w:t>KlassenUV</w:t>
+      </w:r>
+      <w:proofErr w:type="spellEnd"/>
+      <w:r>
+        <w:t xml:space="preserve"> und Klassen). Bei der Verteilung gelten harte Regeln, die nie verletzt werden: nur passende Fächer, kein Verstoß gegen einen Pflicht-Anti-Wunsch, höchstens zwei UV-Stunden je Lehrkraft</w:t>
+      </w:r>
+      <w:r>
+        <w:t>, und fixierte Lehrkräfte bleiben fest. Innerhalb dieser Regeln wird eine möglichst ausgewogene Lösung gesucht: die Ist-Stunden nahe am Soll, Über- und Unterlast begrenzt, und Wünsche, Klassenleitung sowie die Kontinuität einer Klasse-Fach-Zuordnung fließen als Bewertung ein. (Siehe auch Parameter)</w:t>
       </w:r>
     </w:p>
     <w:p>
@@ -67,15 +94,28 @@
         <w:pStyle w:val="berschrift2"/>
       </w:pPr>
       <w:r>
-        <w:t xml:space="preserve">Datentabellen und Import aus Untis</w:t>
-      </w:r>
+        <w:t xml:space="preserve">Datentabellen und Import aus </w:t>
+      </w:r>
+      <w:proofErr w:type="spellStart"/>
+      <w:r>
+        <w:t>Untis</w:t>
+      </w:r>
+      <w:proofErr w:type="spellEnd"/>
     </w:p>
     <w:p>
       <w:pPr>
         <w:spacing w:after="120"/>
       </w:pPr>
       <w:r>
-        <w:t xml:space="preserve">Vier Tabellen bilden die Datengrundlage. Zwei enthalten Roh-Exporte aus Untis, zwei sind die aufbereiteten Tabellen, mit denen die Optimierung arbeitet:</w:t>
+        <w:t xml:space="preserve">Vier Tabellen bilden die Datengrundlage. Zwei enthalten Roh-Exporte aus </w:t>
+      </w:r>
+      <w:proofErr w:type="spellStart"/>
+      <w:r>
+        <w:t>Untis</w:t>
+      </w:r>
+      <w:proofErr w:type="spellEnd"/>
+      <w:r>
+        <w:t>, zwei sind die aufbereiteten Tabellen, mit denen die Optimierung arbeitet:</w:t>
       </w:r>
     </w:p>
     <w:p>
@@ -86,10 +126,40 @@
         <w:rPr>
           <w:b/>
         </w:rPr>
-        <w:t xml:space="preserve">Lehrer Stamm Untis – </w:t>
-      </w:r>
-      <w:r>
-        <w:t xml:space="preserve">Roh-Stammdaten der Lehrkräfte aus Untis (u. a. Name, Soll/Woche, Anrechnungen). Daraus berechnet das Makro „SollAnrechnungUebertragen“ die Soll-Anrechnungen und trägt sie in die Lehrerliste ein.</w:t>
+        <w:t xml:space="preserve">Lehrer Stamm </w:t>
+      </w:r>
+      <w:proofErr w:type="spellStart"/>
+      <w:r>
+        <w:rPr>
+          <w:b/>
+        </w:rPr>
+        <w:t>Untis</w:t>
+      </w:r>
+      <w:proofErr w:type="spellEnd"/>
+      <w:r>
+        <w:rPr>
+          <w:b/>
+        </w:rPr>
+        <w:t xml:space="preserve"> – </w:t>
+      </w:r>
+      <w:r>
+        <w:t xml:space="preserve">Roh-Stammdaten der Lehrkräfte aus </w:t>
+      </w:r>
+      <w:proofErr w:type="spellStart"/>
+      <w:r>
+        <w:t>Untis</w:t>
+      </w:r>
+      <w:proofErr w:type="spellEnd"/>
+      <w:r>
+        <w:t xml:space="preserve"> (u. a. Name, Soll/Woche, Anrechnungen). Daraus berechnet das Makro „</w:t>
+      </w:r>
+      <w:proofErr w:type="spellStart"/>
+      <w:r>
+        <w:t>SollAnrechnungUebertragen</w:t>
+      </w:r>
+      <w:proofErr w:type="spellEnd"/>
+      <w:r>
+        <w:t>“ die Soll-Anrechnungen und trägt sie in die Lehrerliste ein.</w:t>
       </w:r>
     </w:p>
     <w:p>
@@ -103,21 +173,37 @@
         <w:t xml:space="preserve">Lehrerliste – </w:t>
       </w:r>
       <w:r>
-        <w:t xml:space="preserve">die eigentliche Lehrer-Stammliste, die die Optimierung liest: je Lehrkraft der Name, die unterrichtbaren Fächer, die Klassenleitung und das Soll-Deputat (Soll-Anrechnungen). Optional lassen sich hier lehrerindividuelle Grenzen (Max-Überlast/Max-Unterlast) eintragen.</w:t>
+        <w:t>die eigentliche Lehrer-Stammliste, die die Optimierung liest: je Lehrkraft der Name, die unterrichtbaren Fächer, die Klassenleitung und das Soll-Deputat (Soll-Anrechnungen). Optional lassen sich hier lehrerindividuelle Grenzen (Max-Überlast/Max-Unterlast) eintragen.</w:t>
       </w:r>
     </w:p>
     <w:p>
       <w:pPr>
         <w:spacing w:after="80"/>
       </w:pPr>
-      <w:r>
-        <w:rPr>
-          <w:b/>
-        </w:rPr>
-        <w:t xml:space="preserve">KlassenUV – </w:t>
-      </w:r>
-      <w:r>
-        <w:t xml:space="preserve">der Roh-Import der Unterrichtsverteilung aus Untis. Reine Eingangstabelle; hier werden nur die fest vorzugebenden Lehrkräfte gesetzt.</w:t>
+      <w:proofErr w:type="spellStart"/>
+      <w:r>
+        <w:rPr>
+          <w:b/>
+        </w:rPr>
+        <w:t>KlassenUV</w:t>
+      </w:r>
+      <w:proofErr w:type="spellEnd"/>
+      <w:r>
+        <w:rPr>
+          <w:b/>
+        </w:rPr>
+        <w:t xml:space="preserve"> – </w:t>
+      </w:r>
+      <w:r>
+        <w:t xml:space="preserve">der Roh-Import der Unterrichtsverteilung aus </w:t>
+      </w:r>
+      <w:proofErr w:type="spellStart"/>
+      <w:r>
+        <w:t>Untis</w:t>
+      </w:r>
+      <w:proofErr w:type="spellEnd"/>
+      <w:r>
+        <w:t>. Reine Eingangstabelle; hier werden nur die fest vorzugebenden Lehrkräfte gesetzt.</w:t>
       </w:r>
     </w:p>
     <w:p>
@@ -131,7 +217,7 @@
         <w:t xml:space="preserve">Klassen – </w:t>
       </w:r>
       <w:r>
-        <w:t xml:space="preserve">die aufbereitete Tabelle mit Klasse, Fach, Wochenstunden, fixierter Lehrkraft und den Ergebnisspalten. Nur auf diese Tabelle bezieht sich die Optimierung.</w:t>
+        <w:t>die aufbereitete Tabelle mit Klasse, Fach, Wochenstunden, fixierter Lehrkraft und den Ergebnisspalten. Nur auf diese Tabelle bezieht sich die Optimierung.</w:t>
       </w:r>
     </w:p>
     <w:p>
@@ -139,7 +225,15 @@
         <w:spacing w:after="120"/>
       </w:pPr>
       <w:r>
-        <w:t xml:space="preserve">Der Import aus Untis läuft in wenigen Schritten:</w:t>
+        <w:t xml:space="preserve">Der Import aus </w:t>
+      </w:r>
+      <w:proofErr w:type="spellStart"/>
+      <w:r>
+        <w:t>Untis</w:t>
+      </w:r>
+      <w:proofErr w:type="spellEnd"/>
+      <w:r>
+        <w:t xml:space="preserve"> läuft in wenigen Schritten:</w:t>
       </w:r>
     </w:p>
     <w:p>
@@ -154,7 +248,23 @@
         <w:t xml:space="preserve">1. </w:t>
       </w:r>
       <w:r>
-        <w:t xml:space="preserve">In Untis die Tabelle „Unterricht-Alle“ öffnen und ihren Inhalt per Copy &amp; Paste in das Blatt „KlassenUV“ einfügen.</w:t>
+        <w:t xml:space="preserve">In </w:t>
+      </w:r>
+      <w:proofErr w:type="spellStart"/>
+      <w:r>
+        <w:t>Untis</w:t>
+      </w:r>
+      <w:proofErr w:type="spellEnd"/>
+      <w:r>
+        <w:t xml:space="preserve"> die Tabelle „Unterricht-Alle“ öffnen und ihren Inhalt per Copy &amp; Paste in das Blatt „</w:t>
+      </w:r>
+      <w:proofErr w:type="spellStart"/>
+      <w:r>
+        <w:t>KlassenUV</w:t>
+      </w:r>
+      <w:proofErr w:type="spellEnd"/>
+      <w:r>
+        <w:t>“ einfügen.</w:t>
       </w:r>
     </w:p>
     <w:p>
@@ -169,7 +279,15 @@
         <w:t xml:space="preserve">2. </w:t>
       </w:r>
       <w:r>
-        <w:t xml:space="preserve">In „KlassenUV“ in der Spalte „Lehrer“ nur die fest vorgegebenen (zu fixierenden) Lehrkräfte stehen lassen. Bei allen übrigen Zeilen den Lehrer löschen oder durch „?“ ersetzen; nicht benötigte Unterrichtszeilen können ganz gelöscht werden.</w:t>
+        <w:t>In „</w:t>
+      </w:r>
+      <w:proofErr w:type="spellStart"/>
+      <w:r>
+        <w:t>KlassenUV</w:t>
+      </w:r>
+      <w:proofErr w:type="spellEnd"/>
+      <w:r>
+        <w:t>“ in der Spalte „Lehrer“ nur die fest vorgegebenen (zu fixierenden) Lehrkräfte stehen lassen. Bei allen übrigen Zeilen den Lehrer löschen oder durch „?“ ersetzen; nicht benötigte Unterrichtszeilen können ganz gelöscht werden.</w:t>
       </w:r>
     </w:p>
     <w:p>
@@ -184,7 +302,23 @@
         <w:t xml:space="preserve">3. </w:t>
       </w:r>
       <w:r>
-        <w:t xml:space="preserve">Das Makro „Untisimport nach Klassen“ ausführen. Es überträgt „KlassenUV“ in die Tabelle „Klassen“; die fest vorgegebenen Lehrkräfte landen dort in der Spalte „Fix“.</w:t>
+        <w:t>Das Makro „</w:t>
+      </w:r>
+      <w:proofErr w:type="spellStart"/>
+      <w:r>
+        <w:t>Untisimport</w:t>
+      </w:r>
+      <w:proofErr w:type="spellEnd"/>
+      <w:r>
+        <w:t xml:space="preserve"> nach Klassen“ ausführen. Es überträgt „</w:t>
+      </w:r>
+      <w:proofErr w:type="spellStart"/>
+      <w:r>
+        <w:t>KlassenUV</w:t>
+      </w:r>
+      <w:proofErr w:type="spellEnd"/>
+      <w:r>
+        <w:t>“ in die Tabelle „Klassen“; die fest vorgegebenen Lehrkräfte landen dort in der Spalte „Fix“.</w:t>
       </w:r>
     </w:p>
     <w:p>
@@ -199,7 +333,23 @@
         <w:t xml:space="preserve">4. </w:t>
       </w:r>
       <w:r>
-        <w:t xml:space="preserve">Die Lehrerdaten aktualisieren: „SollAnrechnungUebertragen“ überträgt die Soll-Anrechnungen aus „Lehrer Stamm Untis“ in die Lehrerliste; dort zusätzlich die unterrichtbaren Fächer und die Klassenleitungen prüfen und ergänzen.</w:t>
+        <w:t>Die Lehrerdaten aktualisieren: „</w:t>
+      </w:r>
+      <w:proofErr w:type="spellStart"/>
+      <w:r>
+        <w:t>SollAnrechnungUebertragen</w:t>
+      </w:r>
+      <w:proofErr w:type="spellEnd"/>
+      <w:r>
+        <w:t xml:space="preserve">“ überträgt die Soll-Anrechnungen aus „Lehrer Stamm </w:t>
+      </w:r>
+      <w:proofErr w:type="spellStart"/>
+      <w:r>
+        <w:t>Untis</w:t>
+      </w:r>
+      <w:proofErr w:type="spellEnd"/>
+      <w:r>
+        <w:t>“ in die Lehrerliste; dort zusätzlich die unterrichtbaren Fächer und die Klassenleitungen prüfen und ergänzen.</w:t>
       </w:r>
     </w:p>
     <w:p>
@@ -214,7 +364,7 @@
         <w:t xml:space="preserve">5. </w:t>
       </w:r>
       <w:r>
-        <w:t xml:space="preserve">Damit ist die Tabelle „Klassen“ der alleinige Ausgangspunkt der Optimierung. Für das C#-Programm die Datei speichern und schließen, das Programm starten und die Datei laden; in der Excel-Variante genügt der Start des jeweiligen Makros.</w:t>
+        <w:t>Damit ist die Tabelle „Klassen“ der alleinige Ausgangspunkt der Optimierung. Für das C#-Programm die Datei speichern und schließen, das Programm starten und die Datei laden; in der Excel-Variante genügt der Start des jeweiligen Makros.</w:t>
       </w:r>
     </w:p>
     <w:p>
@@ -228,7 +378,15 @@
         <w:t xml:space="preserve">Fixierung nur über Spalte „Fix“: </w:t>
       </w:r>
       <w:r>
-        <w:t xml:space="preserve">Fest vorgegebene Lehrkräfte wirken ausschließlich über die Spalte „Fix“ in „Klassen“ (sie entsteht aus dem Lehrer in „KlassenUV“). Ein Name, der nur in einer Ergebnisspalte „Lehrer (L1)“ steht, wird beim Optimieren ignoriert und überschrieben.</w:t>
+        <w:t>Fest vorgegebene Lehrkräfte wirken ausschließlich über die Spalte „Fix“ in „Klassen“ (sie entsteht aus dem Lehrer in „</w:t>
+      </w:r>
+      <w:proofErr w:type="spellStart"/>
+      <w:r>
+        <w:t>KlassenUV</w:t>
+      </w:r>
+      <w:proofErr w:type="spellEnd"/>
+      <w:r>
+        <w:t>“). Ein Name, der nur in einer Ergebnisspalte „Lehrer (L1)“ steht, wird beim Optimieren ignoriert und überschrieben.</w:t>
       </w:r>
     </w:p>
     <w:p>
@@ -242,7 +400,23 @@
         <w:t xml:space="preserve">Makros starten: </w:t>
       </w:r>
       <w:r>
-        <w:t xml:space="preserve">Die wichtigsten Aktionen lassen sich über die Buttons im Blatt „Inhalt“ auslösen (u. a. Optimieren, Nachträgliche Verbesserung, Bedarfsanalyse, Simulation, die Untis-Importe, SollAnrechnungUebertragen sowie die Engpass-Analysen). Alternativ über „Ansicht → Makros“ bzw. Alt+F8.</w:t>
+        <w:t xml:space="preserve">Die wichtigsten Aktionen lassen sich über die Buttons im Blatt „Inhalt“ auslösen (u. a. Optimieren, Nachträgliche Verbesserung, Bedarfsanalyse, Simulation, die </w:t>
+      </w:r>
+      <w:proofErr w:type="spellStart"/>
+      <w:r>
+        <w:t>Untis</w:t>
+      </w:r>
+      <w:proofErr w:type="spellEnd"/>
+      <w:r>
+        <w:t xml:space="preserve">-Importe, </w:t>
+      </w:r>
+      <w:proofErr w:type="spellStart"/>
+      <w:r>
+        <w:t>SollAnrechnungUebertragen</w:t>
+      </w:r>
+      <w:proofErr w:type="spellEnd"/>
+      <w:r>
+        <w:t xml:space="preserve"> sowie die Engpass-Analysen). Alternativ über „Ansicht → Makros“ bzw. Alt+F8.</w:t>
       </w:r>
     </w:p>
     <w:p>
@@ -258,7 +432,40 @@
         <w:spacing w:after="120"/>
       </w:pPr>
       <w:r>
-        <w:t>Drei Solver stehen zur Wahl: Simulated Annealing und Backtracking (beide auch in den Excel-Makros) sowie CP-SAT aus Google OR-Tools. CP-SAT ist der Standard – es optimiert exakt und hält die Toleranz- und Überlastgrenzen, auf Wunsch auch als harte Schranken, zuverlässig ein. Simulated Annealing arbeitet zufallsbasiert (mehrere Läufe, bester zählt), Backtracking deterministisch mit Constraint-Propagation.</w:t>
+        <w:lastRenderedPageBreak/>
+        <w:t xml:space="preserve">Drei Solver stehen zur Wahl: </w:t>
+      </w:r>
+      <w:proofErr w:type="spellStart"/>
+      <w:r>
+        <w:t>Simulated</w:t>
+      </w:r>
+      <w:proofErr w:type="spellEnd"/>
+      <w:r>
+        <w:t xml:space="preserve"> </w:t>
+      </w:r>
+      <w:proofErr w:type="spellStart"/>
+      <w:r>
+        <w:t>Annealing</w:t>
+      </w:r>
+      <w:proofErr w:type="spellEnd"/>
+      <w:r>
+        <w:t xml:space="preserve"> und Backtracking (beide auch in den Excel-Makros) sowie CP-SAT aus Google OR-Tools. CP-SAT ist der Standard – es optimiert exakt und hält die Toleranz- und Überlastgrenzen, auf Wunsch auch als harte Schranken, zuverlässig ein. </w:t>
+      </w:r>
+      <w:proofErr w:type="spellStart"/>
+      <w:r>
+        <w:t>Simulated</w:t>
+      </w:r>
+      <w:proofErr w:type="spellEnd"/>
+      <w:r>
+        <w:t xml:space="preserve"> </w:t>
+      </w:r>
+      <w:proofErr w:type="spellStart"/>
+      <w:r>
+        <w:t>Annealing</w:t>
+      </w:r>
+      <w:proofErr w:type="spellEnd"/>
+      <w:r>
+        <w:t xml:space="preserve"> arbeitet zufallsbasiert (mehrere Läufe, bester zählt), Backtracking deterministisch mit Constraint-Propagation.</w:t>
       </w:r>
     </w:p>
     <w:p>
@@ -274,17 +481,133 @@
         <w:spacing w:after="120"/>
       </w:pPr>
       <w:r>
-        <w:t xml:space="preserve">Tabelle KlassenUV kann bspw. copy&amp;paste mit den Daten der Tabelle Unterricht-Alle aus Untis befüllt werden. In Spalte Lehrerlässt man feststehende Lehrerzuordnungen stehen. Der Rest sollte gelöscht oder mit ? versehen werden. Irrelevante Unterrichtszeilen können einfach gelöscht werden. Das Makro Untisimport nach Klassen überträgt die KlassenUV in Tabelle Klassen, die Ausgangspunkt für die Optimierung ist. Die feststehenden Lehrer stehen dort in Spalte Fix. Nun die Exceldatei speichern und schließen und das Programm Unterrichtsoptimierung starten. Dort die Datei laden.</w:t>
+        <w:t xml:space="preserve">Tabelle </w:t>
+      </w:r>
+      <w:proofErr w:type="spellStart"/>
+      <w:r>
+        <w:t>KlassenUV</w:t>
+      </w:r>
+      <w:proofErr w:type="spellEnd"/>
+      <w:r>
+        <w:t xml:space="preserve"> kann bspw. </w:t>
+      </w:r>
+      <w:proofErr w:type="spellStart"/>
+      <w:r>
+        <w:t>copy&amp;paste</w:t>
+      </w:r>
+      <w:proofErr w:type="spellEnd"/>
+      <w:r>
+        <w:t xml:space="preserve"> mit den Daten der Tabelle Unterricht-Alle aus </w:t>
+      </w:r>
+      <w:proofErr w:type="spellStart"/>
+      <w:r>
+        <w:t>Untis</w:t>
+      </w:r>
+      <w:proofErr w:type="spellEnd"/>
+      <w:r>
+        <w:t xml:space="preserve"> befüllt werden. In Spalte Lehrerlässt man feststehende Lehrerzuordnungen stehen. Der Rest sollte gelöscht oder </w:t>
+      </w:r>
+      <w:proofErr w:type="gramStart"/>
+      <w:r>
+        <w:t>mit ?</w:t>
+      </w:r>
+      <w:proofErr w:type="gramEnd"/>
+      <w:r>
+        <w:t xml:space="preserve"> versehen werden. Irrelevante Unterrichtszeilen können einfach gelöscht werden. Das Makro </w:t>
+      </w:r>
+      <w:proofErr w:type="spellStart"/>
+      <w:r>
+        <w:t>Untisimport</w:t>
+      </w:r>
+      <w:proofErr w:type="spellEnd"/>
+      <w:r>
+        <w:t xml:space="preserve"> nach Klassen überträgt die </w:t>
+      </w:r>
+      <w:proofErr w:type="spellStart"/>
+      <w:r>
+        <w:t>KlassenUV</w:t>
+      </w:r>
+      <w:proofErr w:type="spellEnd"/>
+      <w:r>
+        <w:t xml:space="preserve"> in Tabelle Klassen, die Ausgangspunkt für die Optimierung ist. Die feststehenden Lehrer stehen dort in Spalte Fix. Nun die Exceldatei speichern und schließen und das Programm Unterrichtsoptimierung starten. Dort die Datei laden.</w:t>
+      </w:r>
+      <w:r>
         <w:br/>
         <w:t>Ein Optimierungslauf schreibt die zugeteilten Lehrkräfte in das Blatt „Klassen“ (Spalte „Lehrer (L1)“, bei Bedarf eine zweite Variante daneben) und erzeugt die Diagnoseblätter, die Auslastung, Über- und Unterlast, unbesetzte Stunden und die Erfüllung der Wünsche zeigen – genau die Überlastwerte, die Teil B als Leitsignal nutzt. Optional gleicht eine nachträgliche Verbesserung die Last weiter aus. Gesteuert wird alles über das Blatt „Parameter“: Toleranz für die Soll-Überschreitung, Gewichte für Wünsche, Klassenleitung und Kontinuität, das Zeitlimit sowie globale und lehrerindividuelle Grenzen für Über- und Unterlast.</w:t>
       </w:r>
+      <w:r>
+        <w:br/>
+        <w:t>Zum Schluss</w:t>
+      </w:r>
+      <w:r>
+        <w:t xml:space="preserve"> Reimport in </w:t>
+      </w:r>
+      <w:proofErr w:type="spellStart"/>
+      <w:r>
+        <w:t>Untisdatei</w:t>
+      </w:r>
+      <w:proofErr w:type="spellEnd"/>
+      <w:r>
+        <w:t xml:space="preserve"> mit dem Makro </w:t>
+      </w:r>
+      <w:r>
+        <w:t>GPU002_LehrerExport</w:t>
+      </w:r>
+      <w:r>
+        <w:t xml:space="preserve">. Es liest die aktuelle aus </w:t>
+      </w:r>
+      <w:proofErr w:type="spellStart"/>
+      <w:r>
+        <w:t>Untis</w:t>
+      </w:r>
+      <w:proofErr w:type="spellEnd"/>
+      <w:r>
+        <w:t xml:space="preserve"> exportierte UV-Datei </w:t>
+      </w:r>
+      <w:r>
+        <w:t>GPU002 ein</w:t>
+      </w:r>
+      <w:r>
+        <w:t xml:space="preserve"> und </w:t>
+      </w:r>
+      <w:r>
+        <w:t xml:space="preserve">tauscht alle Lehrer gegen die aus Lösung </w:t>
+      </w:r>
+      <w:r>
+        <w:t xml:space="preserve">1. Die geänderte </w:t>
+      </w:r>
+      <w:proofErr w:type="spellStart"/>
+      <w:r>
+        <w:t>gpu</w:t>
+      </w:r>
+      <w:proofErr w:type="spellEnd"/>
+      <w:r>
+        <w:t xml:space="preserve">-Datei anschließend wieder nach </w:t>
+      </w:r>
+      <w:proofErr w:type="spellStart"/>
+      <w:r>
+        <w:t>Untis</w:t>
+      </w:r>
+      <w:proofErr w:type="spellEnd"/>
+      <w:r>
+        <w:t xml:space="preserve"> importieren</w:t>
+      </w:r>
+      <w:r>
+        <w:t>.</w:t>
+      </w:r>
+      <w:r>
+        <w:t xml:space="preserve"> </w:t>
+      </w:r>
+      <w:r>
+        <w:t xml:space="preserve"> </w:t>
+      </w:r>
     </w:p>
     <w:p>
       <w:pPr>
         <w:pStyle w:val="berschrift2"/>
       </w:pPr>
       <w:r>
-        <w:t xml:space="preserve">Parameter</w:t>
+        <w:t>Parameter</w:t>
       </w:r>
     </w:p>
     <w:p>
@@ -292,12 +615,11 @@
         <w:spacing w:after="120"/>
       </w:pPr>
       <w:r>
-        <w:t xml:space="preserve">Das Blatt „Parameter“ steuert das Verhalten der Optimierung. Werte stehen in der Spalte „Wert“; die verwendeten Werte werden nach einem Lauf in die Ergebnisdatei zurückgeschrieben. Die wichtigsten Größen:</w:t>
+        <w:t>Das Blatt „Parameter“ steuert das Verhalten der Optimierung. Werte stehen in der Spalte „Wert“; die verwendeten Werte werden nach einem Lauf in die Ergebnisdatei zurückgeschrieben. Die wichtigsten Größen:</w:t>
       </w:r>
     </w:p>
     <w:tbl>
       <w:tblPr>
-        <w:tblStyle w:val="Tabellenraster"/>
         <w:tblW w:w="5000" w:type="pct"/>
         <w:tblBorders>
           <w:top w:val="single" w:sz="4" w:space="0" w:color="AAAAAA"/>
@@ -310,8 +632,8 @@
         <w:tblLook w:val="04A0" w:firstRow="1" w:lastRow="0" w:firstColumn="1" w:lastColumn="0" w:noHBand="0" w:noVBand="1"/>
       </w:tblPr>
       <w:tblGrid>
-        <w:gridCol w:w="2900"/>
-        <w:gridCol w:w="6100"/>
+        <w:gridCol w:w="2352"/>
+        <w:gridCol w:w="7276"/>
       </w:tblGrid>
       <w:tr>
         <w:tc>
@@ -320,14 +642,11 @@
             <w:shd w:val="clear" w:color="auto" w:fill="D9E1F2"/>
           </w:tcPr>
           <w:p>
-            <w:pPr>
-              <w:spacing w:after="0"/>
-            </w:pPr>
-            <w:r>
-              <w:rPr>
-                <w:b/>
-              </w:rPr>
-              <w:t xml:space="preserve">Parameter</w:t>
+            <w:r>
+              <w:rPr>
+                <w:b/>
+              </w:rPr>
+              <w:t>Parameter</w:t>
             </w:r>
           </w:p>
         </w:tc>
@@ -337,14 +656,11 @@
             <w:shd w:val="clear" w:color="auto" w:fill="D9E1F2"/>
           </w:tcPr>
           <w:p>
-            <w:pPr>
-              <w:spacing w:after="0"/>
-            </w:pPr>
-            <w:r>
-              <w:rPr>
-                <w:b/>
-              </w:rPr>
-              <w:t xml:space="preserve">Bedeutung</w:t>
+            <w:r>
+              <w:rPr>
+                <w:b/>
+              </w:rPr>
+              <w:t>Bedeutung</w:t>
             </w:r>
           </w:p>
         </w:tc>
@@ -352,19 +668,17 @@
       <w:tr>
         <w:tc>
           <w:tcPr>
+            <w:tcW w:w="0" w:type="auto"/>
             <w:gridSpan w:val="2"/>
             <w:shd w:val="clear" w:color="auto" w:fill="1F3864"/>
           </w:tcPr>
           <w:p>
-            <w:pPr>
-              <w:spacing w:after="0"/>
-            </w:pPr>
             <w:r>
               <w:rPr>
                 <w:b/>
                 <w:color w:val="FFFFFF"/>
               </w:rPr>
-              <w:t xml:space="preserve">Allgemein</w:t>
+              <w:t>Allgemein</w:t>
             </w:r>
           </w:p>
         </w:tc>
@@ -375,27 +689,29 @@
             <w:tcW w:w="0" w:type="auto"/>
           </w:tcPr>
           <w:p>
-            <w:pPr>
-              <w:spacing w:after="0"/>
-            </w:pPr>
-            <w:r>
-              <w:rPr>
-                <w:b/>
-              </w:rPr>
-              <w:t xml:space="preserve">Toleranz</w:t>
-            </w:r>
-          </w:p>
-        </w:tc>
-        <w:tc>
-          <w:tcPr>
-            <w:tcW w:w="0" w:type="auto"/>
-          </w:tcPr>
-          <w:p>
-            <w:pPr>
-              <w:spacing w:after="0"/>
-            </w:pPr>
-            <w:r>
-              <w:t xml:space="preserve">Erlaubte Abweichung vom Soll (in WSt), bevor Über- oder Unterlast bewertet wird. Größer = mehr Spielraum. Üblich 1–3.</w:t>
+            <w:r>
+              <w:rPr>
+                <w:b/>
+              </w:rPr>
+              <w:t>Toleranz</w:t>
+            </w:r>
+          </w:p>
+        </w:tc>
+        <w:tc>
+          <w:tcPr>
+            <w:tcW w:w="0" w:type="auto"/>
+          </w:tcPr>
+          <w:p>
+            <w:r>
+              <w:t xml:space="preserve">Erlaubte Abweichung vom Soll (in </w:t>
+            </w:r>
+            <w:proofErr w:type="spellStart"/>
+            <w:r>
+              <w:t>WSt</w:t>
+            </w:r>
+            <w:proofErr w:type="spellEnd"/>
+            <w:r>
+              <w:t>), bevor Über- oder Unterlast bewertet wird. Größer = mehr Spielraum. Üblich 1–3.</w:t>
             </w:r>
           </w:p>
         </w:tc>
@@ -406,27 +722,21 @@
             <w:tcW w:w="0" w:type="auto"/>
           </w:tcPr>
           <w:p>
-            <w:pPr>
-              <w:spacing w:after="0"/>
-            </w:pPr>
-            <w:r>
-              <w:rPr>
-                <w:b/>
-              </w:rPr>
-              <w:t xml:space="preserve">Zeitlimit (Sek.)</w:t>
-            </w:r>
-          </w:p>
-        </w:tc>
-        <w:tc>
-          <w:tcPr>
-            <w:tcW w:w="0" w:type="auto"/>
-          </w:tcPr>
-          <w:p>
-            <w:pPr>
-              <w:spacing w:after="0"/>
-            </w:pPr>
-            <w:r>
-              <w:t xml:space="preserve">Rechenzeit je Lösung für CP-SAT bzw. für die Backtracking-Phase und die Nachverbesserung.</w:t>
+            <w:r>
+              <w:rPr>
+                <w:b/>
+              </w:rPr>
+              <w:t>Zeitlimit (Sek.)</w:t>
+            </w:r>
+          </w:p>
+        </w:tc>
+        <w:tc>
+          <w:tcPr>
+            <w:tcW w:w="0" w:type="auto"/>
+          </w:tcPr>
+          <w:p>
+            <w:r>
+              <w:t>Rechenzeit je Lösung für CP-SAT bzw. für die Backtracking-Phase und die Nachverbesserung.</w:t>
             </w:r>
           </w:p>
         </w:tc>
@@ -437,27 +747,29 @@
             <w:tcW w:w="0" w:type="auto"/>
           </w:tcPr>
           <w:p>
-            <w:pPr>
-              <w:spacing w:after="0"/>
-            </w:pPr>
-            <w:r>
-              <w:rPr>
-                <w:b/>
-              </w:rPr>
-              <w:t xml:space="preserve">Harte Toleranzgrenzen (0/1)</w:t>
-            </w:r>
-          </w:p>
-        </w:tc>
-        <w:tc>
-          <w:tcPr>
-            <w:tcW w:w="0" w:type="auto"/>
-          </w:tcPr>
-          <w:p>
-            <w:pPr>
-              <w:spacing w:after="0"/>
-            </w:pPr>
-            <w:r>
-              <w:t xml:space="preserve">1 = CP-SAT erzwingt die Toleranz als harte Ober- und Untergrenze, statt sie nur zu bestrafen. Kann dazu führen, dass Stunden unbesetzt bleiben.</w:t>
+            <w:r>
+              <w:rPr>
+                <w:b/>
+              </w:rPr>
+              <w:t>Harte Toleranzgrenzen (0/1)</w:t>
+            </w:r>
+          </w:p>
+        </w:tc>
+        <w:tc>
+          <w:tcPr>
+            <w:tcW w:w="0" w:type="auto"/>
+          </w:tcPr>
+          <w:p>
+            <w:r>
+              <w:t xml:space="preserve">1 = CP-SAT erzwingt die Toleranz als harte Ober- und Untergrenze, statt sie nur zu bestrafen. </w:t>
+            </w:r>
+            <w:proofErr w:type="gramStart"/>
+            <w:r>
+              <w:t>Kann</w:t>
+            </w:r>
+            <w:proofErr w:type="gramEnd"/>
+            <w:r>
+              <w:t xml:space="preserve"> dazu führen, dass Stunden unbesetzt bleiben.</w:t>
             </w:r>
           </w:p>
         </w:tc>
@@ -468,27 +780,35 @@
             <w:tcW w:w="0" w:type="auto"/>
           </w:tcPr>
           <w:p>
-            <w:pPr>
-              <w:spacing w:after="0"/>
-            </w:pPr>
-            <w:r>
-              <w:rPr>
-                <w:b/>
-              </w:rPr>
-              <w:t xml:space="preserve">Globale Max-Überlast (WSt)</w:t>
-            </w:r>
-          </w:p>
-        </w:tc>
-        <w:tc>
-          <w:tcPr>
-            <w:tcW w:w="0" w:type="auto"/>
-          </w:tcPr>
-          <w:p>
-            <w:pPr>
-              <w:spacing w:after="0"/>
-            </w:pPr>
-            <w:r>
-              <w:t xml:space="preserve">Obergrenze für die Überlast JEDER Lehrkraft (0 = aus). Hart in CP-SAT und Backtracking, im SA als Strafe.</w:t>
+            <w:r>
+              <w:rPr>
+                <w:b/>
+              </w:rPr>
+              <w:t>Globale Max-Überlast (</w:t>
+            </w:r>
+            <w:proofErr w:type="spellStart"/>
+            <w:r>
+              <w:rPr>
+                <w:b/>
+              </w:rPr>
+              <w:t>WSt</w:t>
+            </w:r>
+            <w:proofErr w:type="spellEnd"/>
+            <w:r>
+              <w:rPr>
+                <w:b/>
+              </w:rPr>
+              <w:t>)</w:t>
+            </w:r>
+          </w:p>
+        </w:tc>
+        <w:tc>
+          <w:tcPr>
+            <w:tcW w:w="0" w:type="auto"/>
+          </w:tcPr>
+          <w:p>
+            <w:r>
+              <w:t>Obergrenze für die Überlast JEDER Lehrkraft (0 = aus). Hart in CP-SAT und Backtracking, im SA als Strafe.</w:t>
             </w:r>
           </w:p>
         </w:tc>
@@ -499,27 +819,21 @@
             <w:tcW w:w="0" w:type="auto"/>
           </w:tcPr>
           <w:p>
-            <w:pPr>
-              <w:spacing w:after="0"/>
-            </w:pPr>
-            <w:r>
-              <w:rPr>
-                <w:b/>
-              </w:rPr>
-              <w:t xml:space="preserve">Max-Überlast / Max-Unterlast</w:t>
-            </w:r>
-          </w:p>
-        </w:tc>
-        <w:tc>
-          <w:tcPr>
-            <w:tcW w:w="0" w:type="auto"/>
-          </w:tcPr>
-          <w:p>
-            <w:pPr>
-              <w:spacing w:after="0"/>
-            </w:pPr>
-            <w:r>
-              <w:t xml:space="preserve">Spalten in der Lehrerliste: dieselbe Grenze lehrerindividuell. Übersteuert den globalen Wert für die betreffende Lehrkraft.</w:t>
+            <w:r>
+              <w:rPr>
+                <w:b/>
+              </w:rPr>
+              <w:t>Max-Überlast / Max-Unterlast</w:t>
+            </w:r>
+          </w:p>
+        </w:tc>
+        <w:tc>
+          <w:tcPr>
+            <w:tcW w:w="0" w:type="auto"/>
+          </w:tcPr>
+          <w:p>
+            <w:r>
+              <w:t>Spalten in der Lehrerliste: dieselbe Grenze lehrerindividuell. Übersteuert den globalen Wert für die betreffende Lehrkraft.</w:t>
             </w:r>
           </w:p>
         </w:tc>
@@ -527,19 +841,17 @@
       <w:tr>
         <w:tc>
           <w:tcPr>
+            <w:tcW w:w="0" w:type="auto"/>
             <w:gridSpan w:val="2"/>
             <w:shd w:val="clear" w:color="auto" w:fill="1F3864"/>
           </w:tcPr>
           <w:p>
-            <w:pPr>
-              <w:spacing w:after="0"/>
-            </w:pPr>
             <w:r>
               <w:rPr>
                 <w:b/>
                 <w:color w:val="FFFFFF"/>
               </w:rPr>
-              <w:t xml:space="preserve">Bewertungsgewichte (Score) – je höher, desto stärker zieht die Optimierung in diese Richtung</w:t>
+              <w:t>Bewertungsgewichte (Score) – je höher, desto stärker zieht die Optimierung in diese Richtung</w:t>
             </w:r>
           </w:p>
         </w:tc>
@@ -550,27 +862,21 @@
             <w:tcW w:w="0" w:type="auto"/>
           </w:tcPr>
           <w:p>
-            <w:pPr>
-              <w:spacing w:after="0"/>
-            </w:pPr>
-            <w:r>
-              <w:rPr>
-                <w:b/>
-              </w:rPr>
-              <w:t xml:space="preserve">Klassenleitung</w:t>
-            </w:r>
-          </w:p>
-        </w:tc>
-        <w:tc>
-          <w:tcPr>
-            <w:tcW w:w="0" w:type="auto"/>
-          </w:tcPr>
-          <w:p>
-            <w:pPr>
-              <w:spacing w:after="0"/>
-            </w:pPr>
-            <w:r>
-              <w:t xml:space="preserve">Bonus, wenn die Klassenleitung ihre eigene Klasse unterrichtet.</w:t>
+            <w:r>
+              <w:rPr>
+                <w:b/>
+              </w:rPr>
+              <w:t>Klassenleitung</w:t>
+            </w:r>
+          </w:p>
+        </w:tc>
+        <w:tc>
+          <w:tcPr>
+            <w:tcW w:w="0" w:type="auto"/>
+          </w:tcPr>
+          <w:p>
+            <w:r>
+              <w:t>Bonus, wenn die Klassenleitung ihre eigene Klasse unterrichtet.</w:t>
             </w:r>
           </w:p>
         </w:tc>
@@ -581,27 +887,21 @@
             <w:tcW w:w="0" w:type="auto"/>
           </w:tcPr>
           <w:p>
-            <w:pPr>
-              <w:spacing w:after="0"/>
-            </w:pPr>
-            <w:r>
-              <w:rPr>
-                <w:b/>
-              </w:rPr>
-              <w:t xml:space="preserve">Wunsch Prio 1 / 2 / 3</w:t>
-            </w:r>
-          </w:p>
-        </w:tc>
-        <w:tc>
-          <w:tcPr>
-            <w:tcW w:w="0" w:type="auto"/>
-          </w:tcPr>
-          <w:p>
-            <w:pPr>
-              <w:spacing w:after="0"/>
-            </w:pPr>
-            <w:r>
-              <w:t xml:space="preserve">Bonus für erfüllte Lehrerwünsche (3 = stärkster Wunsch).</w:t>
+            <w:r>
+              <w:rPr>
+                <w:b/>
+              </w:rPr>
+              <w:t>Wunsch Prio 1 / 2 / 3</w:t>
+            </w:r>
+          </w:p>
+        </w:tc>
+        <w:tc>
+          <w:tcPr>
+            <w:tcW w:w="0" w:type="auto"/>
+          </w:tcPr>
+          <w:p>
+            <w:r>
+              <w:t>Bonus für erfüllte Lehrerwünsche (3 = stärkster Wunsch).</w:t>
             </w:r>
           </w:p>
         </w:tc>
@@ -612,27 +912,21 @@
             <w:tcW w:w="0" w:type="auto"/>
           </w:tcPr>
           <w:p>
-            <w:pPr>
-              <w:spacing w:after="0"/>
-            </w:pPr>
-            <w:r>
-              <w:rPr>
-                <w:b/>
-              </w:rPr>
-              <w:t xml:space="preserve">Anti-Wunsch Prio 1 / 2</w:t>
-            </w:r>
-          </w:p>
-        </w:tc>
-        <w:tc>
-          <w:tcPr>
-            <w:tcW w:w="0" w:type="auto"/>
-          </w:tcPr>
-          <w:p>
-            <w:pPr>
-              <w:spacing w:after="0"/>
-            </w:pPr>
-            <w:r>
-              <w:t xml:space="preserve">Malus für eine unerwünschte Zuordnung. Anti-Wunsch mit Prio 3 ist ein absolutes Verbot (kein Gewicht, sondern harte Regel).</w:t>
+            <w:r>
+              <w:rPr>
+                <w:b/>
+              </w:rPr>
+              <w:t>Anti-Wunsch Prio 1 / 2</w:t>
+            </w:r>
+          </w:p>
+        </w:tc>
+        <w:tc>
+          <w:tcPr>
+            <w:tcW w:w="0" w:type="auto"/>
+          </w:tcPr>
+          <w:p>
+            <w:r>
+              <w:t>Malus für eine unerwünschte Zuordnung. Anti-Wunsch mit Prio 3 ist ein absolutes Verbot (kein Gewicht, sondern harte Regel).</w:t>
             </w:r>
           </w:p>
         </w:tc>
@@ -643,27 +937,21 @@
             <w:tcW w:w="0" w:type="auto"/>
           </w:tcPr>
           <w:p>
-            <w:pPr>
-              <w:spacing w:after="0"/>
-            </w:pPr>
-            <w:r>
-              <w:rPr>
-                <w:b/>
-              </w:rPr>
-              <w:t xml:space="preserve">Kontinuität</w:t>
-            </w:r>
-          </w:p>
-        </w:tc>
-        <w:tc>
-          <w:tcPr>
-            <w:tcW w:w="0" w:type="auto"/>
-          </w:tcPr>
-          <w:p>
-            <w:pPr>
-              <w:spacing w:after="0"/>
-            </w:pPr>
-            <w:r>
-              <w:t xml:space="preserve">Bonus, wenn eine Klasse ein Fach weiter bei derselben Lehrkraft behält.</w:t>
+            <w:r>
+              <w:rPr>
+                <w:b/>
+              </w:rPr>
+              <w:t>Kontinuität</w:t>
+            </w:r>
+          </w:p>
+        </w:tc>
+        <w:tc>
+          <w:tcPr>
+            <w:tcW w:w="0" w:type="auto"/>
+          </w:tcPr>
+          <w:p>
+            <w:r>
+              <w:t>Bonus, wenn eine Klasse ein Fach weiter bei derselben Lehrkraft behält.</w:t>
             </w:r>
           </w:p>
         </w:tc>
@@ -674,27 +962,21 @@
             <w:tcW w:w="0" w:type="auto"/>
           </w:tcPr>
           <w:p>
-            <w:pPr>
-              <w:spacing w:after="0"/>
-            </w:pPr>
-            <w:r>
-              <w:rPr>
-                <w:b/>
-              </w:rPr>
-              <w:t xml:space="preserve">Faktor freie Stunden</w:t>
-            </w:r>
-          </w:p>
-        </w:tc>
-        <w:tc>
-          <w:tcPr>
-            <w:tcW w:w="0" w:type="auto"/>
-          </w:tcPr>
-          <w:p>
-            <w:pPr>
-              <w:spacing w:after="0"/>
-            </w:pPr>
-            <w:r>
-              <w:t xml:space="preserve">Bewertung freier Kapazität, solange eine Lehrkraft noch unter dem Soll liegt.</w:t>
+            <w:r>
+              <w:rPr>
+                <w:b/>
+              </w:rPr>
+              <w:t>Faktor freie Stunden</w:t>
+            </w:r>
+          </w:p>
+        </w:tc>
+        <w:tc>
+          <w:tcPr>
+            <w:tcW w:w="0" w:type="auto"/>
+          </w:tcPr>
+          <w:p>
+            <w:r>
+              <w:t>Bewertung freier Kapazität, solange eine Lehrkraft noch unter dem Soll liegt.</w:t>
             </w:r>
           </w:p>
         </w:tc>
@@ -705,27 +987,21 @@
             <w:tcW w:w="0" w:type="auto"/>
           </w:tcPr>
           <w:p>
-            <w:pPr>
-              <w:spacing w:after="0"/>
-            </w:pPr>
-            <w:r>
-              <w:rPr>
-                <w:b/>
-              </w:rPr>
-              <w:t xml:space="preserve">Faktor Überlastung</w:t>
-            </w:r>
-          </w:p>
-        </w:tc>
-        <w:tc>
-          <w:tcPr>
-            <w:tcW w:w="0" w:type="auto"/>
-          </w:tcPr>
-          <w:p>
-            <w:pPr>
-              <w:spacing w:after="0"/>
-            </w:pPr>
-            <w:r>
-              <w:t xml:space="preserve">Malus je Stunde über Soll + Toleranz.</w:t>
+            <w:r>
+              <w:rPr>
+                <w:b/>
+              </w:rPr>
+              <w:t>Faktor Überlastung</w:t>
+            </w:r>
+          </w:p>
+        </w:tc>
+        <w:tc>
+          <w:tcPr>
+            <w:tcW w:w="0" w:type="auto"/>
+          </w:tcPr>
+          <w:p>
+            <w:r>
+              <w:t>Malus je Stunde über Soll + Toleranz.</w:t>
             </w:r>
           </w:p>
         </w:tc>
@@ -736,27 +1012,21 @@
             <w:tcW w:w="0" w:type="auto"/>
           </w:tcPr>
           <w:p>
-            <w:pPr>
-              <w:spacing w:after="0"/>
-            </w:pPr>
-            <w:r>
-              <w:rPr>
-                <w:b/>
-              </w:rPr>
-              <w:t xml:space="preserve">Faktor Unterbesetzung</w:t>
-            </w:r>
-          </w:p>
-        </w:tc>
-        <w:tc>
-          <w:tcPr>
-            <w:tcW w:w="0" w:type="auto"/>
-          </w:tcPr>
-          <w:p>
-            <w:pPr>
-              <w:spacing w:after="0"/>
-            </w:pPr>
-            <w:r>
-              <w:t xml:space="preserve">Malus je Stunde, die eine Lehrkraft unter dem Soll bleibt.</w:t>
+            <w:r>
+              <w:rPr>
+                <w:b/>
+              </w:rPr>
+              <w:t>Faktor Unterbesetzung</w:t>
+            </w:r>
+          </w:p>
+        </w:tc>
+        <w:tc>
+          <w:tcPr>
+            <w:tcW w:w="0" w:type="auto"/>
+          </w:tcPr>
+          <w:p>
+            <w:r>
+              <w:t>Malus je Stunde, die eine Lehrkraft unter dem Soll bleibt.</w:t>
             </w:r>
           </w:p>
         </w:tc>
@@ -764,19 +1034,17 @@
       <w:tr>
         <w:tc>
           <w:tcPr>
+            <w:tcW w:w="0" w:type="auto"/>
             <w:gridSpan w:val="2"/>
             <w:shd w:val="clear" w:color="auto" w:fill="1F3864"/>
           </w:tcPr>
           <w:p>
-            <w:pPr>
-              <w:spacing w:after="0"/>
-            </w:pPr>
             <w:r>
               <w:rPr>
                 <w:b/>
                 <w:color w:val="FFFFFF"/>
               </w:rPr>
-              <w:t xml:space="preserve">CP-SAT-Gewichte (nur für das Verfahren CP-SAT)</w:t>
+              <w:t>CP-SAT-Gewichte (nur für das Verfahren CP-SAT)</w:t>
             </w:r>
           </w:p>
         </w:tc>
@@ -787,27 +1055,21 @@
             <w:tcW w:w="0" w:type="auto"/>
           </w:tcPr>
           <w:p>
-            <w:pPr>
-              <w:spacing w:after="0"/>
-            </w:pPr>
-            <w:r>
-              <w:rPr>
-                <w:b/>
-              </w:rPr>
-              <w:t xml:space="preserve">Überlast-Strafe (Score/Std)</w:t>
-            </w:r>
-          </w:p>
-        </w:tc>
-        <w:tc>
-          <w:tcPr>
-            <w:tcW w:w="0" w:type="auto"/>
-          </w:tcPr>
-          <w:p>
-            <w:pPr>
-              <w:spacing w:after="0"/>
-            </w:pPr>
-            <w:r>
-              <w:t xml:space="preserve">Strafe je Stunde über der oberen Toleranzgrenze. Standard 50.</w:t>
+            <w:r>
+              <w:rPr>
+                <w:b/>
+              </w:rPr>
+              <w:t>Überlast-Strafe (Score/Std)</w:t>
+            </w:r>
+          </w:p>
+        </w:tc>
+        <w:tc>
+          <w:tcPr>
+            <w:tcW w:w="0" w:type="auto"/>
+          </w:tcPr>
+          <w:p>
+            <w:r>
+              <w:t>Strafe je Stunde über der oberen Toleranzgrenze. Standard 50.</w:t>
             </w:r>
           </w:p>
         </w:tc>
@@ -818,27 +1080,21 @@
             <w:tcW w:w="0" w:type="auto"/>
           </w:tcPr>
           <w:p>
-            <w:pPr>
-              <w:spacing w:after="0"/>
-            </w:pPr>
-            <w:r>
-              <w:rPr>
-                <w:b/>
-              </w:rPr>
-              <w:t xml:space="preserve">Unterlast-Strafe (Score/Std)</w:t>
-            </w:r>
-          </w:p>
-        </w:tc>
-        <w:tc>
-          <w:tcPr>
-            <w:tcW w:w="0" w:type="auto"/>
-          </w:tcPr>
-          <w:p>
-            <w:pPr>
-              <w:spacing w:after="0"/>
-            </w:pPr>
-            <w:r>
-              <w:t xml:space="preserve">Strafe je Stunde unter der unteren Toleranzgrenze. 0 = aus (dann baut CP-SAT Unterlast nicht aktiv ab).</w:t>
+            <w:r>
+              <w:rPr>
+                <w:b/>
+              </w:rPr>
+              <w:t>Unterlast-Strafe (Score/Std)</w:t>
+            </w:r>
+          </w:p>
+        </w:tc>
+        <w:tc>
+          <w:tcPr>
+            <w:tcW w:w="0" w:type="auto"/>
+          </w:tcPr>
+          <w:p>
+            <w:r>
+              <w:t>Strafe je Stunde unter der unteren Toleranzgrenze. 0 = aus (dann baut CP-SAT Unterlast nicht aktiv ab).</w:t>
             </w:r>
           </w:p>
         </w:tc>
@@ -849,27 +1105,21 @@
             <w:tcW w:w="0" w:type="auto"/>
           </w:tcPr>
           <w:p>
-            <w:pPr>
-              <w:spacing w:after="0"/>
-            </w:pPr>
-            <w:r>
-              <w:rPr>
-                <w:b/>
-              </w:rPr>
-              <w:t xml:space="preserve">Unbesetzt-Strafe (Score/Eintrag)</w:t>
-            </w:r>
-          </w:p>
-        </w:tc>
-        <w:tc>
-          <w:tcPr>
-            <w:tcW w:w="0" w:type="auto"/>
-          </w:tcPr>
-          <w:p>
-            <w:pPr>
-              <w:spacing w:after="0"/>
-            </w:pPr>
-            <w:r>
-              <w:t xml:space="preserve">Strafe je nicht besetzter Unterrichtsstunde. Standard 500 – hoch, damit möglichst alles besetzt wird.</w:t>
+            <w:r>
+              <w:rPr>
+                <w:b/>
+              </w:rPr>
+              <w:t>Unbesetzt-Strafe (Score/Eintrag)</w:t>
+            </w:r>
+          </w:p>
+        </w:tc>
+        <w:tc>
+          <w:tcPr>
+            <w:tcW w:w="0" w:type="auto"/>
+          </w:tcPr>
+          <w:p>
+            <w:r>
+              <w:t>Strafe je nicht besetzter Unterrichtsstunde. Standard 500 – hoch, damit möglichst alles besetzt wird.</w:t>
             </w:r>
           </w:p>
         </w:tc>
@@ -877,19 +1127,42 @@
       <w:tr>
         <w:tc>
           <w:tcPr>
+            <w:tcW w:w="0" w:type="auto"/>
             <w:gridSpan w:val="2"/>
             <w:shd w:val="clear" w:color="auto" w:fill="1F3864"/>
           </w:tcPr>
           <w:p>
-            <w:pPr>
-              <w:spacing w:after="0"/>
-            </w:pPr>
+            <w:proofErr w:type="spellStart"/>
             <w:r>
               <w:rPr>
                 <w:b/>
                 <w:color w:val="FFFFFF"/>
               </w:rPr>
-              <w:t xml:space="preserve">Simulated Annealing und Simulation</w:t>
+              <w:t>Simulated</w:t>
+            </w:r>
+            <w:proofErr w:type="spellEnd"/>
+            <w:r>
+              <w:rPr>
+                <w:b/>
+                <w:color w:val="FFFFFF"/>
+              </w:rPr>
+              <w:t xml:space="preserve"> </w:t>
+            </w:r>
+            <w:proofErr w:type="spellStart"/>
+            <w:r>
+              <w:rPr>
+                <w:b/>
+                <w:color w:val="FFFFFF"/>
+              </w:rPr>
+              <w:t>Annealing</w:t>
+            </w:r>
+            <w:proofErr w:type="spellEnd"/>
+            <w:r>
+              <w:rPr>
+                <w:b/>
+                <w:color w:val="FFFFFF"/>
+              </w:rPr>
+              <w:t xml:space="preserve"> und Simulation</w:t>
             </w:r>
           </w:p>
         </w:tc>
@@ -900,27 +1173,21 @@
             <w:tcW w:w="0" w:type="auto"/>
           </w:tcPr>
           <w:p>
-            <w:pPr>
-              <w:spacing w:after="0"/>
-            </w:pPr>
-            <w:r>
-              <w:rPr>
-                <w:b/>
-              </w:rPr>
-              <w:t xml:space="preserve">SA-Iterationen</w:t>
-            </w:r>
-          </w:p>
-        </w:tc>
-        <w:tc>
-          <w:tcPr>
-            <w:tcW w:w="0" w:type="auto"/>
-          </w:tcPr>
-          <w:p>
-            <w:pPr>
-              <w:spacing w:after="0"/>
-            </w:pPr>
-            <w:r>
-              <w:t xml:space="preserve">Anzahl Optimierungsschritte je SA-Lauf (0 = automatisch).</w:t>
+            <w:r>
+              <w:rPr>
+                <w:b/>
+              </w:rPr>
+              <w:t>SA-Iterationen</w:t>
+            </w:r>
+          </w:p>
+        </w:tc>
+        <w:tc>
+          <w:tcPr>
+            <w:tcW w:w="0" w:type="auto"/>
+          </w:tcPr>
+          <w:p>
+            <w:r>
+              <w:t>Anzahl Optimierungsschritte je SA-Lauf (0 = automatisch).</w:t>
             </w:r>
           </w:p>
         </w:tc>
@@ -931,27 +1198,21 @@
             <w:tcW w:w="0" w:type="auto"/>
           </w:tcPr>
           <w:p>
-            <w:pPr>
-              <w:spacing w:after="0"/>
-            </w:pPr>
-            <w:r>
-              <w:rPr>
-                <w:b/>
-              </w:rPr>
-              <w:t xml:space="preserve">Sim-Iterationen</w:t>
-            </w:r>
-          </w:p>
-        </w:tc>
-        <w:tc>
-          <w:tcPr>
-            <w:tcW w:w="0" w:type="auto"/>
-          </w:tcPr>
-          <w:p>
-            <w:pPr>
-              <w:spacing w:after="0"/>
-            </w:pPr>
-            <w:r>
-              <w:t xml:space="preserve">SA-Schritte je Simulationslauf (nur für die SA-basierte Simulation der Excel-Makros; das C#-Programm simuliert mit CP-SAT).</w:t>
+            <w:r>
+              <w:rPr>
+                <w:b/>
+              </w:rPr>
+              <w:t>Sim-Iterationen</w:t>
+            </w:r>
+          </w:p>
+        </w:tc>
+        <w:tc>
+          <w:tcPr>
+            <w:tcW w:w="0" w:type="auto"/>
+          </w:tcPr>
+          <w:p>
+            <w:r>
+              <w:t>SA-Schritte je Simulationslauf (nur für die SA-basierte Simulation der Excel-Makros; das C#-Programm simuliert mit CP-SAT).</w:t>
             </w:r>
           </w:p>
         </w:tc>
@@ -962,27 +1223,22 @@
             <w:tcW w:w="0" w:type="auto"/>
           </w:tcPr>
           <w:p>
-            <w:pPr>
-              <w:spacing w:after="0"/>
-            </w:pPr>
-            <w:r>
-              <w:rPr>
-                <w:b/>
-              </w:rPr>
-              <w:t xml:space="preserve">Sim-Wiederholungen</w:t>
-            </w:r>
-          </w:p>
-        </w:tc>
-        <w:tc>
-          <w:tcPr>
-            <w:tcW w:w="0" w:type="auto"/>
-          </w:tcPr>
-          <w:p>
-            <w:pPr>
-              <w:spacing w:after="0"/>
-            </w:pPr>
-            <w:r>
-              <w:t xml:space="preserve">Anzahl SA-Läufe je Szenario in der Simulation; der beste Wert zählt.</w:t>
+            <w:r>
+              <w:rPr>
+                <w:b/>
+              </w:rPr>
+              <w:lastRenderedPageBreak/>
+              <w:t>Sim-Wiederholungen</w:t>
+            </w:r>
+          </w:p>
+        </w:tc>
+        <w:tc>
+          <w:tcPr>
+            <w:tcW w:w="0" w:type="auto"/>
+          </w:tcPr>
+          <w:p>
+            <w:r>
+              <w:t>Anzahl SA-Läufe je Szenario in der Simulation; der beste Wert zählt.</w:t>
             </w:r>
           </w:p>
         </w:tc>
@@ -993,27 +1249,21 @@
             <w:tcW w:w="0" w:type="auto"/>
           </w:tcPr>
           <w:p>
-            <w:pPr>
-              <w:spacing w:after="0"/>
-            </w:pPr>
-            <w:r>
-              <w:rPr>
-                <w:b/>
-              </w:rPr>
-              <w:t xml:space="preserve">Verbesserung Simulation (Sek)</w:t>
-            </w:r>
-          </w:p>
-        </w:tc>
-        <w:tc>
-          <w:tcPr>
-            <w:tcW w:w="0" w:type="auto"/>
-          </w:tcPr>
-          <w:p>
-            <w:pPr>
-              <w:spacing w:after="0"/>
-            </w:pPr>
-            <w:r>
-              <w:t xml:space="preserve">Zeit für die Nachverbesserung je Simulationslauf.</w:t>
+            <w:r>
+              <w:rPr>
+                <w:b/>
+              </w:rPr>
+              <w:t>Verbesserung Simulation (Sek)</w:t>
+            </w:r>
+          </w:p>
+        </w:tc>
+        <w:tc>
+          <w:tcPr>
+            <w:tcW w:w="0" w:type="auto"/>
+          </w:tcPr>
+          <w:p>
+            <w:r>
+              <w:t>Zeit für die Nachverbesserung je Simulationslauf.</w:t>
             </w:r>
           </w:p>
         </w:tc>
@@ -1021,19 +1271,17 @@
       <w:tr>
         <w:tc>
           <w:tcPr>
+            <w:tcW w:w="0" w:type="auto"/>
             <w:gridSpan w:val="2"/>
             <w:shd w:val="clear" w:color="auto" w:fill="1F3864"/>
           </w:tcPr>
           <w:p>
-            <w:pPr>
-              <w:spacing w:after="0"/>
-            </w:pPr>
             <w:r>
               <w:rPr>
                 <w:b/>
                 <w:color w:val="FFFFFF"/>
               </w:rPr>
-              <w:t xml:space="preserve">Schutzfachgruppen</w:t>
+              <w:t>Schutzfachgruppen</w:t>
             </w:r>
           </w:p>
         </w:tc>
@@ -1044,27 +1292,21 @@
             <w:tcW w:w="0" w:type="auto"/>
           </w:tcPr>
           <w:p>
-            <w:pPr>
-              <w:spacing w:after="0"/>
-            </w:pPr>
-            <w:r>
-              <w:rPr>
-                <w:b/>
-              </w:rPr>
-              <w:t xml:space="preserve">Schutzfachgruppe 1 / 2</w:t>
-            </w:r>
-          </w:p>
-        </w:tc>
-        <w:tc>
-          <w:tcPr>
-            <w:tcW w:w="0" w:type="auto"/>
-          </w:tcPr>
-          <w:p>
-            <w:pPr>
-              <w:spacing w:after="0"/>
-            </w:pPr>
-            <w:r>
-              <w:t xml:space="preserve">Fachgruppen, deren Lehrkräfte bevorzugt vor Überlastung geschont werden.</w:t>
+            <w:r>
+              <w:rPr>
+                <w:b/>
+              </w:rPr>
+              <w:t>Schutzfachgruppe 1 / 2</w:t>
+            </w:r>
+          </w:p>
+        </w:tc>
+        <w:tc>
+          <w:tcPr>
+            <w:tcW w:w="0" w:type="auto"/>
+          </w:tcPr>
+          <w:p>
+            <w:r>
+              <w:t>Fachgruppen, deren Lehrkräfte bevorzugt vor Überlastung geschont werden.</w:t>
             </w:r>
           </w:p>
         </w:tc>
@@ -1075,27 +1317,21 @@
             <w:tcW w:w="0" w:type="auto"/>
           </w:tcPr>
           <w:p>
-            <w:pPr>
-              <w:spacing w:after="0"/>
-            </w:pPr>
-            <w:r>
-              <w:rPr>
-                <w:b/>
-              </w:rPr>
-              <w:t xml:space="preserve">Schutz-Malus-Faktor</w:t>
-            </w:r>
-          </w:p>
-        </w:tc>
-        <w:tc>
-          <w:tcPr>
-            <w:tcW w:w="0" w:type="auto"/>
-          </w:tcPr>
-          <w:p>
-            <w:pPr>
-              <w:spacing w:after="0"/>
-            </w:pPr>
-            <w:r>
-              <w:t xml:space="preserve">Stärke dieser Schonung – höher = die Optimierung meidet Überlast in diesen Gruppen stärker.</w:t>
+            <w:r>
+              <w:rPr>
+                <w:b/>
+              </w:rPr>
+              <w:t>Schutz-Malus-Faktor</w:t>
+            </w:r>
+          </w:p>
+        </w:tc>
+        <w:tc>
+          <w:tcPr>
+            <w:tcW w:w="0" w:type="auto"/>
+          </w:tcPr>
+          <w:p>
+            <w:r>
+              <w:t>Stärke dieser Schonung – höher = die Optimierung meidet Überlast in diesen Gruppen stärker.</w:t>
             </w:r>
           </w:p>
         </w:tc>
@@ -1105,9 +1341,6 @@
       <w:pPr>
         <w:spacing w:after="120"/>
       </w:pPr>
-      <w:r>
-        <w:t xml:space="preserve"/>
-      </w:r>
     </w:p>
     <w:p>
       <w:pPr>
@@ -1159,7 +1392,15 @@
         <w:spacing w:after="120"/>
       </w:pPr>
       <w:r>
-        <w:t>Die Frage „Wie viele Stellen brauchen wir und in welchen Fächern?“ lässt sich nicht an einer einzelnen Zahl ablesen. Die Datei bietet dafür mehrere Verfahren, die aus zwei Familien stammen und einander ergänzen: strukturelle Analysen (Max-Fluss) und solverbasierte Analysen (echte Verteilungsläufe). Struktur zeigt, was überhaupt möglich ist; der Solver zeigt, was ein realer Plan tatsächlich erreicht. Am belastbarsten ist eine Entscheidung, wenn beide in dieselbe Richtung zeigen.</w:t>
+        <w:t xml:space="preserve">Die Frage „Wie viele Stellen brauchen wir und in welchen Fächern?“ lässt sich nicht an einer einzelnen Zahl ablesen. Die Datei bietet dafür mehrere Verfahren, die aus zwei Familien stammen und einander ergänzen: strukturelle Analysen (Max-Fluss) und </w:t>
+      </w:r>
+      <w:proofErr w:type="spellStart"/>
+      <w:r>
+        <w:t>solverbasierte</w:t>
+      </w:r>
+      <w:proofErr w:type="spellEnd"/>
+      <w:r>
+        <w:t xml:space="preserve"> Analysen (echte Verteilungsläufe). Struktur zeigt, was überhaupt möglich ist; der Solver zeigt, was ein realer Plan tatsächlich erreicht. Am belastbarsten ist eine Entscheidung, wenn beide in dieselbe Richtung zeigen.</w:t>
       </w:r>
     </w:p>
     <w:p>
@@ -1167,7 +1408,6 @@
         <w:pStyle w:val="berschrift1"/>
       </w:pPr>
       <w:r>
-        <w:lastRenderedPageBreak/>
         <w:t>2. Die zwei Familien im Überblick</w:t>
       </w:r>
     </w:p>
@@ -1190,12 +1430,53 @@
       <w:pPr>
         <w:spacing w:after="120"/>
       </w:pPr>
+      <w:proofErr w:type="spellStart"/>
       <w:r>
         <w:rPr>
           <w:b/>
           <w:bCs/>
         </w:rPr>
-        <w:t xml:space="preserve">Solverbasiert (Backtracking/Simulated Annealing). </w:t>
+        <w:t>Solverbasiert</w:t>
+      </w:r>
+      <w:proofErr w:type="spellEnd"/>
+      <w:r>
+        <w:rPr>
+          <w:b/>
+          <w:bCs/>
+        </w:rPr>
+        <w:t xml:space="preserve"> (Backtracking/</w:t>
+      </w:r>
+      <w:proofErr w:type="spellStart"/>
+      <w:r>
+        <w:rPr>
+          <w:b/>
+          <w:bCs/>
+        </w:rPr>
+        <w:t>Simulated</w:t>
+      </w:r>
+      <w:proofErr w:type="spellEnd"/>
+      <w:r>
+        <w:rPr>
+          <w:b/>
+          <w:bCs/>
+        </w:rPr>
+        <w:t xml:space="preserve"> </w:t>
+      </w:r>
+      <w:proofErr w:type="spellStart"/>
+      <w:r>
+        <w:rPr>
+          <w:b/>
+          <w:bCs/>
+        </w:rPr>
+        <w:t>Annealing</w:t>
+      </w:r>
+      <w:proofErr w:type="spellEnd"/>
+      <w:r>
+        <w:rPr>
+          <w:b/>
+          <w:bCs/>
+        </w:rPr>
+        <w:t xml:space="preserve">). </w:t>
       </w:r>
       <w:r>
         <w:t>Verteilt den Unterricht tatsächlich auf Lehrkräfte und misst am Ergebnis Überlast und ungedeckte Stunden. Realistisch, aber langsamer, stochastisch und lösungsabhängig.</w:t>
@@ -1288,6 +1569,7 @@
             <w:tcW w:w="3050" w:type="dxa"/>
           </w:tcPr>
           <w:p>
+            <w:proofErr w:type="spellStart"/>
             <w:r>
               <w:rPr>
                 <w:b/>
@@ -1297,6 +1579,7 @@
               </w:rPr>
               <w:t>Engpass_Analyse</w:t>
             </w:r>
+            <w:proofErr w:type="spellEnd"/>
           </w:p>
         </w:tc>
         <w:tc>
@@ -1335,6 +1618,7 @@
             <w:shd w:val="clear" w:color="auto" w:fill="EAF0F8"/>
           </w:tcPr>
           <w:p>
+            <w:proofErr w:type="spellStart"/>
             <w:r>
               <w:rPr>
                 <w:b/>
@@ -1344,6 +1628,7 @@
               </w:rPr>
               <w:t>Engpass_MaxFluss</w:t>
             </w:r>
+            <w:proofErr w:type="spellEnd"/>
           </w:p>
         </w:tc>
         <w:tc>
@@ -1372,7 +1657,23 @@
                 <w:sz w:val="16"/>
                 <w:szCs w:val="16"/>
               </w:rPr>
-              <w:t>Gibt es strukturell eine nicht deckbare Fächermenge? Wie groß ist das Defizit?</w:t>
+              <w:t xml:space="preserve">Gibt es strukturell eine nicht </w:t>
+            </w:r>
+            <w:proofErr w:type="spellStart"/>
+            <w:r>
+              <w:rPr>
+                <w:sz w:val="16"/>
+                <w:szCs w:val="16"/>
+              </w:rPr>
+              <w:t>deckbare</w:t>
+            </w:r>
+            <w:proofErr w:type="spellEnd"/>
+            <w:r>
+              <w:rPr>
+                <w:sz w:val="16"/>
+                <w:szCs w:val="16"/>
+              </w:rPr>
+              <w:t xml:space="preserve"> Fächermenge? Wie groß ist das Defizit?</w:t>
             </w:r>
           </w:p>
         </w:tc>
@@ -1383,6 +1684,7 @@
             <w:tcW w:w="3050" w:type="dxa"/>
           </w:tcPr>
           <w:p>
+            <w:proofErr w:type="spellStart"/>
             <w:r>
               <w:rPr>
                 <w:b/>
@@ -1392,6 +1694,7 @@
               </w:rPr>
               <w:t>Engpass_Residual</w:t>
             </w:r>
+            <w:proofErr w:type="spellEnd"/>
           </w:p>
         </w:tc>
         <w:tc>
@@ -1430,6 +1733,7 @@
             <w:shd w:val="clear" w:color="auto" w:fill="EAF0F8"/>
           </w:tcPr>
           <w:p>
+            <w:proofErr w:type="spellStart"/>
             <w:r>
               <w:rPr>
                 <w:b/>
@@ -1439,6 +1743,7 @@
               </w:rPr>
               <w:t>Neueinstellung_Faecher</w:t>
             </w:r>
+            <w:proofErr w:type="spellEnd"/>
           </w:p>
         </w:tc>
         <w:tc>
@@ -1478,6 +1783,7 @@
             <w:tcW w:w="3050" w:type="dxa"/>
           </w:tcPr>
           <w:p>
+            <w:proofErr w:type="spellStart"/>
             <w:r>
               <w:rPr>
                 <w:b/>
@@ -1487,6 +1793,7 @@
               </w:rPr>
               <w:t>Kandidaten_MaxFluss</w:t>
             </w:r>
+            <w:proofErr w:type="spellEnd"/>
           </w:p>
         </w:tc>
         <w:tc>
@@ -1542,6 +1849,7 @@
             <w:shd w:val="clear" w:color="auto" w:fill="EAF0F8"/>
           </w:tcPr>
           <w:p>
+            <w:proofErr w:type="spellStart"/>
             <w:r>
               <w:rPr>
                 <w:sz w:val="16"/>
@@ -1549,6 +1857,7 @@
               </w:rPr>
               <w:t>solverbasiert</w:t>
             </w:r>
+            <w:proofErr w:type="spellEnd"/>
           </w:p>
         </w:tc>
         <w:tc>
@@ -1589,6 +1898,7 @@
             <w:tcW w:w="2500" w:type="dxa"/>
           </w:tcPr>
           <w:p>
+            <w:proofErr w:type="spellStart"/>
             <w:r>
               <w:rPr>
                 <w:sz w:val="16"/>
@@ -1596,6 +1906,7 @@
               </w:rPr>
               <w:t>solverbasiert</w:t>
             </w:r>
+            <w:proofErr w:type="spellEnd"/>
           </w:p>
         </w:tc>
         <w:tc>
@@ -1620,6 +1931,7 @@
             <w:shd w:val="clear" w:color="auto" w:fill="EAF0F8"/>
           </w:tcPr>
           <w:p>
+            <w:proofErr w:type="spellStart"/>
             <w:r>
               <w:rPr>
                 <w:b/>
@@ -1629,6 +1941,7 @@
               </w:rPr>
               <w:t>Neueinstellung_Simulation</w:t>
             </w:r>
+            <w:proofErr w:type="spellEnd"/>
           </w:p>
         </w:tc>
         <w:tc>
@@ -1637,6 +1950,7 @@
             <w:shd w:val="clear" w:color="auto" w:fill="EAF0F8"/>
           </w:tcPr>
           <w:p>
+            <w:proofErr w:type="spellStart"/>
             <w:r>
               <w:rPr>
                 <w:sz w:val="16"/>
@@ -1644,6 +1958,7 @@
               </w:rPr>
               <w:t>solverbasiert</w:t>
             </w:r>
+            <w:proofErr w:type="spellEnd"/>
           </w:p>
         </w:tc>
         <w:tc>
@@ -1668,6 +1983,7 @@
             <w:tcW w:w="3050" w:type="dxa"/>
           </w:tcPr>
           <w:p>
+            <w:proofErr w:type="spellStart"/>
             <w:r>
               <w:rPr>
                 <w:b/>
@@ -1677,6 +1993,7 @@
               </w:rPr>
               <w:t>Neueinstellung_Sim_Kombi</w:t>
             </w:r>
+            <w:proofErr w:type="spellEnd"/>
           </w:p>
         </w:tc>
         <w:tc>
@@ -1684,6 +2001,7 @@
             <w:tcW w:w="2500" w:type="dxa"/>
           </w:tcPr>
           <w:p>
+            <w:proofErr w:type="spellStart"/>
             <w:r>
               <w:rPr>
                 <w:sz w:val="16"/>
@@ -1691,6 +2009,7 @@
               </w:rPr>
               <w:t>solverbasiert</w:t>
             </w:r>
+            <w:proofErr w:type="spellEnd"/>
           </w:p>
         </w:tc>
         <w:tc>
@@ -1722,7 +2041,15 @@
         <w:pStyle w:val="berschrift2"/>
       </w:pPr>
       <w:r>
-        <w:t>3.1 Engpass_Analyse — klassische Pro-Fach-Analyse</w:t>
+        <w:t xml:space="preserve">3.1 </w:t>
+      </w:r>
+      <w:proofErr w:type="spellStart"/>
+      <w:r>
+        <w:t>Engpass_Analyse</w:t>
+      </w:r>
+      <w:proofErr w:type="spellEnd"/>
+      <w:r>
+        <w:t xml:space="preserve"> — klassische Pro-Fach-Analyse</w:t>
       </w:r>
     </w:p>
     <w:p>
@@ -1737,7 +2064,15 @@
         <w:t xml:space="preserve">So berechnet: </w:t>
       </w:r>
       <w:r>
-        <w:t>Je Fachgruppe wird der Bedarf (Summe WSt) der Kapazität aller qualifizierten Lehrkräfte gegenübergestellt (Score = Bedarf/Kapazität).</w:t>
+        <w:t xml:space="preserve">Je Fachgruppe wird der Bedarf (Summe </w:t>
+      </w:r>
+      <w:proofErr w:type="spellStart"/>
+      <w:r>
+        <w:t>WSt</w:t>
+      </w:r>
+      <w:proofErr w:type="spellEnd"/>
+      <w:r>
+        <w:t>) der Kapazität aller qualifizierten Lehrkräfte gegenübergestellt (Score = Bedarf/Kapazität).</w:t>
       </w:r>
     </w:p>
     <w:p>
@@ -1752,7 +2087,15 @@
         <w:t xml:space="preserve">Aussagekraft: </w:t>
       </w:r>
       <w:r>
-        <w:t>Zeigt, ob ein Fach isoliert betrachtet genug Stunden hat.</w:t>
+        <w:t xml:space="preserve">Zeigt, ob ein Fach </w:t>
+      </w:r>
+      <w:proofErr w:type="gramStart"/>
+      <w:r>
+        <w:t>isoliert</w:t>
+      </w:r>
+      <w:proofErr w:type="gramEnd"/>
+      <w:r>
+        <w:t xml:space="preserve"> betrachtet genug Stunden hat.</w:t>
       </w:r>
     </w:p>
     <w:p>
@@ -1764,6 +2107,7 @@
           <w:b/>
           <w:bCs/>
         </w:rPr>
+        <w:lastRenderedPageBreak/>
         <w:t xml:space="preserve">Grenze: </w:t>
       </w:r>
       <w:r>
@@ -1775,7 +2119,15 @@
         <w:pStyle w:val="berschrift2"/>
       </w:pPr>
       <w:r>
-        <w:t>3.2 Diagnose1–4 — solverbasierte Optimierung</w:t>
+        <w:t xml:space="preserve">3.2 Diagnose1–4 — </w:t>
+      </w:r>
+      <w:proofErr w:type="spellStart"/>
+      <w:r>
+        <w:t>solverbasierte</w:t>
+      </w:r>
+      <w:proofErr w:type="spellEnd"/>
+      <w:r>
+        <w:t xml:space="preserve"> Optimierung</w:t>
       </w:r>
     </w:p>
     <w:p>
@@ -1790,7 +2142,23 @@
         <w:t xml:space="preserve">So berechnet: </w:t>
       </w:r>
       <w:r>
-        <w:t>Der gesamte Unterricht wird real verteilt (Diagnose1/2: Backtracking+Constraint-Propagation; Diagnose3/4: Simulated Annealing). Je Lehrkraft Ist−Soll = Überlast, je Fachgruppe aufsummiert.</w:t>
+        <w:t xml:space="preserve">Der gesamte Unterricht wird real verteilt (Diagnose1/2: Backtracking+Constraint-Propagation; Diagnose3/4: </w:t>
+      </w:r>
+      <w:proofErr w:type="spellStart"/>
+      <w:r>
+        <w:t>Simulated</w:t>
+      </w:r>
+      <w:proofErr w:type="spellEnd"/>
+      <w:r>
+        <w:t xml:space="preserve"> </w:t>
+      </w:r>
+      <w:proofErr w:type="spellStart"/>
+      <w:r>
+        <w:t>Annealing</w:t>
+      </w:r>
+      <w:proofErr w:type="spellEnd"/>
+      <w:r>
+        <w:t>). Je Lehrkraft Ist−Soll = Überlast, je Fachgruppe aufsummiert.</w:t>
       </w:r>
     </w:p>
     <w:p>
@@ -1828,7 +2196,15 @@
         <w:pStyle w:val="berschrift2"/>
       </w:pPr>
       <w:r>
-        <w:t>3.3 Neueinstellung — solverbasierte Empfehlung</w:t>
+        <w:t xml:space="preserve">3.3 Neueinstellung — </w:t>
+      </w:r>
+      <w:proofErr w:type="spellStart"/>
+      <w:r>
+        <w:t>solverbasierte</w:t>
+      </w:r>
+      <w:proofErr w:type="spellEnd"/>
+      <w:r>
+        <w:t xml:space="preserve"> Empfehlung</w:t>
       </w:r>
     </w:p>
     <w:p>
@@ -1881,7 +2257,15 @@
         <w:pStyle w:val="berschrift2"/>
       </w:pPr>
       <w:r>
-        <w:t>3.4 Neueinstellung_Simulation — Profil-Simulation</w:t>
+        <w:t xml:space="preserve">3.4 </w:t>
+      </w:r>
+      <w:proofErr w:type="spellStart"/>
+      <w:r>
+        <w:t>Neueinstellung_Simulation</w:t>
+      </w:r>
+      <w:proofErr w:type="spellEnd"/>
+      <w:r>
+        <w:t xml:space="preserve"> — Profil-Simulation</w:t>
       </w:r>
     </w:p>
     <w:p>
@@ -1927,8 +2311,21 @@
         </w:numPr>
         <w:spacing w:after="60"/>
       </w:pPr>
-      <w:r>
-        <w:t>Zugew. WSt (neu) — tatsächlich zugeteilte Stunden der neuen Kraft; deutlich unter dem Deputat = Stelle wird nicht ausgelastet.</w:t>
+      <w:proofErr w:type="spellStart"/>
+      <w:r>
+        <w:t>Zugew</w:t>
+      </w:r>
+      <w:proofErr w:type="spellEnd"/>
+      <w:r>
+        <w:t xml:space="preserve">. </w:t>
+      </w:r>
+      <w:proofErr w:type="spellStart"/>
+      <w:r>
+        <w:t>WSt</w:t>
+      </w:r>
+      <w:proofErr w:type="spellEnd"/>
+      <w:r>
+        <w:t xml:space="preserve"> (neu) — tatsächlich zugeteilte Stunden der neuen Kraft; deutlich unter dem Deputat = Stelle wird nicht ausgelastet.</w:t>
       </w:r>
     </w:p>
     <w:p>
@@ -1953,178 +2350,258 @@
           <w:b/>
           <w:bCs/>
         </w:rPr>
+        <w:t xml:space="preserve">Grenze: </w:t>
+      </w:r>
+      <w:r>
+        <w:t>Stochastisch (bestes aus mehreren SA-Läufen), bewertet jedes Profil einzeln, zerlegt nicht, welches Fach genau wirkt.</w:t>
+      </w:r>
+    </w:p>
+    <w:p>
+      <w:pPr>
+        <w:pStyle w:val="berschrift2"/>
+      </w:pPr>
+      <w:r>
+        <w:t xml:space="preserve">3.5 </w:t>
+      </w:r>
+      <w:proofErr w:type="spellStart"/>
+      <w:r>
+        <w:t>Engpass_MaxFluss</w:t>
+      </w:r>
+      <w:proofErr w:type="spellEnd"/>
+      <w:r>
+        <w:t xml:space="preserve"> — strukturell, ohne Fixierungen</w:t>
+      </w:r>
+    </w:p>
+    <w:p>
+      <w:pPr>
+        <w:spacing w:after="120"/>
+      </w:pPr>
+      <w:r>
+        <w:rPr>
+          <w:b/>
+          <w:bCs/>
+        </w:rPr>
+        <w:t xml:space="preserve">So berechnet: </w:t>
+      </w:r>
+      <w:r>
+        <w:t xml:space="preserve">Ein Fluss-Netz Quelle → Lehrer (Deputat) → Fachgruppe (qualifiziert) → Senke (Bedarf). Der maximale Fluss ist der gleichzeitig </w:t>
+      </w:r>
+      <w:proofErr w:type="spellStart"/>
+      <w:r>
+        <w:t>deckbare</w:t>
+      </w:r>
+      <w:proofErr w:type="spellEnd"/>
+      <w:r>
+        <w:t xml:space="preserve"> Bedarf; Defizit = Bedarf − Max-Fluss. Je Fachgruppe werden Absorptionsdecke und Reserve über eine Grenzbetrachtung ermittelt.</w:t>
+      </w:r>
+    </w:p>
+    <w:p>
+      <w:pPr>
+        <w:spacing w:after="120"/>
+      </w:pPr>
+      <w:r>
+        <w:rPr>
+          <w:b/>
+          <w:bCs/>
+        </w:rPr>
+        <w:t xml:space="preserve">Aussagekraft: </w:t>
+      </w:r>
+      <w:r>
+        <w:t>Das strukturelle Minimum (Satz von Hall): Existiert eine Fächermenge, deren gemeinsamer Bedarf die gemeinsame qualifizierte Kapazität übersteigt — unabhängig von jeder Zuteilung? Findet gerade die Sammel-Engpässe, die die Pro-Fach-Analyse übersieht. Das Defizit geteilt durch den Stellenumfang ergibt die rechnerisch fehlenden Stellen.</w:t>
+      </w:r>
+    </w:p>
+    <w:p>
+      <w:pPr>
+        <w:spacing w:after="120"/>
+      </w:pPr>
+      <w:r>
+        <w:rPr>
+          <w:b/>
+          <w:bCs/>
+        </w:rPr>
+        <w:t xml:space="preserve">Grenze: </w:t>
+      </w:r>
+      <w:r>
+        <w:t xml:space="preserve">Kein Stundenplan — keine Zeitkollisionen, Räume, Wünsche, Teilzeitmuster. Nutzt das volle Soll als Kapazität; </w:t>
+      </w:r>
+      <w:proofErr w:type="spellStart"/>
+      <w:r>
+        <w:t>ungemappte</w:t>
+      </w:r>
+      <w:proofErr w:type="spellEnd"/>
+      <w:r>
+        <w:t xml:space="preserve"> AGs und fixierte Sonderstunden bleiben außen vor.</w:t>
+      </w:r>
+    </w:p>
+    <w:p>
+      <w:pPr>
+        <w:pStyle w:val="berschrift2"/>
+      </w:pPr>
+      <w:r>
+        <w:t xml:space="preserve">3.6 </w:t>
+      </w:r>
+      <w:proofErr w:type="spellStart"/>
+      <w:r>
+        <w:t>Engpass_Residual</w:t>
+      </w:r>
+      <w:proofErr w:type="spellEnd"/>
+      <w:r>
+        <w:t xml:space="preserve"> — strukturell, mit Fixierungen</w:t>
+      </w:r>
+    </w:p>
+    <w:p>
+      <w:pPr>
+        <w:spacing w:after="120"/>
+      </w:pPr>
+      <w:r>
+        <w:rPr>
+          <w:b/>
+          <w:bCs/>
+        </w:rPr>
+        <w:t xml:space="preserve">So berechnet: </w:t>
+      </w:r>
+      <w:r>
+        <w:t>Wie 3.5, aber das Deputat wird um den fixierten Unterricht gekürzt und der fixierte (gemappte) Bedarf gilt als gedeckt. Block B verteilt zusätzlich die Überlast je Fachgruppe.</w:t>
+      </w:r>
+    </w:p>
+    <w:p>
+      <w:pPr>
+        <w:spacing w:after="120"/>
+      </w:pPr>
+      <w:r>
+        <w:rPr>
+          <w:b/>
+          <w:bCs/>
+        </w:rPr>
+        <w:t xml:space="preserve">Aussagekraft: </w:t>
+      </w:r>
+      <w:r>
+        <w:t>Der noch offene strukturelle Engpass, nachdem berücksichtigt ist, was bereits fest zugewiesen ist.</w:t>
+      </w:r>
+    </w:p>
+    <w:p>
+      <w:pPr>
+        <w:spacing w:after="120"/>
+      </w:pPr>
+      <w:r>
+        <w:rPr>
+          <w:b/>
+          <w:bCs/>
+        </w:rPr>
+        <w:t xml:space="preserve">Grenze: </w:t>
+      </w:r>
+      <w:r>
+        <w:t xml:space="preserve">Ohne Fixierungen identisch zu </w:t>
+      </w:r>
+      <w:proofErr w:type="spellStart"/>
+      <w:r>
+        <w:t>Engpass_MaxFluss</w:t>
+      </w:r>
+      <w:proofErr w:type="spellEnd"/>
+      <w:r>
+        <w:t>.</w:t>
+      </w:r>
+    </w:p>
+    <w:p>
+      <w:pPr>
+        <w:pStyle w:val="berschrift2"/>
+      </w:pPr>
+      <w:r>
+        <w:t xml:space="preserve">3.7 </w:t>
+      </w:r>
+      <w:proofErr w:type="spellStart"/>
+      <w:r>
+        <w:t>Neueinstellung_Faecher</w:t>
+      </w:r>
+      <w:proofErr w:type="spellEnd"/>
+      <w:r>
+        <w:t xml:space="preserve"> — zu besetzende Fächer</w:t>
+      </w:r>
+    </w:p>
+    <w:p>
+      <w:pPr>
+        <w:spacing w:after="120"/>
+      </w:pPr>
+      <w:r>
+        <w:rPr>
+          <w:b/>
+          <w:bCs/>
+        </w:rPr>
+        <w:t xml:space="preserve">So berechnet: </w:t>
+      </w:r>
+      <w:r>
+        <w:t xml:space="preserve">Je Fachgruppe wird testweise eine Lehrkraft eingefügt. Absorptionsdecke = maximal noch produktiv </w:t>
+      </w:r>
+      <w:proofErr w:type="spellStart"/>
+      <w:r>
+        <w:t>unterbringbare</w:t>
+      </w:r>
+      <w:proofErr w:type="spellEnd"/>
+      <w:r>
+        <w:t xml:space="preserve"> Zusatz-</w:t>
+      </w:r>
+      <w:proofErr w:type="spellStart"/>
+      <w:r>
+        <w:t>WSt</w:t>
+      </w:r>
+      <w:proofErr w:type="spellEnd"/>
+      <w:r>
+        <w:t>; Nutzen einer Stelle = Defizit-Abbau einer Stelle nur in diesem Fach.</w:t>
+      </w:r>
+    </w:p>
+    <w:p>
+      <w:pPr>
+        <w:spacing w:after="120"/>
+      </w:pPr>
+      <w:r>
+        <w:rPr>
+          <w:b/>
+          <w:bCs/>
+        </w:rPr>
+        <w:t xml:space="preserve">Aussagekraft: </w:t>
+      </w:r>
+      <w:r>
+        <w:t xml:space="preserve">Welche Fächer eine Neueinstellung aufnehmen können („voll besetzbar“), welche nur in Kombination und welche gesättigt sind (dort wären die Stunden nicht mehr </w:t>
+      </w:r>
+      <w:proofErr w:type="spellStart"/>
+      <w:r>
+        <w:t>placierbar</w:t>
+      </w:r>
+      <w:proofErr w:type="spellEnd"/>
+      <w:r>
+        <w:t>).</w:t>
+      </w:r>
+    </w:p>
+    <w:p>
+      <w:pPr>
+        <w:spacing w:after="120"/>
+      </w:pPr>
+      <w:r>
+        <w:rPr>
+          <w:b/>
+          <w:bCs/>
+        </w:rPr>
+        <w:t xml:space="preserve">Grenze: </w:t>
+      </w:r>
+      <w:r>
+        <w:t>Betrachtet je Fach eine Einzelstelle; wählt nicht selbst die optimale Kombination mehrerer Stellen.</w:t>
+      </w:r>
+    </w:p>
+    <w:p>
+      <w:pPr>
+        <w:pStyle w:val="berschrift2"/>
+      </w:pPr>
+      <w:r>
         <w:lastRenderedPageBreak/>
-        <w:t xml:space="preserve">Grenze: </w:t>
-      </w:r>
-      <w:r>
-        <w:t>Stochastisch (bestes aus mehreren SA-Läufen), bewertet jedes Profil einzeln, zerlegt nicht, welches Fach genau wirkt.</w:t>
-      </w:r>
-    </w:p>
-    <w:p>
-      <w:pPr>
-        <w:pStyle w:val="berschrift2"/>
-      </w:pPr>
-      <w:r>
-        <w:t>3.5 Engpass_MaxFluss — strukturell, ohne Fixierungen</w:t>
-      </w:r>
-    </w:p>
-    <w:p>
-      <w:pPr>
-        <w:spacing w:after="120"/>
-      </w:pPr>
-      <w:r>
-        <w:rPr>
-          <w:b/>
-          <w:bCs/>
-        </w:rPr>
-        <w:t xml:space="preserve">So berechnet: </w:t>
-      </w:r>
-      <w:r>
-        <w:t>Ein Fluss-Netz Quelle → Lehrer (Deputat) → Fachgruppe (qualifiziert) → Senke (Bedarf). Der maximale Fluss ist der gleichzeitig deckbare Bedarf; Defizit = Bedarf − Max-Fluss. Je Fachgruppe werden Absorptionsdecke und Reserve über eine Grenzbetrachtung ermittelt.</w:t>
-      </w:r>
-    </w:p>
-    <w:p>
-      <w:pPr>
-        <w:spacing w:after="120"/>
-      </w:pPr>
-      <w:r>
-        <w:rPr>
-          <w:b/>
-          <w:bCs/>
-        </w:rPr>
-        <w:t xml:space="preserve">Aussagekraft: </w:t>
-      </w:r>
-      <w:r>
-        <w:t>Das strukturelle Minimum (Satz von Hall): Existiert eine Fächermenge, deren gemeinsamer Bedarf die gemeinsame qualifizierte Kapazität übersteigt — unabhängig von jeder Zuteilung? Findet gerade die Sammel-Engpässe, die die Pro-Fach-Analyse übersieht. Das Defizit geteilt durch den Stellenumfang ergibt die rechnerisch fehlenden Stellen.</w:t>
-      </w:r>
-    </w:p>
-    <w:p>
-      <w:pPr>
-        <w:spacing w:after="120"/>
-      </w:pPr>
-      <w:r>
-        <w:rPr>
-          <w:b/>
-          <w:bCs/>
-        </w:rPr>
-        <w:t xml:space="preserve">Grenze: </w:t>
-      </w:r>
-      <w:r>
-        <w:t>Kein Stundenplan — keine Zeitkollisionen, Räume, Wünsche, Teilzeitmuster. Nutzt das volle Soll als Kapazität; ungemappte AGs und fixierte Sonderstunden bleiben außen vor.</w:t>
-      </w:r>
-    </w:p>
-    <w:p>
-      <w:pPr>
-        <w:pStyle w:val="berschrift2"/>
-      </w:pPr>
-      <w:r>
-        <w:t>3.6 Engpass_Residual — strukturell, mit Fixierungen</w:t>
-      </w:r>
-    </w:p>
-    <w:p>
-      <w:pPr>
-        <w:spacing w:after="120"/>
-      </w:pPr>
-      <w:r>
-        <w:rPr>
-          <w:b/>
-          <w:bCs/>
-        </w:rPr>
-        <w:t xml:space="preserve">So berechnet: </w:t>
-      </w:r>
-      <w:r>
-        <w:t>Wie 3.5, aber das Deputat wird um den fixierten Unterricht gekürzt und der fixierte (gemappte) Bedarf gilt als gedeckt. Block B verteilt zusätzlich die Überlast je Fachgruppe.</w:t>
-      </w:r>
-    </w:p>
-    <w:p>
-      <w:pPr>
-        <w:spacing w:after="120"/>
-      </w:pPr>
-      <w:r>
-        <w:rPr>
-          <w:b/>
-          <w:bCs/>
-        </w:rPr>
-        <w:t xml:space="preserve">Aussagekraft: </w:t>
-      </w:r>
-      <w:r>
-        <w:t>Der noch offene strukturelle Engpass, nachdem berücksichtigt ist, was bereits fest zugewiesen ist.</w:t>
-      </w:r>
-    </w:p>
-    <w:p>
-      <w:pPr>
-        <w:spacing w:after="120"/>
-      </w:pPr>
-      <w:r>
-        <w:rPr>
-          <w:b/>
-          <w:bCs/>
-        </w:rPr>
-        <w:t xml:space="preserve">Grenze: </w:t>
-      </w:r>
-      <w:r>
-        <w:t>Ohne Fixierungen identisch zu Engpass_MaxFluss.</w:t>
-      </w:r>
-    </w:p>
-    <w:p>
-      <w:pPr>
-        <w:pStyle w:val="berschrift2"/>
-      </w:pPr>
-      <w:r>
-        <w:t>3.7 Neueinstellung_Faecher — zu besetzende Fächer</w:t>
-      </w:r>
-    </w:p>
-    <w:p>
-      <w:pPr>
-        <w:spacing w:after="120"/>
-      </w:pPr>
-      <w:r>
-        <w:rPr>
-          <w:b/>
-          <w:bCs/>
-        </w:rPr>
-        <w:t xml:space="preserve">So berechnet: </w:t>
-      </w:r>
-      <w:r>
-        <w:t>Je Fachgruppe wird testweise eine Lehrkraft eingefügt. Absorptionsdecke = maximal noch produktiv unterbringbare Zusatz-WSt; Nutzen einer Stelle = Defizit-Abbau einer Stelle nur in diesem Fach.</w:t>
-      </w:r>
-    </w:p>
-    <w:p>
-      <w:pPr>
-        <w:spacing w:after="120"/>
-      </w:pPr>
-      <w:r>
-        <w:rPr>
-          <w:b/>
-          <w:bCs/>
-        </w:rPr>
-        <w:t xml:space="preserve">Aussagekraft: </w:t>
-      </w:r>
-      <w:r>
-        <w:t>Welche Fächer eine Neueinstellung aufnehmen können („voll besetzbar“), welche nur in Kombination und welche gesättigt sind (dort wären die Stunden nicht mehr placierbar).</w:t>
-      </w:r>
-    </w:p>
-    <w:p>
-      <w:pPr>
-        <w:spacing w:after="120"/>
-      </w:pPr>
-      <w:r>
-        <w:rPr>
-          <w:b/>
-          <w:bCs/>
-        </w:rPr>
-        <w:t xml:space="preserve">Grenze: </w:t>
-      </w:r>
-      <w:r>
-        <w:t>Betrachtet je Fach eine Einzelstelle; wählt nicht selbst die optimale Kombination mehrerer Stellen.</w:t>
-      </w:r>
-    </w:p>
-    <w:p>
-      <w:pPr>
-        <w:pStyle w:val="berschrift2"/>
-      </w:pPr>
-      <w:r>
-        <w:t>3.8 Kandidaten_MaxFluss — konkrete Profile bewerten</w:t>
+        <w:t xml:space="preserve">3.8 </w:t>
+      </w:r>
+      <w:proofErr w:type="spellStart"/>
+      <w:r>
+        <w:t>Kandidaten_MaxFluss</w:t>
+      </w:r>
+      <w:proofErr w:type="spellEnd"/>
+      <w:r>
+        <w:t xml:space="preserve"> — konkrete Profile bewerten</w:t>
       </w:r>
     </w:p>
     <w:p>
@@ -2145,7 +2622,15 @@
         <w:spacing w:after="60"/>
       </w:pPr>
       <w:r>
-        <w:t>Einzel (Spalten F–H): jedes Profil für sich — Defizit-Abbau und nicht placierbare Stunden.</w:t>
+        <w:t xml:space="preserve">Einzel (Spalten F–H): jedes Profil für sich — Defizit-Abbau und nicht </w:t>
+      </w:r>
+      <w:proofErr w:type="spellStart"/>
+      <w:r>
+        <w:t>placierbare</w:t>
+      </w:r>
+      <w:proofErr w:type="spellEnd"/>
+      <w:r>
+        <w:t xml:space="preserve"> Stunden.</w:t>
       </w:r>
     </w:p>
     <w:p>
@@ -2186,7 +2671,15 @@
         <w:t xml:space="preserve">Grenze: </w:t>
       </w:r>
       <w:r>
-        <w:t>Rein strukturell (keine Stundenplan-Prüfung); das strukturelle Gegenstück zur solverbasierten Simulation.</w:t>
+        <w:t xml:space="preserve">Rein strukturell (keine Stundenplan-Prüfung); das strukturelle Gegenstück zur </w:t>
+      </w:r>
+      <w:proofErr w:type="spellStart"/>
+      <w:r>
+        <w:t>solverbasierten</w:t>
+      </w:r>
+      <w:proofErr w:type="spellEnd"/>
+      <w:r>
+        <w:t xml:space="preserve"> Simulation.</w:t>
       </w:r>
     </w:p>
     <w:p>
@@ -2194,7 +2687,23 @@
         <w:pStyle w:val="berschrift2"/>
       </w:pPr>
       <w:r>
-        <w:t>3.9 Neueinstellung_Sim_Kombi — kombinierte Simulation (solverbasiert)</w:t>
+        <w:t xml:space="preserve">3.9 </w:t>
+      </w:r>
+      <w:proofErr w:type="spellStart"/>
+      <w:r>
+        <w:t>Neueinstellung_Sim_Kombi</w:t>
+      </w:r>
+      <w:proofErr w:type="spellEnd"/>
+      <w:r>
+        <w:t xml:space="preserve"> — kombinierte Simulation (</w:t>
+      </w:r>
+      <w:proofErr w:type="spellStart"/>
+      <w:r>
+        <w:t>solverbasiert</w:t>
+      </w:r>
+      <w:proofErr w:type="spellEnd"/>
+      <w:r>
+        <w:t>)</w:t>
       </w:r>
     </w:p>
     <w:p>
@@ -2202,7 +2711,15 @@
         <w:spacing w:after="120"/>
       </w:pPr>
       <w:r>
-        <w:t>Das Gegenstück zur strukturellen Kombination aus 3.8, aber mit echten Optimierungsläufen: Alle Profile aus Neueinstellung_Eingabe werden GLEICHZEITIG als Lehrkräfte in den Plan aufgenommen und der Gesamtplan wird neu optimiert (gegen die Baseline ohne Neueinstellung).</w:t>
+        <w:t xml:space="preserve">Das Gegenstück zur strukturellen Kombination aus 3.8, aber mit echten Optimierungsläufen: Alle Profile aus </w:t>
+      </w:r>
+      <w:proofErr w:type="spellStart"/>
+      <w:r>
+        <w:t>Neueinstellung_Eingabe</w:t>
+      </w:r>
+      <w:proofErr w:type="spellEnd"/>
+      <w:r>
+        <w:t xml:space="preserve"> werden GLEICHZEITIG als Lehrkräfte in den Plan aufgenommen und der Gesamtplan wird neu optimiert (gegen die Baseline ohne Neueinstellung).</w:t>
       </w:r>
     </w:p>
     <w:p>
@@ -2267,9 +2784,21 @@
         </w:numPr>
         <w:spacing w:after="80"/>
       </w:pPr>
-      <w:r>
-        <w:lastRenderedPageBreak/>
-        <w:t>Fach_Fachgruppe_Liste ausführen und kontrollieren, ob wichtige Fächer noch „nicht zugeordnet“ sind — ggf. in Fachgruppen ergänzen. Soll-Anrechnungen mit SollAnrechnungUebertragen aktualisieren.</w:t>
+      <w:proofErr w:type="spellStart"/>
+      <w:r>
+        <w:t>Fach_Fachgruppe_Liste</w:t>
+      </w:r>
+      <w:proofErr w:type="spellEnd"/>
+      <w:r>
+        <w:t xml:space="preserve"> ausführen und kontrollieren, ob wichtige Fächer noch „nicht zugeordnet“ sind — ggf. in Fachgruppen ergänzen. Soll-Anrechnungen mit </w:t>
+      </w:r>
+      <w:proofErr w:type="spellStart"/>
+      <w:r>
+        <w:t>SollAnrechnungUebertragen</w:t>
+      </w:r>
+      <w:proofErr w:type="spellEnd"/>
+      <w:r>
+        <w:t xml:space="preserve"> aktualisieren.</w:t>
       </w:r>
     </w:p>
     <w:p>
@@ -2282,7 +2811,23 @@
         <w:spacing w:after="80"/>
       </w:pPr>
       <w:r>
-        <w:t>Gesamtbild holen: Fach_Engpass_MaxFluss ausführen. Am Defizit ablesen, ob und wie groß ein Engpass ist (fehlende Stellen ≈ Defizit / Stellenumfang) und ob er auf wenige Fächer beschränkt oder kollektiv ist (identische Reserve bei allen Gruppen = reine Gesamtknappheit). Bei viel fixiertem Unterricht zusätzlich Fach_Engpass_Residual.</w:t>
+        <w:t xml:space="preserve">Gesamtbild holen: </w:t>
+      </w:r>
+      <w:proofErr w:type="spellStart"/>
+      <w:r>
+        <w:t>Fach_Engpass_MaxFluss</w:t>
+      </w:r>
+      <w:proofErr w:type="spellEnd"/>
+      <w:r>
+        <w:t xml:space="preserve"> ausführen. Am Defizit ablesen, ob und wie groß ein Engpass ist (fehlende Stellen ≈ Defizit / Stellenumfang) und ob er auf wenige Fächer beschränkt oder kollektiv ist (identische Reserve bei allen Gruppen = reine Gesamtknappheit). Bei viel fixiertem Unterricht zusätzlich </w:t>
+      </w:r>
+      <w:proofErr w:type="spellStart"/>
+      <w:r>
+        <w:t>Fach_Engpass_Residual</w:t>
+      </w:r>
+      <w:proofErr w:type="spellEnd"/>
+      <w:r>
+        <w:t>.</w:t>
       </w:r>
     </w:p>
     <w:p>
@@ -2295,7 +2840,23 @@
         <w:spacing w:after="80"/>
       </w:pPr>
       <w:r>
-        <w:t>Kandidaten-Fächer eingrenzen: Fach_Neueinstellung_Faecher ausführen. „voll besetzbare“ Fächer sind tragfähig, „gesättigte“ meiden. Quer prüfen mit der Überlast-Rangfolge in Neueinstellung und mit Engpass_Analyse.</w:t>
+        <w:t xml:space="preserve">Kandidaten-Fächer eingrenzen: </w:t>
+      </w:r>
+      <w:proofErr w:type="spellStart"/>
+      <w:r>
+        <w:t>Fach_Neueinstellung_Faecher</w:t>
+      </w:r>
+      <w:proofErr w:type="spellEnd"/>
+      <w:r>
+        <w:t xml:space="preserve"> ausführen. „voll besetzbare“ Fächer sind tragfähig, „gesättigte“ meiden. Quer prüfen mit der Überlast-Rangfolge in Neueinstellung und mit </w:t>
+      </w:r>
+      <w:proofErr w:type="spellStart"/>
+      <w:r>
+        <w:t>Engpass_Analyse</w:t>
+      </w:r>
+      <w:proofErr w:type="spellEnd"/>
+      <w:r>
+        <w:t>.</w:t>
       </w:r>
     </w:p>
     <w:p>
@@ -2308,7 +2869,23 @@
         <w:spacing w:after="80"/>
       </w:pPr>
       <w:r>
-        <w:t>Konkrete Profile strukturell testen: realistische 2-Fach-Profile in Kandidaten_MaxFluss eintragen. Über die Blöcke Kombination und Kumulativ ein Set von Stellen finden, das das Defizit schließt, ohne Leerlauf (alle Stunden placierbar, Restdefizit ~0).</w:t>
+        <w:t xml:space="preserve">Konkrete Profile strukturell testen: realistische 2-Fach-Profile in </w:t>
+      </w:r>
+      <w:proofErr w:type="spellStart"/>
+      <w:r>
+        <w:t>Kandidaten_MaxFluss</w:t>
+      </w:r>
+      <w:proofErr w:type="spellEnd"/>
+      <w:r>
+        <w:t xml:space="preserve"> eintragen. Über die Blöcke Kombination und Kumulativ ein Set von Stellen finden, das das Defizit schließt, ohne Leerlauf (alle Stunden </w:t>
+      </w:r>
+      <w:proofErr w:type="spellStart"/>
+      <w:r>
+        <w:t>placierbar</w:t>
+      </w:r>
+      <w:proofErr w:type="spellEnd"/>
+      <w:r>
+        <w:t>, Restdefizit ~0).</w:t>
       </w:r>
     </w:p>
     <w:p>
@@ -2321,7 +2898,39 @@
         <w:spacing w:after="80"/>
       </w:pPr>
       <w:r>
-        <w:t>Realistisch validieren: dieselben Profile in Neueinstellung_Eingabe eintragen. Mit NeueinstellungsSimulation jedes Profil einzeln prüfen entweder mit Makro oder direkt im CP-SAT-Solver; mit NeueinstellungsSimulation_Kombi das ganze Set GEMEINSAM prüfen (gemeinsame Entlastung, Auslastung je Stelle) oder direkt im CP-SAT-Solver. Bestätigt die strukturelle Auswahl aus Kandidaten_MaxFluss im echten Plan.</w:t>
+        <w:t xml:space="preserve">Realistisch validieren: dieselben Profile in </w:t>
+      </w:r>
+      <w:proofErr w:type="spellStart"/>
+      <w:r>
+        <w:t>Neueinstellung_Eingabe</w:t>
+      </w:r>
+      <w:proofErr w:type="spellEnd"/>
+      <w:r>
+        <w:t xml:space="preserve"> eintragen. Mit </w:t>
+      </w:r>
+      <w:proofErr w:type="spellStart"/>
+      <w:r>
+        <w:t>NeueinstellungsSimulation</w:t>
+      </w:r>
+      <w:proofErr w:type="spellEnd"/>
+      <w:r>
+        <w:t xml:space="preserve"> jedes Profil einzeln prüfen entweder mit Makro oder direkt im CP-SAT-Solver; mit </w:t>
+      </w:r>
+      <w:proofErr w:type="spellStart"/>
+      <w:r>
+        <w:t>NeueinstellungsSimulation_Kombi</w:t>
+      </w:r>
+      <w:proofErr w:type="spellEnd"/>
+      <w:r>
+        <w:t xml:space="preserve"> das ganze Set GEMEINSAM prüfen (gemeinsame Entlastung, Auslastung je Stelle) oder direkt im CP-SAT-Solver. Bestätigt die strukturelle Auswahl aus </w:t>
+      </w:r>
+      <w:proofErr w:type="spellStart"/>
+      <w:r>
+        <w:t>Kandidaten_MaxFluss</w:t>
+      </w:r>
+      <w:proofErr w:type="spellEnd"/>
+      <w:r>
+        <w:t xml:space="preserve"> im echten Plan.</w:t>
       </w:r>
     </w:p>
     <w:p>
@@ -2334,7 +2943,15 @@
         <w:spacing w:after="80"/>
       </w:pPr>
       <w:r>
-        <w:t>Entscheiden: das Profil-Set wählen, das (a) das Defizit schließt, (b) keinen Leerlauf hat, (c) die überlastetsten/robustesten Fächer trifft und (d) am Arbeitsmarkt realistisch ist. Bei Abweichung: der Struktur für „geht es überhaupt“ trauen, dem Solver für „so sieht ein echter Plan aus“.</w:t>
+        <w:t xml:space="preserve">Entscheiden: das Profil-Set wählen, das (a) das Defizit schließt, (b) keinen Leerlauf hat, (c) die </w:t>
+      </w:r>
+      <w:proofErr w:type="spellStart"/>
+      <w:r>
+        <w:t>überlastetsten</w:t>
+      </w:r>
+      <w:proofErr w:type="spellEnd"/>
+      <w:r>
+        <w:t>/robustesten Fächer trifft und (d) am Arbeitsmarkt realistisch ist. Bei Abweichung: der Struktur für „geht es überhaupt“ trauen, dem Solver für „so sieht ein echter Plan aus“.</w:t>
       </w:r>
     </w:p>
     <w:p>
@@ -2347,7 +2964,23 @@
         <w:spacing w:after="80"/>
       </w:pPr>
       <w:r>
-        <w:t xml:space="preserve">Absicherung: Potenzielle Kandidaten uzusätzlich zu Bestandslehrern in Lehrerliste eintragen und mit C#-UV-Optimierer CP-SAT- Lösungen suchen lassen und in Ergebnisdatei die LösungsUV betrachten. </w:t>
+        <w:t xml:space="preserve">Absicherung: Potenzielle Kandidaten </w:t>
+      </w:r>
+      <w:proofErr w:type="spellStart"/>
+      <w:r>
+        <w:t>uzusätzlich</w:t>
+      </w:r>
+      <w:proofErr w:type="spellEnd"/>
+      <w:r>
+        <w:t xml:space="preserve"> zu Bestandslehrern in Lehrerliste eintragen und mit C#-UV-Optimierer CP-SAT- Lösungen suchen lassen und in Ergebnisdatei die </w:t>
+      </w:r>
+      <w:proofErr w:type="spellStart"/>
+      <w:r>
+        <w:t>LösungsUV</w:t>
+      </w:r>
+      <w:proofErr w:type="spellEnd"/>
+      <w:r>
+        <w:t xml:space="preserve"> betrachten. </w:t>
       </w:r>
     </w:p>
     <w:p>
@@ -2420,6 +3053,7 @@
         <w:spacing w:after="60"/>
       </w:pPr>
       <w:r>
+        <w:lastRenderedPageBreak/>
         <w:t>Max-Fluss nutzt volle Deputate; AGs und fixierte Sonderstunden werden nur über die Residual-Variante berücksichtigt.</w:t>
       </w:r>
     </w:p>
@@ -2449,7 +3083,47 @@
         <w:spacing w:after="120"/>
       </w:pPr>
       <w:r>
-        <w:t>Erst Daten sauber machen, dann mit Fach_Engpass_MaxFluss die Größe und Art des Engpasses bestimmen, mit Fach_Neueinstellung_Faecher die tragfähigen Fächer eingrenzen, mit Kandidaten_MaxFluss konkrete Profil-Kombinationen strukturell durchspielen und schließlich mit der solverbasierten Simulation gegenprüfen. Die Entscheidung ist dann am robustesten, wenn strukturelle und solverbasierte Sicht übereinstimmen.</w:t>
+        <w:t xml:space="preserve">Erst Daten sauber machen, dann mit </w:t>
+      </w:r>
+      <w:proofErr w:type="spellStart"/>
+      <w:r>
+        <w:t>Fach_Engpass_MaxFluss</w:t>
+      </w:r>
+      <w:proofErr w:type="spellEnd"/>
+      <w:r>
+        <w:t xml:space="preserve"> die Größe und Art des Engpasses bestimmen, mit </w:t>
+      </w:r>
+      <w:proofErr w:type="spellStart"/>
+      <w:r>
+        <w:t>Fach_Neueinstellung_Faecher</w:t>
+      </w:r>
+      <w:proofErr w:type="spellEnd"/>
+      <w:r>
+        <w:t xml:space="preserve"> die tragfähigen Fächer eingrenzen, mit </w:t>
+      </w:r>
+      <w:proofErr w:type="spellStart"/>
+      <w:r>
+        <w:t>Kandidaten_MaxFluss</w:t>
+      </w:r>
+      <w:proofErr w:type="spellEnd"/>
+      <w:r>
+        <w:t xml:space="preserve"> konkrete Profil-Kombinationen strukturell durchspielen und schließlich mit der </w:t>
+      </w:r>
+      <w:proofErr w:type="spellStart"/>
+      <w:r>
+        <w:t>solverbasierten</w:t>
+      </w:r>
+      <w:proofErr w:type="spellEnd"/>
+      <w:r>
+        <w:t xml:space="preserve"> Simulation gegenprüfen. Die Entscheidung ist dann am robustesten, wenn strukturelle und </w:t>
+      </w:r>
+      <w:proofErr w:type="spellStart"/>
+      <w:r>
+        <w:t>solverbasierte</w:t>
+      </w:r>
+      <w:proofErr w:type="spellEnd"/>
+      <w:r>
+        <w:t xml:space="preserve"> Sicht übereinstimmen.</w:t>
       </w:r>
     </w:p>
     <w:sectPr>

--- a/UV- und Neueinstellungsoptimierung.docx
+++ b/UV- und Neueinstellungsoptimierung.docx
@@ -67,15 +67,7 @@
       </w:r>
       <w:proofErr w:type="spellEnd"/>
       <w:r>
-        <w:t xml:space="preserve"> übernommenen Daten: je Klasse das Fach mit seinen Wochenstunden (Blatt „Klassen“) und je Lehrkraft die unterrichtbaren Fächer (Tabelle Lehrerliste), das Soll-</w:t>
-      </w:r>
-      <w:proofErr w:type="gramStart"/>
-      <w:r>
-        <w:t>Deputat(</w:t>
-      </w:r>
-      <w:proofErr w:type="gramEnd"/>
-      <w:r>
-        <w:t xml:space="preserve">Tabelle Lehrerliste), die Klassenleitung (Tabelle Lehrerliste) sowie Wünsche und bereits fixierte Zuweisungen (Tabelle </w:t>
+        <w:t xml:space="preserve"> übernommenen Daten: je Klasse das Fach mit seinen Wochenstunden (Blatt „Klassen“) und je Lehrkraft die unterrichtbaren Fächer (Tabelle Lehrerliste), das Soll-Deputat(Tabelle Lehrerliste), die Klassenleitung (Tabelle Lehrerliste) sowie Wünsche und bereits fixierte Zuweisungen (Tabelle </w:t>
       </w:r>
       <w:proofErr w:type="spellStart"/>
       <w:r>
@@ -165,6 +157,10 @@
     <w:p>
       <w:pPr>
         <w:spacing w:after="80"/>
+        <w:rPr>
+          <w:b/>
+          <w:bCs/>
+        </w:rPr>
       </w:pPr>
       <w:r>
         <w:rPr>
@@ -175,11 +171,304 @@
       <w:r>
         <w:t>die eigentliche Lehrer-Stammliste, die die Optimierung liest: je Lehrkraft der Name, die unterrichtbaren Fächer, die Klassenleitung und das Soll-Deputat (Soll-Anrechnungen). Optional lassen sich hier lehrerindividuelle Grenzen (Max-Überlast/Max-Unterlast) eintragen.</w:t>
       </w:r>
+      <w:r>
+        <w:t xml:space="preserve"> </w:t>
+      </w:r>
+      <w:r>
+        <w:br/>
+      </w:r>
+      <w:r>
+        <w:t>bei nummerierten Fächern</w:t>
+      </w:r>
+      <w:r>
+        <w:t xml:space="preserve"> reicht </w:t>
+      </w:r>
+      <w:r>
+        <w:t xml:space="preserve">die Angaben eines </w:t>
+      </w:r>
+      <w:r>
+        <w:t>Fach</w:t>
+      </w:r>
+      <w:r>
+        <w:t>s</w:t>
+      </w:r>
+      <w:r>
+        <w:t xml:space="preserve"> mit Nummer, wie zum Beispiel D G1 oder </w:t>
+      </w:r>
+      <w:r>
+        <w:t>EK K2.</w:t>
+      </w:r>
+      <w:r>
+        <w:br/>
+      </w:r>
+      <w:r>
+        <w:t>Im Detail gilt:</w:t>
+      </w:r>
+      <w:r>
+        <w:br/>
+      </w:r>
+      <w:r>
+        <w:br/>
+      </w:r>
+      <w:r>
+        <w:rPr>
+          <w:b/>
+          <w:bCs/>
+        </w:rPr>
+        <w:t>Die Regeln, wie nummerierte Fächer erkannt werden</w:t>
+      </w:r>
     </w:p>
     <w:p>
       <w:pPr>
         <w:spacing w:after="80"/>
       </w:pPr>
+      <w:r>
+        <w:t xml:space="preserve">Diese gelten damit für beide Programme gleichermaßen. Ein Lehrer kann Fach </w:t>
+      </w:r>
+      <w:r>
+        <w:rPr>
+          <w:i/>
+          <w:iCs/>
+        </w:rPr>
+        <w:t>F</w:t>
+      </w:r>
+      <w:r>
+        <w:t xml:space="preserve"> unterrichten, wenn eines seiner eingetragenen Fächer </w:t>
+      </w:r>
+      <w:r>
+        <w:rPr>
+          <w:i/>
+          <w:iCs/>
+        </w:rPr>
+        <w:t>S</w:t>
+      </w:r>
+      <w:r>
+        <w:t xml:space="preserve"> eine dieser Bedingungen erfüllt:</w:t>
+      </w:r>
+    </w:p>
+    <w:p>
+      <w:pPr>
+        <w:numPr>
+          <w:ilvl w:val="0"/>
+          <w:numId w:val="3"/>
+        </w:numPr>
+        <w:spacing w:after="80"/>
+      </w:pPr>
+      <w:r>
+        <w:rPr>
+          <w:b/>
+          <w:bCs/>
+        </w:rPr>
+        <w:t>Exakter Treffer</w:t>
+      </w:r>
+      <w:r>
+        <w:t xml:space="preserve"> (Groß-/Kleinschreibung egal): </w:t>
+      </w:r>
+      <w:r>
+        <w:rPr>
+          <w:i/>
+          <w:iCs/>
+        </w:rPr>
+        <w:t>S</w:t>
+      </w:r>
+      <w:r>
+        <w:t xml:space="preserve"> = </w:t>
+      </w:r>
+      <w:r>
+        <w:rPr>
+          <w:i/>
+          <w:iCs/>
+        </w:rPr>
+        <w:t>F</w:t>
+      </w:r>
+      <w:r>
+        <w:t xml:space="preserve"> → immer erlaubt, auch in der Oberstufe.</w:t>
+      </w:r>
+    </w:p>
+    <w:p>
+      <w:pPr>
+        <w:numPr>
+          <w:ilvl w:val="0"/>
+          <w:numId w:val="3"/>
+        </w:numPr>
+        <w:spacing w:after="80"/>
+      </w:pPr>
+      <w:r>
+        <w:rPr>
+          <w:b/>
+          <w:bCs/>
+        </w:rPr>
+        <w:t>Stamm-Treffer:</w:t>
+      </w:r>
+      <w:r>
+        <w:t xml:space="preserve"> Von </w:t>
+      </w:r>
+      <w:r>
+        <w:rPr>
+          <w:i/>
+          <w:iCs/>
+        </w:rPr>
+        <w:t>S</w:t>
+      </w:r>
+      <w:r>
+        <w:t xml:space="preserve"> und </w:t>
+      </w:r>
+      <w:r>
+        <w:rPr>
+          <w:i/>
+          <w:iCs/>
+        </w:rPr>
+        <w:t>F</w:t>
+      </w:r>
+      <w:r>
+        <w:t xml:space="preserve"> werden die </w:t>
+      </w:r>
+      <w:r>
+        <w:rPr>
+          <w:b/>
+          <w:bCs/>
+        </w:rPr>
+        <w:t>abschließenden Ziffern</w:t>
+      </w:r>
+      <w:r>
+        <w:t xml:space="preserve"> entfernt. Sind beide Reste (Stämme) nicht leer und gleich, gehören sie zur selben Gruppe. </w:t>
+      </w:r>
+    </w:p>
+    <w:p>
+      <w:pPr>
+        <w:numPr>
+          <w:ilvl w:val="1"/>
+          <w:numId w:val="3"/>
+        </w:numPr>
+        <w:spacing w:after="80"/>
+      </w:pPr>
+      <w:r>
+        <w:t xml:space="preserve">Der Stamm entsteht nur durch Abschneiden von End-Ziffern. Hatte ein Fach </w:t>
+      </w:r>
+      <w:r>
+        <w:rPr>
+          <w:b/>
+          <w:bCs/>
+        </w:rPr>
+        <w:t>keine</w:t>
+      </w:r>
+      <w:r>
+        <w:t xml:space="preserve"> Endziffer, ist sein Stamm "" → es ist kein Gruppenmitglied und zählt nur über den exakten Treffer.</w:t>
+      </w:r>
+    </w:p>
+    <w:p>
+      <w:pPr>
+        <w:numPr>
+          <w:ilvl w:val="1"/>
+          <w:numId w:val="3"/>
+        </w:numPr>
+        <w:spacing w:after="80"/>
+      </w:pPr>
+      <w:r>
+        <w:t xml:space="preserve">In der </w:t>
+      </w:r>
+      <w:r>
+        <w:rPr>
+          <w:b/>
+          <w:bCs/>
+        </w:rPr>
+        <w:t>Oberstufe</w:t>
+      </w:r>
+      <w:r>
+        <w:t xml:space="preserve"> genügt der Stamm-Treffer allein nicht: Das passende Fach </w:t>
+      </w:r>
+      <w:r>
+        <w:rPr>
+          <w:i/>
+          <w:iCs/>
+        </w:rPr>
+        <w:t>S</w:t>
+      </w:r>
+      <w:r>
+        <w:t xml:space="preserve"> des Lehrers muss zusätzlich selbst als Oberstufenfach markiert sein (</w:t>
+      </w:r>
+      <w:proofErr w:type="spellStart"/>
+      <w:r>
+        <w:t>OberstufeOk</w:t>
+      </w:r>
+      <w:proofErr w:type="spellEnd"/>
+      <w:r>
+        <w:t xml:space="preserve">, gesetzt via </w:t>
+      </w:r>
+      <w:proofErr w:type="spellStart"/>
+      <w:r>
+        <w:t>IstOberstufenFach</w:t>
+      </w:r>
+      <w:proofErr w:type="spellEnd"/>
+      <w:r>
+        <w:t>).</w:t>
+      </w:r>
+    </w:p>
+    <w:p>
+      <w:pPr>
+        <w:spacing w:after="80"/>
+      </w:pPr>
+      <w:r>
+        <w:t>Damit ergibt sich dein Beispiel direkt: D G1 und D G2 haben beide den Stamm D G → wer D G1 stehen hat, gilt auch für D G2 (und D G3, …). Weitere Fälle: D L1↔D L2 (Stamm D L), SB1↔SB2 (Stamm SB, ganz ohne Leerzeichen), EK K2↔EK K1 (EK K), D LRS 5.1↔D LRS 5.2 (D LRS 5.). Reines D deckt nur D ab.</w:t>
+      </w:r>
+    </w:p>
+    <w:p>
+      <w:pPr>
+        <w:spacing w:after="80"/>
+      </w:pPr>
+      <w:r>
+        <w:t xml:space="preserve">Der separate Oberstufen-Filter </w:t>
+      </w:r>
+      <w:proofErr w:type="spellStart"/>
+      <w:r>
+        <w:t>IstOberstufenFach</w:t>
+      </w:r>
+      <w:proofErr w:type="spellEnd"/>
+      <w:r>
+        <w:t xml:space="preserve"> (der nur das </w:t>
+      </w:r>
+      <w:proofErr w:type="spellStart"/>
+      <w:r>
+        <w:t>Flag</w:t>
+      </w:r>
+      <w:proofErr w:type="spellEnd"/>
+      <w:r>
+        <w:t xml:space="preserve"> setzt) erkennt ein Fach als Oberstufe, wenn der Text EF/Q1/Q2 als Teilstring enthält </w:t>
+      </w:r>
+      <w:r>
+        <w:rPr>
+          <w:b/>
+          <w:bCs/>
+        </w:rPr>
+        <w:t>oder</w:t>
+      </w:r>
+      <w:r>
+        <w:t xml:space="preserve"> nach dem ersten Leerzeichen ein </w:t>
+      </w:r>
+      <w:proofErr w:type="spellStart"/>
+      <w:r>
+        <w:t>G+Ziffern</w:t>
+      </w:r>
+      <w:proofErr w:type="spellEnd"/>
+      <w:r>
+        <w:t xml:space="preserve">-, </w:t>
+      </w:r>
+      <w:proofErr w:type="spellStart"/>
+      <w:r>
+        <w:t>L+Ziffern</w:t>
+      </w:r>
+      <w:proofErr w:type="spellEnd"/>
+      <w:r>
+        <w:t>- oder allgemeines Buchstabe-mit-Ziffer-Token steht.</w:t>
+      </w:r>
+    </w:p>
+    <w:p>
+      <w:pPr>
+        <w:spacing w:after="80"/>
+      </w:pPr>
+      <w:r>
+        <w:br/>
+      </w:r>
       <w:proofErr w:type="spellStart"/>
       <w:r>
         <w:rPr>
@@ -245,6 +534,7 @@
         <w:rPr>
           <w:b/>
         </w:rPr>
+        <w:lastRenderedPageBreak/>
         <w:t xml:space="preserve">1. </w:t>
       </w:r>
       <w:r>
@@ -432,7 +722,6 @@
         <w:spacing w:after="120"/>
       </w:pPr>
       <w:r>
-        <w:lastRenderedPageBreak/>
         <w:t xml:space="preserve">Drei Solver stehen zur Wahl: </w:t>
       </w:r>
       <w:proofErr w:type="spellStart"/>
@@ -505,15 +794,7 @@
       </w:r>
       <w:proofErr w:type="spellEnd"/>
       <w:r>
-        <w:t xml:space="preserve"> befüllt werden. In Spalte Lehrerlässt man feststehende Lehrerzuordnungen stehen. Der Rest sollte gelöscht oder </w:t>
-      </w:r>
-      <w:proofErr w:type="gramStart"/>
-      <w:r>
-        <w:t>mit ?</w:t>
-      </w:r>
-      <w:proofErr w:type="gramEnd"/>
-      <w:r>
-        <w:t xml:space="preserve"> versehen werden. Irrelevante Unterrichtszeilen können einfach gelöscht werden. Das Makro </w:t>
+        <w:t xml:space="preserve"> befüllt werden. In Spalte Lehrerlässt man feststehende Lehrerzuordnungen stehen. Der Rest sollte gelöscht oder mit ? versehen werden. Irrelevante Unterrichtszeilen können einfach gelöscht werden. Das Makro </w:t>
       </w:r>
       <w:proofErr w:type="spellStart"/>
       <w:r>
@@ -761,15 +1042,7 @@
           </w:tcPr>
           <w:p>
             <w:r>
-              <w:t xml:space="preserve">1 = CP-SAT erzwingt die Toleranz als harte Ober- und Untergrenze, statt sie nur zu bestrafen. </w:t>
-            </w:r>
-            <w:proofErr w:type="gramStart"/>
-            <w:r>
-              <w:t>Kann</w:t>
-            </w:r>
-            <w:proofErr w:type="gramEnd"/>
-            <w:r>
-              <w:t xml:space="preserve"> dazu führen, dass Stunden unbesetzt bleiben.</w:t>
+              <w:t>1 = CP-SAT erzwingt die Toleranz als harte Ober- und Untergrenze, statt sie nur zu bestrafen. Kann dazu führen, dass Stunden unbesetzt bleiben.</w:t>
             </w:r>
           </w:p>
         </w:tc>
@@ -823,6 +1096,7 @@
               <w:rPr>
                 <w:b/>
               </w:rPr>
+              <w:lastRenderedPageBreak/>
               <w:t>Max-Überlast / Max-Unterlast</w:t>
             </w:r>
           </w:p>
@@ -1227,7 +1501,6 @@
               <w:rPr>
                 <w:b/>
               </w:rPr>
-              <w:lastRenderedPageBreak/>
               <w:t>Sim-Wiederholungen</w:t>
             </w:r>
           </w:p>
@@ -1522,6 +1795,7 @@
                 <w:sz w:val="17"/>
                 <w:szCs w:val="17"/>
               </w:rPr>
+              <w:lastRenderedPageBreak/>
               <w:t>Blatt / Makro</w:t>
             </w:r>
           </w:p>
@@ -2087,15 +2361,7 @@
         <w:t xml:space="preserve">Aussagekraft: </w:t>
       </w:r>
       <w:r>
-        <w:t xml:space="preserve">Zeigt, ob ein Fach </w:t>
-      </w:r>
-      <w:proofErr w:type="gramStart"/>
-      <w:r>
-        <w:t>isoliert</w:t>
-      </w:r>
-      <w:proofErr w:type="gramEnd"/>
-      <w:r>
-        <w:t xml:space="preserve"> betrachtet genug Stunden hat.</w:t>
+        <w:t>Zeigt, ob ein Fach isoliert betrachtet genug Stunden hat.</w:t>
       </w:r>
     </w:p>
     <w:p>
@@ -2107,7 +2373,6 @@
           <w:b/>
           <w:bCs/>
         </w:rPr>
-        <w:lastRenderedPageBreak/>
         <w:t xml:space="preserve">Grenze: </w:t>
       </w:r>
       <w:r>
@@ -2404,6 +2669,7 @@
           <w:b/>
           <w:bCs/>
         </w:rPr>
+        <w:lastRenderedPageBreak/>
         <w:t xml:space="preserve">Aussagekraft: </w:t>
       </w:r>
       <w:r>
@@ -2592,7 +2858,6 @@
         <w:pStyle w:val="berschrift2"/>
       </w:pPr>
       <w:r>
-        <w:lastRenderedPageBreak/>
         <w:t xml:space="preserve">3.8 </w:t>
       </w:r>
       <w:proofErr w:type="spellStart"/>
@@ -2869,6 +3134,7 @@
         <w:spacing w:after="80"/>
       </w:pPr>
       <w:r>
+        <w:lastRenderedPageBreak/>
         <w:t xml:space="preserve">Konkrete Profile strukturell testen: realistische 2-Fach-Profile in </w:t>
       </w:r>
       <w:proofErr w:type="spellStart"/>
@@ -3053,7 +3319,6 @@
         <w:spacing w:after="60"/>
       </w:pPr>
       <w:r>
-        <w:lastRenderedPageBreak/>
         <w:t>Max-Fluss nutzt volle Deputate; AGs und fixierte Sonderstunden werden nur über die Residual-Variante berücksichtigt.</w:t>
       </w:r>
     </w:p>
@@ -3139,6 +3404,123 @@
 <file path=word/numbering.xml><?xml version="1.0" encoding="utf-8"?>
 <w:numbering xmlns:wpc="http://schemas.microsoft.com/office/word/2010/wordprocessingCanvas" xmlns:cx="http://schemas.microsoft.com/office/drawing/2014/chartex" xmlns:cx1="http://schemas.microsoft.com/office/drawing/2015/9/8/chartex" xmlns:cx2="http://schemas.microsoft.com/office/drawing/2015/10/21/chartex" xmlns:cx3="http://schemas.microsoft.com/office/drawing/2016/5/9/chartex" xmlns:cx4="http://schemas.microsoft.com/office/drawing/2016/5/10/chartex" xmlns:cx5="http://schemas.microsoft.com/office/drawing/2016/5/11/chartex" xmlns:cx6="http://schemas.microsoft.com/office/drawing/2016/5/12/chartex" xmlns:cx7="http://schemas.microsoft.com/office/drawing/2016/5/13/chartex" xmlns:cx8="http://schemas.microsoft.com/office/drawing/2016/5/14/chartex" xmlns:mc="http://schemas.openxmlformats.org/markup-compatibility/2006" xmlns:aink="http://schemas.microsoft.com/office/drawing/2016/ink" xmlns:am3d="http://schemas.microsoft.com/office/drawing/2017/model3d" xmlns:o="urn:schemas-microsoft-com:office:office" xmlns:oel="http://schemas.microsoft.com/office/2019/extlst" xmlns:r="http://schemas.openxmlformats.org/officeDocument/2006/relationships" xmlns:m="http://schemas.openxmlformats.org/officeDocument/2006/math" xmlns:v="urn:schemas-microsoft-com:vml" xmlns:wp14="http://schemas.microsoft.com/office/word/2010/wordprocessingDrawing" xmlns:wp="http://schemas.openxmlformats.org/drawingml/2006/wordprocessingDrawing" xmlns:w10="urn:schemas-microsoft-com:office:word" xmlns:w="http://schemas.openxmlformats.org/wordprocessingml/2006/main" xmlns:w14="http://schemas.microsoft.com/office/word/2010/wordml" xmlns:w15="http://schemas.microsoft.com/office/word/2012/wordml" xmlns:w16cex="http://schemas.microsoft.com/office/word/2018/wordml/cex" xmlns:w16cid="http://schemas.microsoft.com/office/word/2016/wordml/cid" xmlns:w16="http://schemas.microsoft.com/office/word/2018/wordml" xmlns:w16du="http://schemas.microsoft.com/office/word/2023/wordml/word16du" xmlns:w16sdtdh="http://schemas.microsoft.com/office/word/2020/wordml/sdtdatahash" xmlns:w16sdtfl="http://schemas.microsoft.com/office/word/2024/wordml/sdtformatlock" xmlns:w16se="http://schemas.microsoft.com/office/word/2015/wordml/symex" xmlns:wpg="http://schemas.microsoft.com/office/word/2010/wordprocessingGroup" xmlns:wpi="http://schemas.microsoft.com/office/word/2010/wordprocessingInk" xmlns:wne="http://schemas.microsoft.com/office/word/2006/wordml" xmlns:wps="http://schemas.microsoft.com/office/word/2010/wordprocessingShape" mc:Ignorable="w14 w15 w16se w16cid w16 w16cex w16sdtdh w16sdtfl w16du wp14">
   <w:abstractNum w:abstractNumId="0" w15:restartNumberingAfterBreak="0">
+    <w:nsid w:val="2DF95EC4"/>
+    <w:multiLevelType w:val="multilevel"/>
+    <w:tmpl w:val="AFE43480"/>
+    <w:lvl w:ilvl="0">
+      <w:start w:val="1"/>
+      <w:numFmt w:val="decimal"/>
+      <w:lvlText w:val="%1."/>
+      <w:lvlJc w:val="left"/>
+      <w:pPr>
+        <w:tabs>
+          <w:tab w:val="num" w:pos="720"/>
+        </w:tabs>
+        <w:ind w:left="720" w:hanging="360"/>
+      </w:pPr>
+    </w:lvl>
+    <w:lvl w:ilvl="1">
+      <w:start w:val="1"/>
+      <w:numFmt w:val="bullet"/>
+      <w:lvlText w:val="o"/>
+      <w:lvlJc w:val="left"/>
+      <w:pPr>
+        <w:tabs>
+          <w:tab w:val="num" w:pos="1440"/>
+        </w:tabs>
+        <w:ind w:left="1440" w:hanging="360"/>
+      </w:pPr>
+      <w:rPr>
+        <w:rFonts w:ascii="Courier New" w:hAnsi="Courier New" w:hint="default"/>
+        <w:sz w:val="20"/>
+      </w:rPr>
+    </w:lvl>
+    <w:lvl w:ilvl="2" w:tentative="1">
+      <w:start w:val="1"/>
+      <w:numFmt w:val="decimal"/>
+      <w:lvlText w:val="%3."/>
+      <w:lvlJc w:val="left"/>
+      <w:pPr>
+        <w:tabs>
+          <w:tab w:val="num" w:pos="2160"/>
+        </w:tabs>
+        <w:ind w:left="2160" w:hanging="360"/>
+      </w:pPr>
+    </w:lvl>
+    <w:lvl w:ilvl="3" w:tentative="1">
+      <w:start w:val="1"/>
+      <w:numFmt w:val="decimal"/>
+      <w:lvlText w:val="%4."/>
+      <w:lvlJc w:val="left"/>
+      <w:pPr>
+        <w:tabs>
+          <w:tab w:val="num" w:pos="2880"/>
+        </w:tabs>
+        <w:ind w:left="2880" w:hanging="360"/>
+      </w:pPr>
+    </w:lvl>
+    <w:lvl w:ilvl="4" w:tentative="1">
+      <w:start w:val="1"/>
+      <w:numFmt w:val="decimal"/>
+      <w:lvlText w:val="%5."/>
+      <w:lvlJc w:val="left"/>
+      <w:pPr>
+        <w:tabs>
+          <w:tab w:val="num" w:pos="3600"/>
+        </w:tabs>
+        <w:ind w:left="3600" w:hanging="360"/>
+      </w:pPr>
+    </w:lvl>
+    <w:lvl w:ilvl="5" w:tentative="1">
+      <w:start w:val="1"/>
+      <w:numFmt w:val="decimal"/>
+      <w:lvlText w:val="%6."/>
+      <w:lvlJc w:val="left"/>
+      <w:pPr>
+        <w:tabs>
+          <w:tab w:val="num" w:pos="4320"/>
+        </w:tabs>
+        <w:ind w:left="4320" w:hanging="360"/>
+      </w:pPr>
+    </w:lvl>
+    <w:lvl w:ilvl="6" w:tentative="1">
+      <w:start w:val="1"/>
+      <w:numFmt w:val="decimal"/>
+      <w:lvlText w:val="%7."/>
+      <w:lvlJc w:val="left"/>
+      <w:pPr>
+        <w:tabs>
+          <w:tab w:val="num" w:pos="5040"/>
+        </w:tabs>
+        <w:ind w:left="5040" w:hanging="360"/>
+      </w:pPr>
+    </w:lvl>
+    <w:lvl w:ilvl="7" w:tentative="1">
+      <w:start w:val="1"/>
+      <w:numFmt w:val="decimal"/>
+      <w:lvlText w:val="%8."/>
+      <w:lvlJc w:val="left"/>
+      <w:pPr>
+        <w:tabs>
+          <w:tab w:val="num" w:pos="5760"/>
+        </w:tabs>
+        <w:ind w:left="5760" w:hanging="360"/>
+      </w:pPr>
+    </w:lvl>
+    <w:lvl w:ilvl="8" w:tentative="1">
+      <w:start w:val="1"/>
+      <w:numFmt w:val="decimal"/>
+      <w:lvlText w:val="%9."/>
+      <w:lvlJc w:val="left"/>
+      <w:pPr>
+        <w:tabs>
+          <w:tab w:val="num" w:pos="6480"/>
+        </w:tabs>
+        <w:ind w:left="6480" w:hanging="360"/>
+      </w:pPr>
+    </w:lvl>
+  </w:abstractNum>
+  <w:abstractNum w:abstractNumId="1" w15:restartNumberingAfterBreak="0">
     <w:nsid w:val="46BE2E9F"/>
     <w:multiLevelType w:val="hybridMultilevel"/>
     <w:tmpl w:val="916C4210"/>
@@ -3189,7 +3571,7 @@
       <w:lvlJc w:val="left"/>
     </w:lvl>
   </w:abstractNum>
-  <w:abstractNum w:abstractNumId="1" w15:restartNumberingAfterBreak="0">
+  <w:abstractNum w:abstractNumId="2" w15:restartNumberingAfterBreak="0">
     <w:nsid w:val="56A53B56"/>
     <w:multiLevelType w:val="hybridMultilevel"/>
     <w:tmpl w:val="449217AA"/>
@@ -3276,16 +3658,19 @@
     </w:lvl>
   </w:abstractNum>
   <w:num w:numId="1" w16cid:durableId="998273127">
+    <w:abstractNumId w:val="2"/>
+    <w:lvlOverride w:ilvl="0">
+      <w:startOverride w:val="1"/>
+    </w:lvlOverride>
+  </w:num>
+  <w:num w:numId="2" w16cid:durableId="445392404">
     <w:abstractNumId w:val="1"/>
     <w:lvlOverride w:ilvl="0">
       <w:startOverride w:val="1"/>
     </w:lvlOverride>
   </w:num>
-  <w:num w:numId="2" w16cid:durableId="445392404">
+  <w:num w:numId="3" w16cid:durableId="1024133046">
     <w:abstractNumId w:val="0"/>
-    <w:lvlOverride w:ilvl="0">
-      <w:startOverride w:val="1"/>
-    </w:lvlOverride>
   </w:num>
 </w:numbering>
 </file>
@@ -3775,7 +4160,6 @@
   <w:style w:type="character" w:default="1" w:styleId="Absatz-Standardschriftart">
     <w:name w:val="Default Paragraph Font"/>
     <w:uiPriority w:val="1"/>
-    <w:semiHidden/>
     <w:unhideWhenUsed/>
   </w:style>
   <w:style w:type="table" w:default="1" w:styleId="NormaleTabelle">

--- a/UV- und Neueinstellungsoptimierung.docx
+++ b/UV- und Neueinstellungsoptimierung.docx
@@ -59,23 +59,7 @@
         <w:spacing w:after="120"/>
       </w:pPr>
       <w:r>
-        <w:t xml:space="preserve">Ausgangspunkt sind die aus </w:t>
-      </w:r>
-      <w:proofErr w:type="spellStart"/>
-      <w:r>
-        <w:t>Untis</w:t>
-      </w:r>
-      <w:proofErr w:type="spellEnd"/>
-      <w:r>
-        <w:t xml:space="preserve"> übernommenen Daten: je Klasse das Fach mit seinen Wochenstunden (Blatt „Klassen“) und je Lehrkraft die unterrichtbaren Fächer (Tabelle Lehrerliste), das Soll-Deputat(Tabelle Lehrerliste), die Klassenleitung (Tabelle Lehrerliste) sowie Wünsche und bereits fixierte Zuweisungen (Tabelle </w:t>
-      </w:r>
-      <w:proofErr w:type="spellStart"/>
-      <w:r>
-        <w:t>KlassenUV</w:t>
-      </w:r>
-      <w:proofErr w:type="spellEnd"/>
-      <w:r>
-        <w:t xml:space="preserve"> und Klassen). Bei der Verteilung gelten harte Regeln, die nie verletzt werden: nur passende Fächer, kein Verstoß gegen einen Pflicht-Anti-Wunsch, höchstens zwei UV-Stunden je Lehrkraft</w:t>
+        <w:t>Ausgangspunkt sind die aus Untis übernommenen Daten: je Klasse das Fach mit seinen Wochenstunden (Blatt „Klassen“) und je Lehrkraft die unterrichtbaren Fächer (Tabelle Lehrerliste), das Soll-Deputat(Tabelle Lehrerliste), die Klassenleitung (Tabelle Lehrerliste) sowie Wünsche und bereits fixierte Zuweisungen (Tabelle KlassenUV und Klassen). Bei der Verteilung gelten harte Regeln, die nie verletzt werden: nur passende Fächer, kein Verstoß gegen einen Pflicht-Anti-Wunsch, höchstens zwei UV-Stunden je Lehrkraft</w:t>
       </w:r>
       <w:r>
         <w:t>, und fixierte Lehrkräfte bleiben fest. Innerhalb dieser Regeln wird eine möglichst ausgewogene Lösung gesucht: die Ist-Stunden nahe am Soll, Über- und Unterlast begrenzt, und Wünsche, Klassenleitung sowie die Kontinuität einer Klasse-Fach-Zuordnung fließen als Bewertung ein. (Siehe auch Parameter)</w:t>
@@ -86,28 +70,15 @@
         <w:pStyle w:val="berschrift2"/>
       </w:pPr>
       <w:r>
-        <w:t xml:space="preserve">Datentabellen und Import aus </w:t>
-      </w:r>
-      <w:proofErr w:type="spellStart"/>
-      <w:r>
-        <w:t>Untis</w:t>
-      </w:r>
-      <w:proofErr w:type="spellEnd"/>
+        <w:t>Datentabellen und Import aus Untis</w:t>
+      </w:r>
     </w:p>
     <w:p>
       <w:pPr>
         <w:spacing w:after="120"/>
       </w:pPr>
       <w:r>
-        <w:t xml:space="preserve">Vier Tabellen bilden die Datengrundlage. Zwei enthalten Roh-Exporte aus </w:t>
-      </w:r>
-      <w:proofErr w:type="spellStart"/>
-      <w:r>
-        <w:t>Untis</w:t>
-      </w:r>
-      <w:proofErr w:type="spellEnd"/>
-      <w:r>
-        <w:t>, zwei sind die aufbereiteten Tabellen, mit denen die Optimierung arbeitet:</w:t>
+        <w:t>Vier Tabellen bilden die Datengrundlage. Zwei enthalten Roh-Exporte aus Untis, zwei sind die aufbereiteten Tabellen, mit denen die Optimierung arbeitet:</w:t>
       </w:r>
     </w:p>
     <w:p>
@@ -118,40 +89,10 @@
         <w:rPr>
           <w:b/>
         </w:rPr>
-        <w:t xml:space="preserve">Lehrer Stamm </w:t>
-      </w:r>
-      <w:proofErr w:type="spellStart"/>
-      <w:r>
-        <w:rPr>
-          <w:b/>
-        </w:rPr>
-        <w:t>Untis</w:t>
-      </w:r>
-      <w:proofErr w:type="spellEnd"/>
-      <w:r>
-        <w:rPr>
-          <w:b/>
-        </w:rPr>
-        <w:t xml:space="preserve"> – </w:t>
-      </w:r>
-      <w:r>
-        <w:t xml:space="preserve">Roh-Stammdaten der Lehrkräfte aus </w:t>
-      </w:r>
-      <w:proofErr w:type="spellStart"/>
-      <w:r>
-        <w:t>Untis</w:t>
-      </w:r>
-      <w:proofErr w:type="spellEnd"/>
-      <w:r>
-        <w:t xml:space="preserve"> (u. a. Name, Soll/Woche, Anrechnungen). Daraus berechnet das Makro „</w:t>
-      </w:r>
-      <w:proofErr w:type="spellStart"/>
-      <w:r>
-        <w:t>SollAnrechnungUebertragen</w:t>
-      </w:r>
-      <w:proofErr w:type="spellEnd"/>
-      <w:r>
-        <w:t>“ die Soll-Anrechnungen und trägt sie in die Lehrerliste ein.</w:t>
+        <w:t xml:space="preserve">Lehrer Stamm Untis – </w:t>
+      </w:r>
+      <w:r>
+        <w:t>Roh-Stammdaten der Lehrkräfte aus Untis (u. a. Name, Soll/Woche, Anrechnungen). Daraus berechnet das Makro „SollAnrechnungUebertragen“ die Soll-Anrechnungen und trägt sie in die Lehrerliste ein.</w:t>
       </w:r>
     </w:p>
     <w:p>
@@ -385,23 +326,7 @@
         <w:t>S</w:t>
       </w:r>
       <w:r>
-        <w:t xml:space="preserve"> des Lehrers muss zusätzlich selbst als Oberstufenfach markiert sein (</w:t>
-      </w:r>
-      <w:proofErr w:type="spellStart"/>
-      <w:r>
-        <w:t>OberstufeOk</w:t>
-      </w:r>
-      <w:proofErr w:type="spellEnd"/>
-      <w:r>
-        <w:t xml:space="preserve">, gesetzt via </w:t>
-      </w:r>
-      <w:proofErr w:type="spellStart"/>
-      <w:r>
-        <w:t>IstOberstufenFach</w:t>
-      </w:r>
-      <w:proofErr w:type="spellEnd"/>
-      <w:r>
-        <w:t>).</w:t>
+        <w:t xml:space="preserve"> des Lehrers muss zusätzlich selbst als Oberstufenfach markiert sein (OberstufeOk, gesetzt via IstOberstufenFach).</w:t>
       </w:r>
     </w:p>
     <w:p>
@@ -417,23 +342,7 @@
         <w:spacing w:after="80"/>
       </w:pPr>
       <w:r>
-        <w:t xml:space="preserve">Der separate Oberstufen-Filter </w:t>
-      </w:r>
-      <w:proofErr w:type="spellStart"/>
-      <w:r>
-        <w:t>IstOberstufenFach</w:t>
-      </w:r>
-      <w:proofErr w:type="spellEnd"/>
-      <w:r>
-        <w:t xml:space="preserve"> (der nur das </w:t>
-      </w:r>
-      <w:proofErr w:type="spellStart"/>
-      <w:r>
-        <w:t>Flag</w:t>
-      </w:r>
-      <w:proofErr w:type="spellEnd"/>
-      <w:r>
-        <w:t xml:space="preserve"> setzt) erkennt ein Fach als Oberstufe, wenn der Text EF/Q1/Q2 als Teilstring enthält </w:t>
+        <w:t xml:space="preserve">Der separate Oberstufen-Filter IstOberstufenFach (der nur das Flag setzt) erkennt ein Fach als Oberstufe, wenn der Text EF/Q1/Q2 als Teilstring enthält </w:t>
       </w:r>
       <w:r>
         <w:rPr>
@@ -443,23 +352,7 @@
         <w:t>oder</w:t>
       </w:r>
       <w:r>
-        <w:t xml:space="preserve"> nach dem ersten Leerzeichen ein </w:t>
-      </w:r>
-      <w:proofErr w:type="spellStart"/>
-      <w:r>
-        <w:t>G+Ziffern</w:t>
-      </w:r>
-      <w:proofErr w:type="spellEnd"/>
-      <w:r>
-        <w:t xml:space="preserve">-, </w:t>
-      </w:r>
-      <w:proofErr w:type="spellStart"/>
-      <w:r>
-        <w:t>L+Ziffern</w:t>
-      </w:r>
-      <w:proofErr w:type="spellEnd"/>
-      <w:r>
-        <w:t>- oder allgemeines Buchstabe-mit-Ziffer-Token steht.</w:t>
+        <w:t xml:space="preserve"> nach dem ersten Leerzeichen ein G+Ziffern-, L+Ziffern- oder allgemeines Buchstabe-mit-Ziffer-Token steht.</w:t>
       </w:r>
     </w:p>
     <w:p>
@@ -469,30 +362,14 @@
       <w:r>
         <w:br/>
       </w:r>
-      <w:proofErr w:type="spellStart"/>
-      <w:r>
-        <w:rPr>
-          <w:b/>
-        </w:rPr>
-        <w:t>KlassenUV</w:t>
-      </w:r>
-      <w:proofErr w:type="spellEnd"/>
-      <w:r>
-        <w:rPr>
-          <w:b/>
-        </w:rPr>
-        <w:t xml:space="preserve"> – </w:t>
-      </w:r>
-      <w:r>
-        <w:t xml:space="preserve">der Roh-Import der Unterrichtsverteilung aus </w:t>
-      </w:r>
-      <w:proofErr w:type="spellStart"/>
-      <w:r>
-        <w:t>Untis</w:t>
-      </w:r>
-      <w:proofErr w:type="spellEnd"/>
-      <w:r>
-        <w:t>. Reine Eingangstabelle; hier werden nur die fest vorzugebenden Lehrkräfte gesetzt.</w:t>
+      <w:r>
+        <w:rPr>
+          <w:b/>
+        </w:rPr>
+        <w:t xml:space="preserve">KlassenUV – </w:t>
+      </w:r>
+      <w:r>
+        <w:t>der Roh-Import der Unterrichtsverteilung aus Untis. Reine Eingangstabelle; hier werden nur die fest vorzugebenden Lehrkräfte gesetzt.</w:t>
       </w:r>
     </w:p>
     <w:p>
@@ -514,15 +391,7 @@
         <w:spacing w:after="120"/>
       </w:pPr>
       <w:r>
-        <w:t xml:space="preserve">Der Import aus </w:t>
-      </w:r>
-      <w:proofErr w:type="spellStart"/>
-      <w:r>
-        <w:t>Untis</w:t>
-      </w:r>
-      <w:proofErr w:type="spellEnd"/>
-      <w:r>
-        <w:t xml:space="preserve"> läuft in wenigen Schritten:</w:t>
+        <w:t>Der Import aus Untis läuft in wenigen Schritten:</w:t>
       </w:r>
     </w:p>
     <w:p>
@@ -538,23 +407,10 @@
         <w:t xml:space="preserve">1. </w:t>
       </w:r>
       <w:r>
-        <w:t xml:space="preserve">In </w:t>
-      </w:r>
-      <w:proofErr w:type="spellStart"/>
-      <w:r>
-        <w:t>Untis</w:t>
-      </w:r>
-      <w:proofErr w:type="spellEnd"/>
-      <w:r>
-        <w:t xml:space="preserve"> die Tabelle „Unterricht-Alle“ öffnen und ihren Inhalt per Copy &amp; Paste in das Blatt „</w:t>
-      </w:r>
-      <w:proofErr w:type="spellStart"/>
-      <w:r>
-        <w:t>KlassenUV</w:t>
-      </w:r>
-      <w:proofErr w:type="spellEnd"/>
-      <w:r>
-        <w:t>“ einfügen.</w:t>
+        <w:t>In Untis die Tabelle „Unterricht-Alle“ öffnen und ihren Inhalt per Copy &amp; Paste in das Blatt „</w:t>
+      </w:r>
+      <w:r>
+        <w:t>KlassenUV“ einfügen.</w:t>
       </w:r>
     </w:p>
     <w:p>
@@ -569,15 +425,7 @@
         <w:t xml:space="preserve">2. </w:t>
       </w:r>
       <w:r>
-        <w:t>In „</w:t>
-      </w:r>
-      <w:proofErr w:type="spellStart"/>
-      <w:r>
-        <w:t>KlassenUV</w:t>
-      </w:r>
-      <w:proofErr w:type="spellEnd"/>
-      <w:r>
-        <w:t>“ in der Spalte „Lehrer“ nur die fest vorgegebenen (zu fixierenden) Lehrkräfte stehen lassen. Bei allen übrigen Zeilen den Lehrer löschen oder durch „?“ ersetzen; nicht benötigte Unterrichtszeilen können ganz gelöscht werden.</w:t>
+        <w:t>In „KlassenUV“ in der Spalte „Lehrer“ nur die fest vorgegebenen (zu fixierenden) Lehrkräfte stehen lassen. Bei allen übrigen Zeilen den Lehrer löschen oder durch „?“ ersetzen; nicht benötigte Unterrichtszeilen können ganz gelöscht werden.</w:t>
       </w:r>
     </w:p>
     <w:p>
@@ -592,23 +440,7 @@
         <w:t xml:space="preserve">3. </w:t>
       </w:r>
       <w:r>
-        <w:t>Das Makro „</w:t>
-      </w:r>
-      <w:proofErr w:type="spellStart"/>
-      <w:r>
-        <w:t>Untisimport</w:t>
-      </w:r>
-      <w:proofErr w:type="spellEnd"/>
-      <w:r>
-        <w:t xml:space="preserve"> nach Klassen“ ausführen. Es überträgt „</w:t>
-      </w:r>
-      <w:proofErr w:type="spellStart"/>
-      <w:r>
-        <w:t>KlassenUV</w:t>
-      </w:r>
-      <w:proofErr w:type="spellEnd"/>
-      <w:r>
-        <w:t>“ in die Tabelle „Klassen“; die fest vorgegebenen Lehrkräfte landen dort in der Spalte „Fix“.</w:t>
+        <w:t>Das Makro „Untisimport nach Klassen“ ausführen. Es überträgt „KlassenUV“ in die Tabelle „Klassen“; die fest vorgegebenen Lehrkräfte landen dort in der Spalte „Fix“.</w:t>
       </w:r>
     </w:p>
     <w:p>
@@ -623,23 +455,10 @@
         <w:t xml:space="preserve">4. </w:t>
       </w:r>
       <w:r>
-        <w:t>Die Lehrerdaten aktualisieren: „</w:t>
-      </w:r>
-      <w:proofErr w:type="spellStart"/>
-      <w:r>
-        <w:t>SollAnrechnungUebertragen</w:t>
-      </w:r>
-      <w:proofErr w:type="spellEnd"/>
-      <w:r>
-        <w:t xml:space="preserve">“ überträgt die Soll-Anrechnungen aus „Lehrer Stamm </w:t>
-      </w:r>
-      <w:proofErr w:type="spellStart"/>
-      <w:r>
-        <w:t>Untis</w:t>
-      </w:r>
-      <w:proofErr w:type="spellEnd"/>
-      <w:r>
-        <w:t>“ in die Lehrerliste; dort zusätzlich die unterrichtbaren Fächer und die Klassenleitungen prüfen und ergänzen.</w:t>
+        <w:t>Die Lehrerdaten aktualisieren: „SollAnrechnungUebertragen</w:t>
+      </w:r>
+      <w:r>
+        <w:t>“ überträgt die Soll-Anrechnungen aus „Lehrer Stamm Untis“ in die Lehrerliste; dort zusätzlich die unterrichtbaren Fächer und die Klassenleitungen prüfen und ergänzen.</w:t>
       </w:r>
     </w:p>
     <w:p>
@@ -668,15 +487,7 @@
         <w:t xml:space="preserve">Fixierung nur über Spalte „Fix“: </w:t>
       </w:r>
       <w:r>
-        <w:t>Fest vorgegebene Lehrkräfte wirken ausschließlich über die Spalte „Fix“ in „Klassen“ (sie entsteht aus dem Lehrer in „</w:t>
-      </w:r>
-      <w:proofErr w:type="spellStart"/>
-      <w:r>
-        <w:t>KlassenUV</w:t>
-      </w:r>
-      <w:proofErr w:type="spellEnd"/>
-      <w:r>
-        <w:t>“). Ein Name, der nur in einer Ergebnisspalte „Lehrer (L1)“ steht, wird beim Optimieren ignoriert und überschrieben.</w:t>
+        <w:t>Fest vorgegebene Lehrkräfte wirken ausschließlich über die Spalte „Fix“ in „Klassen“ (sie entsteht aus dem Lehrer in „KlassenUV“). Ein Name, der nur in einer Ergebnisspalte „Lehrer (L1)“ steht, wird beim Optimieren ignoriert und überschrieben.</w:t>
       </w:r>
     </w:p>
     <w:p>
@@ -690,21 +501,8 @@
         <w:t xml:space="preserve">Makros starten: </w:t>
       </w:r>
       <w:r>
-        <w:t xml:space="preserve">Die wichtigsten Aktionen lassen sich über die Buttons im Blatt „Inhalt“ auslösen (u. a. Optimieren, Nachträgliche Verbesserung, Bedarfsanalyse, Simulation, die </w:t>
-      </w:r>
-      <w:proofErr w:type="spellStart"/>
-      <w:r>
-        <w:t>Untis</w:t>
-      </w:r>
-      <w:proofErr w:type="spellEnd"/>
-      <w:r>
-        <w:t xml:space="preserve">-Importe, </w:t>
-      </w:r>
-      <w:proofErr w:type="spellStart"/>
-      <w:r>
-        <w:t>SollAnrechnungUebertragen</w:t>
-      </w:r>
-      <w:proofErr w:type="spellEnd"/>
+        <w:t>Die wichtigsten Aktionen lassen sich über die Buttons im Blatt „Inhalt“ auslösen (u. a. Optimieren, Nachträgliche Verbesserung, Bedarfsanalyse, Simulation, die Untis-Importe, SollAnrechnungUebertragen</w:t>
+      </w:r>
       <w:r>
         <w:t xml:space="preserve"> sowie die Engpass-Analysen). Alternativ über „Ansicht → Makros“ bzw. Alt+F8.</w:t>
       </w:r>
@@ -722,39 +520,7 @@
         <w:spacing w:after="120"/>
       </w:pPr>
       <w:r>
-        <w:t xml:space="preserve">Drei Solver stehen zur Wahl: </w:t>
-      </w:r>
-      <w:proofErr w:type="spellStart"/>
-      <w:r>
-        <w:t>Simulated</w:t>
-      </w:r>
-      <w:proofErr w:type="spellEnd"/>
-      <w:r>
-        <w:t xml:space="preserve"> </w:t>
-      </w:r>
-      <w:proofErr w:type="spellStart"/>
-      <w:r>
-        <w:t>Annealing</w:t>
-      </w:r>
-      <w:proofErr w:type="spellEnd"/>
-      <w:r>
-        <w:t xml:space="preserve"> und Backtracking (beide auch in den Excel-Makros) sowie CP-SAT aus Google OR-Tools. CP-SAT ist der Standard – es optimiert exakt und hält die Toleranz- und Überlastgrenzen, auf Wunsch auch als harte Schranken, zuverlässig ein. </w:t>
-      </w:r>
-      <w:proofErr w:type="spellStart"/>
-      <w:r>
-        <w:t>Simulated</w:t>
-      </w:r>
-      <w:proofErr w:type="spellEnd"/>
-      <w:r>
-        <w:t xml:space="preserve"> </w:t>
-      </w:r>
-      <w:proofErr w:type="spellStart"/>
-      <w:r>
-        <w:t>Annealing</w:t>
-      </w:r>
-      <w:proofErr w:type="spellEnd"/>
-      <w:r>
-        <w:t xml:space="preserve"> arbeitet zufallsbasiert (mehrere Läufe, bester zählt), Backtracking deterministisch mit Constraint-Propagation.</w:t>
+        <w:t>Drei Solver stehen zur Wahl: Simulated Annealing und Backtracking (beide auch in den Excel-Makros) sowie CP-SAT aus Google OR-Tools. CP-SAT ist der Standard – es optimiert exakt und hält die Toleranz- und Überlastgrenzen, auf Wunsch auch als harte Schranken, zuverlässig ein. Simulated Annealing arbeitet zufallsbasiert (mehrere Läufe, bester zählt), Backtracking deterministisch mit Constraint-Propagation.</w:t>
       </w:r>
     </w:p>
     <w:p>
@@ -770,47 +536,7 @@
         <w:spacing w:after="120"/>
       </w:pPr>
       <w:r>
-        <w:t xml:space="preserve">Tabelle </w:t>
-      </w:r>
-      <w:proofErr w:type="spellStart"/>
-      <w:r>
-        <w:t>KlassenUV</w:t>
-      </w:r>
-      <w:proofErr w:type="spellEnd"/>
-      <w:r>
-        <w:t xml:space="preserve"> kann bspw. </w:t>
-      </w:r>
-      <w:proofErr w:type="spellStart"/>
-      <w:r>
-        <w:t>copy&amp;paste</w:t>
-      </w:r>
-      <w:proofErr w:type="spellEnd"/>
-      <w:r>
-        <w:t xml:space="preserve"> mit den Daten der Tabelle Unterricht-Alle aus </w:t>
-      </w:r>
-      <w:proofErr w:type="spellStart"/>
-      <w:r>
-        <w:t>Untis</w:t>
-      </w:r>
-      <w:proofErr w:type="spellEnd"/>
-      <w:r>
-        <w:t xml:space="preserve"> befüllt werden. In Spalte Lehrerlässt man feststehende Lehrerzuordnungen stehen. Der Rest sollte gelöscht oder mit ? versehen werden. Irrelevante Unterrichtszeilen können einfach gelöscht werden. Das Makro </w:t>
-      </w:r>
-      <w:proofErr w:type="spellStart"/>
-      <w:r>
-        <w:t>Untisimport</w:t>
-      </w:r>
-      <w:proofErr w:type="spellEnd"/>
-      <w:r>
-        <w:t xml:space="preserve"> nach Klassen überträgt die </w:t>
-      </w:r>
-      <w:proofErr w:type="spellStart"/>
-      <w:r>
-        <w:t>KlassenUV</w:t>
-      </w:r>
-      <w:proofErr w:type="spellEnd"/>
-      <w:r>
-        <w:t xml:space="preserve"> in Tabelle Klassen, die Ausgangspunkt für die Optimierung ist. Die feststehenden Lehrer stehen dort in Spalte Fix. Nun die Exceldatei speichern und schließen und das Programm Unterrichtsoptimierung starten. Dort die Datei laden.</w:t>
+        <w:t>Tabelle KlassenUV kann bspw. copy&amp;paste mit den Daten der Tabelle Unterricht-Alle aus Untis befüllt werden. In Spalte Lehrerlässt man feststehende Lehrerzuordnungen stehen. Der Rest sollte gelöscht oder mit ? versehen werden. Irrelevante Unterrichtszeilen können einfach gelöscht werden. Das Makro Untisimport nach Klassen überträgt die KlassenUV in Tabelle Klassen, die Ausgangspunkt für die Optimierung ist. Die feststehenden Lehrer stehen dort in Spalte Fix. Nun die Exceldatei speichern und schließen und das Programm Unterrichtsoptimierung starten. Dort die Datei laden.</w:t>
       </w:r>
       <w:r>
         <w:br/>
@@ -821,29 +547,13 @@
         <w:t>Zum Schluss</w:t>
       </w:r>
       <w:r>
-        <w:t xml:space="preserve"> Reimport in </w:t>
-      </w:r>
-      <w:proofErr w:type="spellStart"/>
-      <w:r>
-        <w:t>Untisdatei</w:t>
-      </w:r>
-      <w:proofErr w:type="spellEnd"/>
-      <w:r>
-        <w:t xml:space="preserve"> mit dem Makro </w:t>
+        <w:t xml:space="preserve"> Reimport in Untisdatei mit dem Makro </w:t>
       </w:r>
       <w:r>
         <w:t>GPU002_LehrerExport</w:t>
       </w:r>
       <w:r>
-        <w:t xml:space="preserve">. Es liest die aktuelle aus </w:t>
-      </w:r>
-      <w:proofErr w:type="spellStart"/>
-      <w:r>
-        <w:t>Untis</w:t>
-      </w:r>
-      <w:proofErr w:type="spellEnd"/>
-      <w:r>
-        <w:t xml:space="preserve"> exportierte UV-Datei </w:t>
+        <w:t xml:space="preserve">. Es liest die aktuelle aus Untis exportierte UV-Datei </w:t>
       </w:r>
       <w:r>
         <w:t>GPU002 ein</w:t>
@@ -855,23 +565,7 @@
         <w:t xml:space="preserve">tauscht alle Lehrer gegen die aus Lösung </w:t>
       </w:r>
       <w:r>
-        <w:t xml:space="preserve">1. Die geänderte </w:t>
-      </w:r>
-      <w:proofErr w:type="spellStart"/>
-      <w:r>
-        <w:t>gpu</w:t>
-      </w:r>
-      <w:proofErr w:type="spellEnd"/>
-      <w:r>
-        <w:t xml:space="preserve">-Datei anschließend wieder nach </w:t>
-      </w:r>
-      <w:proofErr w:type="spellStart"/>
-      <w:r>
-        <w:t>Untis</w:t>
-      </w:r>
-      <w:proofErr w:type="spellEnd"/>
-      <w:r>
-        <w:t xml:space="preserve"> importieren</w:t>
+        <w:t>1. Die geänderte gpu-Datei anschließend wieder nach Untis importieren</w:t>
       </w:r>
       <w:r>
         <w:t>.</w:t>
@@ -984,15 +678,7 @@
           </w:tcPr>
           <w:p>
             <w:r>
-              <w:t xml:space="preserve">Erlaubte Abweichung vom Soll (in </w:t>
-            </w:r>
-            <w:proofErr w:type="spellStart"/>
-            <w:r>
-              <w:t>WSt</w:t>
-            </w:r>
-            <w:proofErr w:type="spellEnd"/>
-            <w:r>
-              <w:t>), bevor Über- oder Unterlast bewertet wird. Größer = mehr Spielraum. Üblich 1–3.</w:t>
+              <w:t>Erlaubte Abweichung vom Soll (in WSt), bevor Über- oder Unterlast bewertet wird. Größer = mehr Spielraum. Üblich 1–3.</w:t>
             </w:r>
           </w:p>
         </w:tc>
@@ -1057,21 +743,7 @@
               <w:rPr>
                 <w:b/>
               </w:rPr>
-              <w:t>Globale Max-Überlast (</w:t>
-            </w:r>
-            <w:proofErr w:type="spellStart"/>
-            <w:r>
-              <w:rPr>
-                <w:b/>
-              </w:rPr>
-              <w:t>WSt</w:t>
-            </w:r>
-            <w:proofErr w:type="spellEnd"/>
-            <w:r>
-              <w:rPr>
-                <w:b/>
-              </w:rPr>
-              <w:t>)</w:t>
+              <w:t>Globale Max-Überlast (WSt)</w:t>
             </w:r>
           </w:p>
         </w:tc>
@@ -1406,37 +1078,12 @@
             <w:shd w:val="clear" w:color="auto" w:fill="1F3864"/>
           </w:tcPr>
           <w:p>
-            <w:proofErr w:type="spellStart"/>
             <w:r>
               <w:rPr>
                 <w:b/>
                 <w:color w:val="FFFFFF"/>
               </w:rPr>
-              <w:t>Simulated</w:t>
-            </w:r>
-            <w:proofErr w:type="spellEnd"/>
-            <w:r>
-              <w:rPr>
-                <w:b/>
-                <w:color w:val="FFFFFF"/>
-              </w:rPr>
-              <w:t xml:space="preserve"> </w:t>
-            </w:r>
-            <w:proofErr w:type="spellStart"/>
-            <w:r>
-              <w:rPr>
-                <w:b/>
-                <w:color w:val="FFFFFF"/>
-              </w:rPr>
-              <w:t>Annealing</w:t>
-            </w:r>
-            <w:proofErr w:type="spellEnd"/>
-            <w:r>
-              <w:rPr>
-                <w:b/>
-                <w:color w:val="FFFFFF"/>
-              </w:rPr>
-              <w:t xml:space="preserve"> und Simulation</w:t>
+              <w:t>Simulated Annealing und Simulation</w:t>
             </w:r>
           </w:p>
         </w:tc>
@@ -1665,15 +1312,7 @@
         <w:spacing w:after="120"/>
       </w:pPr>
       <w:r>
-        <w:t xml:space="preserve">Die Frage „Wie viele Stellen brauchen wir und in welchen Fächern?“ lässt sich nicht an einer einzelnen Zahl ablesen. Die Datei bietet dafür mehrere Verfahren, die aus zwei Familien stammen und einander ergänzen: strukturelle Analysen (Max-Fluss) und </w:t>
-      </w:r>
-      <w:proofErr w:type="spellStart"/>
-      <w:r>
-        <w:t>solverbasierte</w:t>
-      </w:r>
-      <w:proofErr w:type="spellEnd"/>
-      <w:r>
-        <w:t xml:space="preserve"> Analysen (echte Verteilungsläufe). Struktur zeigt, was überhaupt möglich ist; der Solver zeigt, was ein realer Plan tatsächlich erreicht. Am belastbarsten ist eine Entscheidung, wenn beide in dieselbe Richtung zeigen.</w:t>
+        <w:t>Die Frage „Wie viele Stellen brauchen wir und in welchen Fächern?“ lässt sich nicht an einer einzelnen Zahl ablesen. Die Datei bietet dafür mehrere Verfahren, die aus zwei Familien stammen und einander ergänzen: strukturelle Analysen (Max-Fluss) und solverbasierte Analysen (echte Verteilungsläufe). Struktur zeigt, was überhaupt möglich ist; der Solver zeigt, was ein realer Plan tatsächlich erreicht. Am belastbarsten ist eine Entscheidung, wenn beide in dieselbe Richtung zeigen.</w:t>
       </w:r>
     </w:p>
     <w:p>
@@ -1703,53 +1342,12 @@
       <w:pPr>
         <w:spacing w:after="120"/>
       </w:pPr>
-      <w:proofErr w:type="spellStart"/>
       <w:r>
         <w:rPr>
           <w:b/>
           <w:bCs/>
         </w:rPr>
-        <w:t>Solverbasiert</w:t>
-      </w:r>
-      <w:proofErr w:type="spellEnd"/>
-      <w:r>
-        <w:rPr>
-          <w:b/>
-          <w:bCs/>
-        </w:rPr>
-        <w:t xml:space="preserve"> (Backtracking/</w:t>
-      </w:r>
-      <w:proofErr w:type="spellStart"/>
-      <w:r>
-        <w:rPr>
-          <w:b/>
-          <w:bCs/>
-        </w:rPr>
-        <w:t>Simulated</w:t>
-      </w:r>
-      <w:proofErr w:type="spellEnd"/>
-      <w:r>
-        <w:rPr>
-          <w:b/>
-          <w:bCs/>
-        </w:rPr>
-        <w:t xml:space="preserve"> </w:t>
-      </w:r>
-      <w:proofErr w:type="spellStart"/>
-      <w:r>
-        <w:rPr>
-          <w:b/>
-          <w:bCs/>
-        </w:rPr>
-        <w:t>Annealing</w:t>
-      </w:r>
-      <w:proofErr w:type="spellEnd"/>
-      <w:r>
-        <w:rPr>
-          <w:b/>
-          <w:bCs/>
-        </w:rPr>
-        <w:t xml:space="preserve">). </w:t>
+        <w:t xml:space="preserve">Solverbasiert (Backtracking/Simulated Annealing). </w:t>
       </w:r>
       <w:r>
         <w:t>Verteilt den Unterricht tatsächlich auf Lehrkräfte und misst am Ergebnis Überlast und ungedeckte Stunden. Realistisch, aber langsamer, stochastisch und lösungsabhängig.</w:t>
@@ -1843,7 +1441,6 @@
             <w:tcW w:w="3050" w:type="dxa"/>
           </w:tcPr>
           <w:p>
-            <w:proofErr w:type="spellStart"/>
             <w:r>
               <w:rPr>
                 <w:b/>
@@ -1853,7 +1450,6 @@
               </w:rPr>
               <w:t>Engpass_Analyse</w:t>
             </w:r>
-            <w:proofErr w:type="spellEnd"/>
           </w:p>
         </w:tc>
         <w:tc>
@@ -1892,7 +1488,6 @@
             <w:shd w:val="clear" w:color="auto" w:fill="EAF0F8"/>
           </w:tcPr>
           <w:p>
-            <w:proofErr w:type="spellStart"/>
             <w:r>
               <w:rPr>
                 <w:b/>
@@ -1902,7 +1497,6 @@
               </w:rPr>
               <w:t>Engpass_MaxFluss</w:t>
             </w:r>
-            <w:proofErr w:type="spellEnd"/>
           </w:p>
         </w:tc>
         <w:tc>
@@ -1931,23 +1525,7 @@
                 <w:sz w:val="16"/>
                 <w:szCs w:val="16"/>
               </w:rPr>
-              <w:t xml:space="preserve">Gibt es strukturell eine nicht </w:t>
-            </w:r>
-            <w:proofErr w:type="spellStart"/>
-            <w:r>
-              <w:rPr>
-                <w:sz w:val="16"/>
-                <w:szCs w:val="16"/>
-              </w:rPr>
-              <w:t>deckbare</w:t>
-            </w:r>
-            <w:proofErr w:type="spellEnd"/>
-            <w:r>
-              <w:rPr>
-                <w:sz w:val="16"/>
-                <w:szCs w:val="16"/>
-              </w:rPr>
-              <w:t xml:space="preserve"> Fächermenge? Wie groß ist das Defizit?</w:t>
+              <w:t>Gibt es strukturell eine nicht deckbare Fächermenge? Wie groß ist das Defizit?</w:t>
             </w:r>
           </w:p>
         </w:tc>
@@ -1958,7 +1536,6 @@
             <w:tcW w:w="3050" w:type="dxa"/>
           </w:tcPr>
           <w:p>
-            <w:proofErr w:type="spellStart"/>
             <w:r>
               <w:rPr>
                 <w:b/>
@@ -1968,7 +1545,6 @@
               </w:rPr>
               <w:t>Engpass_Residual</w:t>
             </w:r>
-            <w:proofErr w:type="spellEnd"/>
           </w:p>
         </w:tc>
         <w:tc>
@@ -2007,7 +1583,6 @@
             <w:shd w:val="clear" w:color="auto" w:fill="EAF0F8"/>
           </w:tcPr>
           <w:p>
-            <w:proofErr w:type="spellStart"/>
             <w:r>
               <w:rPr>
                 <w:b/>
@@ -2017,7 +1592,6 @@
               </w:rPr>
               <w:t>Neueinstellung_Faecher</w:t>
             </w:r>
-            <w:proofErr w:type="spellEnd"/>
           </w:p>
         </w:tc>
         <w:tc>
@@ -2057,7 +1631,6 @@
             <w:tcW w:w="3050" w:type="dxa"/>
           </w:tcPr>
           <w:p>
-            <w:proofErr w:type="spellStart"/>
             <w:r>
               <w:rPr>
                 <w:b/>
@@ -2067,7 +1640,6 @@
               </w:rPr>
               <w:t>Kandidaten_MaxFluss</w:t>
             </w:r>
-            <w:proofErr w:type="spellEnd"/>
           </w:p>
         </w:tc>
         <w:tc>
@@ -2123,7 +1695,6 @@
             <w:shd w:val="clear" w:color="auto" w:fill="EAF0F8"/>
           </w:tcPr>
           <w:p>
-            <w:proofErr w:type="spellStart"/>
             <w:r>
               <w:rPr>
                 <w:sz w:val="16"/>
@@ -2131,7 +1702,6 @@
               </w:rPr>
               <w:t>solverbasiert</w:t>
             </w:r>
-            <w:proofErr w:type="spellEnd"/>
           </w:p>
         </w:tc>
         <w:tc>
@@ -2172,7 +1742,6 @@
             <w:tcW w:w="2500" w:type="dxa"/>
           </w:tcPr>
           <w:p>
-            <w:proofErr w:type="spellStart"/>
             <w:r>
               <w:rPr>
                 <w:sz w:val="16"/>
@@ -2180,7 +1749,6 @@
               </w:rPr>
               <w:t>solverbasiert</w:t>
             </w:r>
-            <w:proofErr w:type="spellEnd"/>
           </w:p>
         </w:tc>
         <w:tc>
@@ -2205,7 +1773,6 @@
             <w:shd w:val="clear" w:color="auto" w:fill="EAF0F8"/>
           </w:tcPr>
           <w:p>
-            <w:proofErr w:type="spellStart"/>
             <w:r>
               <w:rPr>
                 <w:b/>
@@ -2215,7 +1782,6 @@
               </w:rPr>
               <w:t>Neueinstellung_Simulation</w:t>
             </w:r>
-            <w:proofErr w:type="spellEnd"/>
           </w:p>
         </w:tc>
         <w:tc>
@@ -2224,7 +1790,6 @@
             <w:shd w:val="clear" w:color="auto" w:fill="EAF0F8"/>
           </w:tcPr>
           <w:p>
-            <w:proofErr w:type="spellStart"/>
             <w:r>
               <w:rPr>
                 <w:sz w:val="16"/>
@@ -2232,7 +1797,6 @@
               </w:rPr>
               <w:t>solverbasiert</w:t>
             </w:r>
-            <w:proofErr w:type="spellEnd"/>
           </w:p>
         </w:tc>
         <w:tc>
@@ -2257,7 +1821,6 @@
             <w:tcW w:w="3050" w:type="dxa"/>
           </w:tcPr>
           <w:p>
-            <w:proofErr w:type="spellStart"/>
             <w:r>
               <w:rPr>
                 <w:b/>
@@ -2267,7 +1830,6 @@
               </w:rPr>
               <w:t>Neueinstellung_Sim_Kombi</w:t>
             </w:r>
-            <w:proofErr w:type="spellEnd"/>
           </w:p>
         </w:tc>
         <w:tc>
@@ -2275,7 +1837,6 @@
             <w:tcW w:w="2500" w:type="dxa"/>
           </w:tcPr>
           <w:p>
-            <w:proofErr w:type="spellStart"/>
             <w:r>
               <w:rPr>
                 <w:sz w:val="16"/>
@@ -2283,7 +1844,6 @@
               </w:rPr>
               <w:t>solverbasiert</w:t>
             </w:r>
-            <w:proofErr w:type="spellEnd"/>
           </w:p>
         </w:tc>
         <w:tc>
@@ -2315,15 +1875,7 @@
         <w:pStyle w:val="berschrift2"/>
       </w:pPr>
       <w:r>
-        <w:t xml:space="preserve">3.1 </w:t>
-      </w:r>
-      <w:proofErr w:type="spellStart"/>
-      <w:r>
-        <w:t>Engpass_Analyse</w:t>
-      </w:r>
-      <w:proofErr w:type="spellEnd"/>
-      <w:r>
-        <w:t xml:space="preserve"> — klassische Pro-Fach-Analyse</w:t>
+        <w:t>3.1 Engpass_Analyse — klassische Pro-Fach-Analyse</w:t>
       </w:r>
     </w:p>
     <w:p>
@@ -2338,15 +1890,7 @@
         <w:t xml:space="preserve">So berechnet: </w:t>
       </w:r>
       <w:r>
-        <w:t xml:space="preserve">Je Fachgruppe wird der Bedarf (Summe </w:t>
-      </w:r>
-      <w:proofErr w:type="spellStart"/>
-      <w:r>
-        <w:t>WSt</w:t>
-      </w:r>
-      <w:proofErr w:type="spellEnd"/>
-      <w:r>
-        <w:t>) der Kapazität aller qualifizierten Lehrkräfte gegenübergestellt (Score = Bedarf/Kapazität).</w:t>
+        <w:t>Je Fachgruppe wird der Bedarf (Summe WSt) der Kapazität aller qualifizierten Lehrkräfte gegenübergestellt (Score = Bedarf/Kapazität).</w:t>
       </w:r>
     </w:p>
     <w:p>
@@ -2384,15 +1928,7 @@
         <w:pStyle w:val="berschrift2"/>
       </w:pPr>
       <w:r>
-        <w:t xml:space="preserve">3.2 Diagnose1–4 — </w:t>
-      </w:r>
-      <w:proofErr w:type="spellStart"/>
-      <w:r>
-        <w:t>solverbasierte</w:t>
-      </w:r>
-      <w:proofErr w:type="spellEnd"/>
-      <w:r>
-        <w:t xml:space="preserve"> Optimierung</w:t>
+        <w:t>3.2 Diagnose1–4 — solverbasierte Optimierung</w:t>
       </w:r>
     </w:p>
     <w:p>
@@ -2407,23 +1943,7 @@
         <w:t xml:space="preserve">So berechnet: </w:t>
       </w:r>
       <w:r>
-        <w:t xml:space="preserve">Der gesamte Unterricht wird real verteilt (Diagnose1/2: Backtracking+Constraint-Propagation; Diagnose3/4: </w:t>
-      </w:r>
-      <w:proofErr w:type="spellStart"/>
-      <w:r>
-        <w:t>Simulated</w:t>
-      </w:r>
-      <w:proofErr w:type="spellEnd"/>
-      <w:r>
-        <w:t xml:space="preserve"> </w:t>
-      </w:r>
-      <w:proofErr w:type="spellStart"/>
-      <w:r>
-        <w:t>Annealing</w:t>
-      </w:r>
-      <w:proofErr w:type="spellEnd"/>
-      <w:r>
-        <w:t>). Je Lehrkraft Ist−Soll = Überlast, je Fachgruppe aufsummiert.</w:t>
+        <w:t>Der gesamte Unterricht wird real verteilt (Diagnose1/2: Backtracking+Constraint-Propagation; Diagnose3/4: Simulated Annealing). Je Lehrkraft Ist−Soll = Überlast, je Fachgruppe aufsummiert.</w:t>
       </w:r>
     </w:p>
     <w:p>
@@ -2461,15 +1981,7 @@
         <w:pStyle w:val="berschrift2"/>
       </w:pPr>
       <w:r>
-        <w:t xml:space="preserve">3.3 Neueinstellung — </w:t>
-      </w:r>
-      <w:proofErr w:type="spellStart"/>
-      <w:r>
-        <w:t>solverbasierte</w:t>
-      </w:r>
-      <w:proofErr w:type="spellEnd"/>
-      <w:r>
-        <w:t xml:space="preserve"> Empfehlung</w:t>
+        <w:t>3.3 Neueinstellung — solverbasierte Empfehlung</w:t>
       </w:r>
     </w:p>
     <w:p>
@@ -2522,15 +2034,7 @@
         <w:pStyle w:val="berschrift2"/>
       </w:pPr>
       <w:r>
-        <w:t xml:space="preserve">3.4 </w:t>
-      </w:r>
-      <w:proofErr w:type="spellStart"/>
-      <w:r>
-        <w:t>Neueinstellung_Simulation</w:t>
-      </w:r>
-      <w:proofErr w:type="spellEnd"/>
-      <w:r>
-        <w:t xml:space="preserve"> — Profil-Simulation</w:t>
+        <w:t>3.4 Neueinstellung_Simulation — Profil-Simulation</w:t>
       </w:r>
     </w:p>
     <w:p>
@@ -2576,21 +2080,8 @@
         </w:numPr>
         <w:spacing w:after="60"/>
       </w:pPr>
-      <w:proofErr w:type="spellStart"/>
-      <w:r>
-        <w:t>Zugew</w:t>
-      </w:r>
-      <w:proofErr w:type="spellEnd"/>
-      <w:r>
-        <w:t xml:space="preserve">. </w:t>
-      </w:r>
-      <w:proofErr w:type="spellStart"/>
-      <w:r>
-        <w:t>WSt</w:t>
-      </w:r>
-      <w:proofErr w:type="spellEnd"/>
-      <w:r>
-        <w:t xml:space="preserve"> (neu) — tatsächlich zugeteilte Stunden der neuen Kraft; deutlich unter dem Deputat = Stelle wird nicht ausgelastet.</w:t>
+      <w:r>
+        <w:t>Zugew. WSt (neu) — tatsächlich zugeteilte Stunden der neuen Kraft; deutlich unter dem Deputat = Stelle wird nicht ausgelastet.</w:t>
       </w:r>
     </w:p>
     <w:p>
@@ -2626,15 +2117,7 @@
         <w:pStyle w:val="berschrift2"/>
       </w:pPr>
       <w:r>
-        <w:t xml:space="preserve">3.5 </w:t>
-      </w:r>
-      <w:proofErr w:type="spellStart"/>
-      <w:r>
-        <w:t>Engpass_MaxFluss</w:t>
-      </w:r>
-      <w:proofErr w:type="spellEnd"/>
-      <w:r>
-        <w:t xml:space="preserve"> — strukturell, ohne Fixierungen</w:t>
+        <w:t>3.5 Engpass_MaxFluss — strukturell, ohne Fixierungen</w:t>
       </w:r>
     </w:p>
     <w:p>
@@ -2649,15 +2132,29 @@
         <w:t xml:space="preserve">So berechnet: </w:t>
       </w:r>
       <w:r>
-        <w:t xml:space="preserve">Ein Fluss-Netz Quelle → Lehrer (Deputat) → Fachgruppe (qualifiziert) → Senke (Bedarf). Der maximale Fluss ist der gleichzeitig </w:t>
-      </w:r>
-      <w:proofErr w:type="spellStart"/>
-      <w:r>
-        <w:t>deckbare</w:t>
-      </w:r>
-      <w:proofErr w:type="spellEnd"/>
-      <w:r>
-        <w:t xml:space="preserve"> Bedarf; Defizit = Bedarf − Max-Fluss. Je Fachgruppe werden Absorptionsdecke und Reserve über eine Grenzbetrachtung ermittelt.</w:t>
+        <w:t>Ein Fluss-Netz Quelle → Lehrer (Deputat) → Fachgruppe (qualifiziert) → Senke (Bedarf). Der maximale Fluss ist der gleichzeitig deckbare Bedarf; Defizit = Bedarf − Max-Fluss. Je Fachgruppe werden Absorptionsdecke und Reserve über eine Grenzbetrachtung ermittelt.</w:t>
+      </w:r>
+      <w:r>
+        <w:t xml:space="preserve"> </w:t>
+      </w:r>
+      <w:r>
+        <w:t>(</w:t>
+      </w:r>
+      <w:r>
+        <w:t xml:space="preserve">Max-Fluss-/Min-Schnitt-Verfahren auf einem bipartiten Transport- </w:t>
+      </w:r>
+      <w:r>
+        <w:lastRenderedPageBreak/>
+        <w:t>bzw. Zuordnungsnetz.</w:t>
+      </w:r>
+      <w:r>
+        <w:t xml:space="preserve"> Die Aussage „ist aller Bedarf gleichzeitig deckbar?" ist die </w:t>
+      </w:r>
+      <w:r>
+        <w:t>Defekt-/Defizitversion des Satzes von Hall</w:t>
+      </w:r>
+      <w:r>
+        <w:t>)</w:t>
       </w:r>
     </w:p>
     <w:p>
@@ -2669,7 +2166,6 @@
           <w:b/>
           <w:bCs/>
         </w:rPr>
-        <w:lastRenderedPageBreak/>
         <w:t xml:space="preserve">Aussagekraft: </w:t>
       </w:r>
       <w:r>
@@ -2688,15 +2184,7 @@
         <w:t xml:space="preserve">Grenze: </w:t>
       </w:r>
       <w:r>
-        <w:t xml:space="preserve">Kein Stundenplan — keine Zeitkollisionen, Räume, Wünsche, Teilzeitmuster. Nutzt das volle Soll als Kapazität; </w:t>
-      </w:r>
-      <w:proofErr w:type="spellStart"/>
-      <w:r>
-        <w:t>ungemappte</w:t>
-      </w:r>
-      <w:proofErr w:type="spellEnd"/>
-      <w:r>
-        <w:t xml:space="preserve"> AGs und fixierte Sonderstunden bleiben außen vor.</w:t>
+        <w:t>Kein Stundenplan — keine Zeitkollisionen, Räume, Wünsche, Teilzeitmuster. Nutzt das volle Soll als Kapazität; ungemappte AGs und fixierte Sonderstunden bleiben außen vor.</w:t>
       </w:r>
     </w:p>
     <w:p>
@@ -2704,15 +2192,7 @@
         <w:pStyle w:val="berschrift2"/>
       </w:pPr>
       <w:r>
-        <w:t xml:space="preserve">3.6 </w:t>
-      </w:r>
-      <w:proofErr w:type="spellStart"/>
-      <w:r>
-        <w:t>Engpass_Residual</w:t>
-      </w:r>
-      <w:proofErr w:type="spellEnd"/>
-      <w:r>
-        <w:t xml:space="preserve"> — strukturell, mit Fixierungen</w:t>
+        <w:t>3.6 Engpass_Residual — strukturell, mit Fixierungen</w:t>
       </w:r>
     </w:p>
     <w:p>
@@ -2757,15 +2237,7 @@
         <w:t xml:space="preserve">Grenze: </w:t>
       </w:r>
       <w:r>
-        <w:t xml:space="preserve">Ohne Fixierungen identisch zu </w:t>
-      </w:r>
-      <w:proofErr w:type="spellStart"/>
-      <w:r>
-        <w:t>Engpass_MaxFluss</w:t>
-      </w:r>
-      <w:proofErr w:type="spellEnd"/>
-      <w:r>
-        <w:t>.</w:t>
+        <w:t>Ohne Fixierungen identisch zu Engpass_MaxFluss.</w:t>
       </w:r>
     </w:p>
     <w:p>
@@ -2773,15 +2245,7 @@
         <w:pStyle w:val="berschrift2"/>
       </w:pPr>
       <w:r>
-        <w:t xml:space="preserve">3.7 </w:t>
-      </w:r>
-      <w:proofErr w:type="spellStart"/>
-      <w:r>
-        <w:t>Neueinstellung_Faecher</w:t>
-      </w:r>
-      <w:proofErr w:type="spellEnd"/>
-      <w:r>
-        <w:t xml:space="preserve"> — zu besetzende Fächer</w:t>
+        <w:t>3.7 Neueinstellung_Faecher — zu besetzende Fächer</w:t>
       </w:r>
     </w:p>
     <w:p>
@@ -2796,23 +2260,7 @@
         <w:t xml:space="preserve">So berechnet: </w:t>
       </w:r>
       <w:r>
-        <w:t xml:space="preserve">Je Fachgruppe wird testweise eine Lehrkraft eingefügt. Absorptionsdecke = maximal noch produktiv </w:t>
-      </w:r>
-      <w:proofErr w:type="spellStart"/>
-      <w:r>
-        <w:t>unterbringbare</w:t>
-      </w:r>
-      <w:proofErr w:type="spellEnd"/>
-      <w:r>
-        <w:t xml:space="preserve"> Zusatz-</w:t>
-      </w:r>
-      <w:proofErr w:type="spellStart"/>
-      <w:r>
-        <w:t>WSt</w:t>
-      </w:r>
-      <w:proofErr w:type="spellEnd"/>
-      <w:r>
-        <w:t>; Nutzen einer Stelle = Defizit-Abbau einer Stelle nur in diesem Fach.</w:t>
+        <w:t>Je Fachgruppe wird testweise eine Lehrkraft eingefügt. Absorptionsdecke = maximal noch produktiv unterbringbare Zusatz-WSt; Nutzen einer Stelle = Defizit-Abbau einer Stelle nur in diesem Fach.</w:t>
       </w:r>
     </w:p>
     <w:p>
@@ -2827,15 +2275,7 @@
         <w:t xml:space="preserve">Aussagekraft: </w:t>
       </w:r>
       <w:r>
-        <w:t xml:space="preserve">Welche Fächer eine Neueinstellung aufnehmen können („voll besetzbar“), welche nur in Kombination und welche gesättigt sind (dort wären die Stunden nicht mehr </w:t>
-      </w:r>
-      <w:proofErr w:type="spellStart"/>
-      <w:r>
-        <w:t>placierbar</w:t>
-      </w:r>
-      <w:proofErr w:type="spellEnd"/>
-      <w:r>
-        <w:t>).</w:t>
+        <w:t>Welche Fächer eine Neueinstellung aufnehmen können („voll besetzbar“), welche nur in Kombination und welche gesättigt sind (dort wären die Stunden nicht mehr placierbar).</w:t>
       </w:r>
     </w:p>
     <w:p>
@@ -2858,15 +2298,7 @@
         <w:pStyle w:val="berschrift2"/>
       </w:pPr>
       <w:r>
-        <w:t xml:space="preserve">3.8 </w:t>
-      </w:r>
-      <w:proofErr w:type="spellStart"/>
-      <w:r>
-        <w:t>Kandidaten_MaxFluss</w:t>
-      </w:r>
-      <w:proofErr w:type="spellEnd"/>
-      <w:r>
-        <w:t xml:space="preserve"> — konkrete Profile bewerten</w:t>
+        <w:t>3.8 Kandidaten_MaxFluss — konkrete Profile bewerten</w:t>
       </w:r>
     </w:p>
     <w:p>
@@ -2887,15 +2319,7 @@
         <w:spacing w:after="60"/>
       </w:pPr>
       <w:r>
-        <w:t xml:space="preserve">Einzel (Spalten F–H): jedes Profil für sich — Defizit-Abbau und nicht </w:t>
-      </w:r>
-      <w:proofErr w:type="spellStart"/>
-      <w:r>
-        <w:t>placierbare</w:t>
-      </w:r>
-      <w:proofErr w:type="spellEnd"/>
-      <w:r>
-        <w:t xml:space="preserve"> Stunden.</w:t>
+        <w:t>Einzel (Spalten F–H): jedes Profil für sich — Defizit-Abbau und nicht placierbare Stunden.</w:t>
       </w:r>
     </w:p>
     <w:p>
@@ -2936,15 +2360,7 @@
         <w:t xml:space="preserve">Grenze: </w:t>
       </w:r>
       <w:r>
-        <w:t xml:space="preserve">Rein strukturell (keine Stundenplan-Prüfung); das strukturelle Gegenstück zur </w:t>
-      </w:r>
-      <w:proofErr w:type="spellStart"/>
-      <w:r>
-        <w:t>solverbasierten</w:t>
-      </w:r>
-      <w:proofErr w:type="spellEnd"/>
-      <w:r>
-        <w:t xml:space="preserve"> Simulation.</w:t>
+        <w:t>Rein strukturell (keine Stundenplan-Prüfung); das strukturelle Gegenstück zur solverbasierten Simulation.</w:t>
       </w:r>
     </w:p>
     <w:p>
@@ -2952,23 +2368,7 @@
         <w:pStyle w:val="berschrift2"/>
       </w:pPr>
       <w:r>
-        <w:t xml:space="preserve">3.9 </w:t>
-      </w:r>
-      <w:proofErr w:type="spellStart"/>
-      <w:r>
-        <w:t>Neueinstellung_Sim_Kombi</w:t>
-      </w:r>
-      <w:proofErr w:type="spellEnd"/>
-      <w:r>
-        <w:t xml:space="preserve"> — kombinierte Simulation (</w:t>
-      </w:r>
-      <w:proofErr w:type="spellStart"/>
-      <w:r>
-        <w:t>solverbasiert</w:t>
-      </w:r>
-      <w:proofErr w:type="spellEnd"/>
-      <w:r>
-        <w:t>)</w:t>
+        <w:t>3.9 Neueinstellung_Sim_Kombi — kombinierte Simulation (solverbasiert)</w:t>
       </w:r>
     </w:p>
     <w:p>
@@ -2976,15 +2376,7 @@
         <w:spacing w:after="120"/>
       </w:pPr>
       <w:r>
-        <w:t xml:space="preserve">Das Gegenstück zur strukturellen Kombination aus 3.8, aber mit echten Optimierungsläufen: Alle Profile aus </w:t>
-      </w:r>
-      <w:proofErr w:type="spellStart"/>
-      <w:r>
-        <w:t>Neueinstellung_Eingabe</w:t>
-      </w:r>
-      <w:proofErr w:type="spellEnd"/>
-      <w:r>
-        <w:t xml:space="preserve"> werden GLEICHZEITIG als Lehrkräfte in den Plan aufgenommen und der Gesamtplan wird neu optimiert (gegen die Baseline ohne Neueinstellung).</w:t>
+        <w:t>Das Gegenstück zur strukturellen Kombination aus 3.8, aber mit echten Optimierungsläufen: Alle Profile aus Neueinstellung_Eingabe werden GLEICHZEITIG als Lehrkräfte in den Plan aufgenommen und der Gesamtplan wird neu optimiert (gegen die Baseline ohne Neueinstellung).</w:t>
       </w:r>
     </w:p>
     <w:p>
@@ -3049,21 +2441,8 @@
         </w:numPr>
         <w:spacing w:after="80"/>
       </w:pPr>
-      <w:proofErr w:type="spellStart"/>
-      <w:r>
-        <w:t>Fach_Fachgruppe_Liste</w:t>
-      </w:r>
-      <w:proofErr w:type="spellEnd"/>
-      <w:r>
-        <w:t xml:space="preserve"> ausführen und kontrollieren, ob wichtige Fächer noch „nicht zugeordnet“ sind — ggf. in Fachgruppen ergänzen. Soll-Anrechnungen mit </w:t>
-      </w:r>
-      <w:proofErr w:type="spellStart"/>
-      <w:r>
-        <w:t>SollAnrechnungUebertragen</w:t>
-      </w:r>
-      <w:proofErr w:type="spellEnd"/>
-      <w:r>
-        <w:t xml:space="preserve"> aktualisieren.</w:t>
+      <w:r>
+        <w:t>Fach_Fachgruppe_Liste ausführen und kontrollieren, ob wichtige Fächer noch „nicht zugeordnet“ sind — ggf. in Fachgruppen ergänzen. Soll-Anrechnungen mit SollAnrechnungUebertragen aktualisieren.</w:t>
       </w:r>
     </w:p>
     <w:p>
@@ -3076,23 +2455,7 @@
         <w:spacing w:after="80"/>
       </w:pPr>
       <w:r>
-        <w:t xml:space="preserve">Gesamtbild holen: </w:t>
-      </w:r>
-      <w:proofErr w:type="spellStart"/>
-      <w:r>
-        <w:t>Fach_Engpass_MaxFluss</w:t>
-      </w:r>
-      <w:proofErr w:type="spellEnd"/>
-      <w:r>
-        <w:t xml:space="preserve"> ausführen. Am Defizit ablesen, ob und wie groß ein Engpass ist (fehlende Stellen ≈ Defizit / Stellenumfang) und ob er auf wenige Fächer beschränkt oder kollektiv ist (identische Reserve bei allen Gruppen = reine Gesamtknappheit). Bei viel fixiertem Unterricht zusätzlich </w:t>
-      </w:r>
-      <w:proofErr w:type="spellStart"/>
-      <w:r>
-        <w:t>Fach_Engpass_Residual</w:t>
-      </w:r>
-      <w:proofErr w:type="spellEnd"/>
-      <w:r>
-        <w:t>.</w:t>
+        <w:t>Gesamtbild holen: Fach_Engpass_MaxFluss ausführen. Am Defizit ablesen, ob und wie groß ein Engpass ist (fehlende Stellen ≈ Defizit / Stellenumfang) und ob er auf wenige Fächer beschränkt oder kollektiv ist (identische Reserve bei allen Gruppen = reine Gesamtknappheit). Bei viel fixiertem Unterricht zusätzlich Fach_Engpass_Residual.</w:t>
       </w:r>
     </w:p>
     <w:p>
@@ -3105,23 +2468,8 @@
         <w:spacing w:after="80"/>
       </w:pPr>
       <w:r>
-        <w:t xml:space="preserve">Kandidaten-Fächer eingrenzen: </w:t>
-      </w:r>
-      <w:proofErr w:type="spellStart"/>
-      <w:r>
-        <w:t>Fach_Neueinstellung_Faecher</w:t>
-      </w:r>
-      <w:proofErr w:type="spellEnd"/>
-      <w:r>
-        <w:t xml:space="preserve"> ausführen. „voll besetzbare“ Fächer sind tragfähig, „gesättigte“ meiden. Quer prüfen mit der Überlast-Rangfolge in Neueinstellung und mit </w:t>
-      </w:r>
-      <w:proofErr w:type="spellStart"/>
-      <w:r>
-        <w:t>Engpass_Analyse</w:t>
-      </w:r>
-      <w:proofErr w:type="spellEnd"/>
-      <w:r>
-        <w:t>.</w:t>
+        <w:lastRenderedPageBreak/>
+        <w:t>Kandidaten-Fächer eingrenzen: Fach_Neueinstellung_Faecher ausführen. „voll besetzbare“ Fächer sind tragfähig, „gesättigte“ meiden. Quer prüfen mit der Überlast-Rangfolge in Neueinstellung und mit Engpass_Analyse.</w:t>
       </w:r>
     </w:p>
     <w:p>
@@ -3134,24 +2482,7 @@
         <w:spacing w:after="80"/>
       </w:pPr>
       <w:r>
-        <w:lastRenderedPageBreak/>
-        <w:t xml:space="preserve">Konkrete Profile strukturell testen: realistische 2-Fach-Profile in </w:t>
-      </w:r>
-      <w:proofErr w:type="spellStart"/>
-      <w:r>
-        <w:t>Kandidaten_MaxFluss</w:t>
-      </w:r>
-      <w:proofErr w:type="spellEnd"/>
-      <w:r>
-        <w:t xml:space="preserve"> eintragen. Über die Blöcke Kombination und Kumulativ ein Set von Stellen finden, das das Defizit schließt, ohne Leerlauf (alle Stunden </w:t>
-      </w:r>
-      <w:proofErr w:type="spellStart"/>
-      <w:r>
-        <w:t>placierbar</w:t>
-      </w:r>
-      <w:proofErr w:type="spellEnd"/>
-      <w:r>
-        <w:t>, Restdefizit ~0).</w:t>
+        <w:t>Konkrete Profile strukturell testen: realistische 2-Fach-Profile in Kandidaten_MaxFluss eintragen. Über die Blöcke Kombination und Kumulativ ein Set von Stellen finden, das das Defizit schließt, ohne Leerlauf (alle Stunden placierbar, Restdefizit ~0).</w:t>
       </w:r>
     </w:p>
     <w:p>
@@ -3164,39 +2495,7 @@
         <w:spacing w:after="80"/>
       </w:pPr>
       <w:r>
-        <w:t xml:space="preserve">Realistisch validieren: dieselben Profile in </w:t>
-      </w:r>
-      <w:proofErr w:type="spellStart"/>
-      <w:r>
-        <w:t>Neueinstellung_Eingabe</w:t>
-      </w:r>
-      <w:proofErr w:type="spellEnd"/>
-      <w:r>
-        <w:t xml:space="preserve"> eintragen. Mit </w:t>
-      </w:r>
-      <w:proofErr w:type="spellStart"/>
-      <w:r>
-        <w:t>NeueinstellungsSimulation</w:t>
-      </w:r>
-      <w:proofErr w:type="spellEnd"/>
-      <w:r>
-        <w:t xml:space="preserve"> jedes Profil einzeln prüfen entweder mit Makro oder direkt im CP-SAT-Solver; mit </w:t>
-      </w:r>
-      <w:proofErr w:type="spellStart"/>
-      <w:r>
-        <w:t>NeueinstellungsSimulation_Kombi</w:t>
-      </w:r>
-      <w:proofErr w:type="spellEnd"/>
-      <w:r>
-        <w:t xml:space="preserve"> das ganze Set GEMEINSAM prüfen (gemeinsame Entlastung, Auslastung je Stelle) oder direkt im CP-SAT-Solver. Bestätigt die strukturelle Auswahl aus </w:t>
-      </w:r>
-      <w:proofErr w:type="spellStart"/>
-      <w:r>
-        <w:t>Kandidaten_MaxFluss</w:t>
-      </w:r>
-      <w:proofErr w:type="spellEnd"/>
-      <w:r>
-        <w:t xml:space="preserve"> im echten Plan.</w:t>
+        <w:t>Realistisch validieren: dieselben Profile in Neueinstellung_Eingabe eintragen. Mit NeueinstellungsSimulation jedes Profil einzeln prüfen entweder mit Makro oder direkt im CP-SAT-Solver; mit NeueinstellungsSimulation_Kombi das ganze Set GEMEINSAM prüfen (gemeinsame Entlastung, Auslastung je Stelle) oder direkt im CP-SAT-Solver. Bestätigt die strukturelle Auswahl aus Kandidaten_MaxFluss im echten Plan.</w:t>
       </w:r>
     </w:p>
     <w:p>
@@ -3209,15 +2508,7 @@
         <w:spacing w:after="80"/>
       </w:pPr>
       <w:r>
-        <w:t xml:space="preserve">Entscheiden: das Profil-Set wählen, das (a) das Defizit schließt, (b) keinen Leerlauf hat, (c) die </w:t>
-      </w:r>
-      <w:proofErr w:type="spellStart"/>
-      <w:r>
-        <w:t>überlastetsten</w:t>
-      </w:r>
-      <w:proofErr w:type="spellEnd"/>
-      <w:r>
-        <w:t>/robustesten Fächer trifft und (d) am Arbeitsmarkt realistisch ist. Bei Abweichung: der Struktur für „geht es überhaupt“ trauen, dem Solver für „so sieht ein echter Plan aus“.</w:t>
+        <w:t>Entscheiden: das Profil-Set wählen, das (a) das Defizit schließt, (b) keinen Leerlauf hat, (c) die überlastetsten/robustesten Fächer trifft und (d) am Arbeitsmarkt realistisch ist. Bei Abweichung: der Struktur für „geht es überhaupt“ trauen, dem Solver für „so sieht ein echter Plan aus“.</w:t>
       </w:r>
     </w:p>
     <w:p>
@@ -3230,23 +2521,7 @@
         <w:spacing w:after="80"/>
       </w:pPr>
       <w:r>
-        <w:t xml:space="preserve">Absicherung: Potenzielle Kandidaten </w:t>
-      </w:r>
-      <w:proofErr w:type="spellStart"/>
-      <w:r>
-        <w:t>uzusätzlich</w:t>
-      </w:r>
-      <w:proofErr w:type="spellEnd"/>
-      <w:r>
-        <w:t xml:space="preserve"> zu Bestandslehrern in Lehrerliste eintragen und mit C#-UV-Optimierer CP-SAT- Lösungen suchen lassen und in Ergebnisdatei die </w:t>
-      </w:r>
-      <w:proofErr w:type="spellStart"/>
-      <w:r>
-        <w:t>LösungsUV</w:t>
-      </w:r>
-      <w:proofErr w:type="spellEnd"/>
-      <w:r>
-        <w:t xml:space="preserve"> betrachten. </w:t>
+        <w:t xml:space="preserve">Absicherung: Potenzielle Kandidaten uzusätzlich zu Bestandslehrern in Lehrerliste eintragen und mit C#-UV-Optimierer CP-SAT- Lösungen suchen lassen und in Ergebnisdatei die LösungsUV betrachten. </w:t>
       </w:r>
     </w:p>
     <w:p>
@@ -3348,47 +2623,7 @@
         <w:spacing w:after="120"/>
       </w:pPr>
       <w:r>
-        <w:t xml:space="preserve">Erst Daten sauber machen, dann mit </w:t>
-      </w:r>
-      <w:proofErr w:type="spellStart"/>
-      <w:r>
-        <w:t>Fach_Engpass_MaxFluss</w:t>
-      </w:r>
-      <w:proofErr w:type="spellEnd"/>
-      <w:r>
-        <w:t xml:space="preserve"> die Größe und Art des Engpasses bestimmen, mit </w:t>
-      </w:r>
-      <w:proofErr w:type="spellStart"/>
-      <w:r>
-        <w:t>Fach_Neueinstellung_Faecher</w:t>
-      </w:r>
-      <w:proofErr w:type="spellEnd"/>
-      <w:r>
-        <w:t xml:space="preserve"> die tragfähigen Fächer eingrenzen, mit </w:t>
-      </w:r>
-      <w:proofErr w:type="spellStart"/>
-      <w:r>
-        <w:t>Kandidaten_MaxFluss</w:t>
-      </w:r>
-      <w:proofErr w:type="spellEnd"/>
-      <w:r>
-        <w:t xml:space="preserve"> konkrete Profil-Kombinationen strukturell durchspielen und schließlich mit der </w:t>
-      </w:r>
-      <w:proofErr w:type="spellStart"/>
-      <w:r>
-        <w:t>solverbasierten</w:t>
-      </w:r>
-      <w:proofErr w:type="spellEnd"/>
-      <w:r>
-        <w:t xml:space="preserve"> Simulation gegenprüfen. Die Entscheidung ist dann am robustesten, wenn strukturelle und </w:t>
-      </w:r>
-      <w:proofErr w:type="spellStart"/>
-      <w:r>
-        <w:t>solverbasierte</w:t>
-      </w:r>
-      <w:proofErr w:type="spellEnd"/>
-      <w:r>
-        <w:t xml:space="preserve"> Sicht übereinstimmen.</w:t>
+        <w:t>Erst Daten sauber machen, dann mit Fach_Engpass_MaxFluss die Größe und Art des Engpasses bestimmen, mit Fach_Neueinstellung_Faecher die tragfähigen Fächer eingrenzen, mit Kandidaten_MaxFluss konkrete Profil-Kombinationen strukturell durchspielen und schließlich mit der solverbasierten Simulation gegenprüfen. Die Entscheidung ist dann am robustesten, wenn strukturelle und solverbasierte Sicht übereinstimmen.</w:t>
       </w:r>
     </w:p>
     <w:sectPr>
